--- a/templates/证人谈话笔录（普通工伤案件）.docx
+++ b/templates/证人谈话笔录（普通工伤案件）.docx
@@ -1,10 +1,10 @@
 
 <file path=word/document.xml><?xml version="1.0" encoding="utf-8"?>
-<w:document xmlns:wpc="http://schemas.microsoft.com/office/word/2010/wordprocessingCanvas" xmlns:mc="http://schemas.openxmlformats.org/markup-compatibility/2006" xmlns:o="urn:schemas-microsoft-com:office:office" xmlns:r="http://schemas.openxmlformats.org/officeDocument/2006/relationships" xmlns:m="http://schemas.openxmlformats.org/officeDocument/2006/math" xmlns:v="urn:schemas-microsoft-com:vml" xmlns:wp14="http://schemas.microsoft.com/office/word/2010/wordprocessingDrawing" xmlns:wp="http://schemas.openxmlformats.org/drawingml/2006/wordprocessingDrawing" xmlns:w="http://schemas.openxmlformats.org/wordprocessingml/2006/main" xmlns:w14="http://schemas.microsoft.com/office/word/2010/wordml" xmlns:w10="urn:schemas-microsoft-com:office:word" xmlns:w15="http://schemas.microsoft.com/office/word/2012/wordml" xmlns:wpg="http://schemas.microsoft.com/office/word/2010/wordprocessingGroup" xmlns:wpi="http://schemas.microsoft.com/office/word/2010/wordprocessingInk" xmlns:wne="http://schemas.microsoft.com/office/word/2006/wordml" xmlns:wps="http://schemas.microsoft.com/office/word/2010/wordprocessingShape" xmlns:wpsCustomData="http://www.wps.cn/officeDocument/2013/wpsCustomData" mc:Ignorable="w14 w15 wp14">
+<w:document xmlns:ve="http://schemas.openxmlformats.org/markup-compatibility/2006" xmlns:o="urn:schemas-microsoft-com:office:office" xmlns:r="http://schemas.openxmlformats.org/officeDocument/2006/relationships" xmlns:m="http://schemas.openxmlformats.org/officeDocument/2006/math" xmlns:v="urn:schemas-microsoft-com:vml" xmlns:wp="http://schemas.openxmlformats.org/drawingml/2006/wordprocessingDrawing" xmlns:w10="urn:schemas-microsoft-com:office:word" xmlns:w="http://schemas.openxmlformats.org/wordprocessingml/2006/main" xmlns:wne="http://schemas.microsoft.com/office/word/2006/wordml">
   <w:body>
     <w:p>
       <w:pPr>
-        <w:pStyle w:val="2"/>
+        <w:pStyle w:val="a3"/>
         <w:jc w:val="center"/>
         <w:rPr>
           <w:rFonts w:hAnsi="宋体" w:cs="宋体"/>
@@ -16,7 +16,7 @@
       <w:bookmarkStart w:id="1" w:name="OLE_LINK1"/>
       <w:r>
         <w:rPr>
-          <w:rFonts w:hint="eastAsia" w:hAnsi="宋体" w:cs="宋体"/>
+          <w:rFonts w:hAnsi="宋体" w:cs="宋体" w:hint="eastAsia"/>
           <w:b/>
           <w:sz w:val="44"/>
           <w:szCs w:val="44"/>
@@ -26,7 +26,7 @@
     </w:p>
     <w:p>
       <w:pPr>
-        <w:pStyle w:val="2"/>
+        <w:pStyle w:val="a3"/>
         <w:jc w:val="center"/>
         <w:rPr>
           <w:rFonts w:hAnsi="宋体" w:cs="宋体"/>
@@ -37,7 +37,7 @@
       </w:pPr>
       <w:r>
         <w:rPr>
-          <w:rFonts w:hint="eastAsia" w:hAnsi="宋体" w:cs="宋体"/>
+          <w:rFonts w:hAnsi="宋体" w:cs="宋体" w:hint="eastAsia"/>
           <w:b/>
           <w:sz w:val="44"/>
           <w:szCs w:val="44"/>
@@ -47,7 +47,7 @@
     </w:p>
     <w:p>
       <w:pPr>
-        <w:pStyle w:val="2"/>
+        <w:pStyle w:val="a3"/>
         <w:jc w:val="center"/>
         <w:rPr>
           <w:rFonts w:hAnsi="宋体" w:cs="宋体"/>
@@ -58,7 +58,7 @@
       </w:pPr>
       <w:r>
         <w:rPr>
-          <w:rFonts w:hint="eastAsia" w:hAnsi="宋体" w:cs="宋体"/>
+          <w:rFonts w:hAnsi="宋体" w:cs="宋体" w:hint="eastAsia"/>
           <w:b/>
           <w:sz w:val="44"/>
           <w:szCs w:val="44"/>
@@ -68,7 +68,7 @@
     </w:p>
     <w:p>
       <w:pPr>
-        <w:pStyle w:val="2"/>
+        <w:pStyle w:val="a3"/>
         <w:rPr>
           <w:rFonts w:hAnsi="宋体" w:cs="宋体"/>
           <w:sz w:val="24"/>
@@ -78,7 +78,7 @@
     </w:p>
     <w:p>
       <w:pPr>
-        <w:pStyle w:val="2"/>
+        <w:pStyle w:val="a3"/>
         <w:spacing w:line="460" w:lineRule="exact"/>
         <w:rPr>
           <w:rFonts w:hAnsi="宋体" w:cs="宋体"/>
@@ -88,7 +88,7 @@
       </w:pPr>
       <w:r>
         <w:rPr>
-          <w:rFonts w:hint="eastAsia" w:hAnsi="宋体" w:cs="宋体"/>
+          <w:rFonts w:hAnsi="宋体" w:cs="宋体" w:hint="eastAsia"/>
           <w:sz w:val="30"/>
           <w:szCs w:val="30"/>
         </w:rPr>
@@ -101,16 +101,16 @@
           <w:szCs w:val="30"/>
           <w:u w:val="single"/>
         </w:rPr>
-        <w:t>{{</w:t>
-      </w:r>
-      <w:r>
-        <w:rPr>
-          <w:rFonts w:hint="eastAsia" w:hAnsi="宋体" w:cs="宋体"/>
-          <w:sz w:val="30"/>
-          <w:szCs w:val="30"/>
-          <w:u w:val="single"/>
-        </w:rPr>
-        <w:t>当前时期}</w:t>
+        <w:t>{</w:t>
+      </w:r>
+      <w:r>
+        <w:rPr>
+          <w:rFonts w:hAnsi="宋体" w:cs="宋体" w:hint="eastAsia"/>
+          <w:sz w:val="30"/>
+          <w:szCs w:val="30"/>
+          <w:u w:val="single"/>
+        </w:rPr>
+        <w:t>当前日期</w:t>
       </w:r>
       <w:r>
         <w:rPr>
@@ -121,10 +121,19 @@
         </w:rPr>
         <w:t>}</w:t>
       </w:r>
-    </w:p>
-    <w:p>
-      <w:pPr>
-        <w:pStyle w:val="2"/>
+      <w:r>
+        <w:rPr>
+          <w:rFonts w:hAnsi="宋体" w:cs="宋体" w:hint="eastAsia"/>
+          <w:sz w:val="30"/>
+          <w:szCs w:val="30"/>
+          <w:u w:val="single"/>
+        </w:rPr>
+        <w:t>{当前时间}</w:t>
+      </w:r>
+    </w:p>
+    <w:p>
+      <w:pPr>
+        <w:pStyle w:val="a3"/>
         <w:spacing w:line="460" w:lineRule="exact"/>
         <w:rPr>
           <w:rFonts w:hAnsi="宋体" w:cs="宋体"/>
@@ -135,7 +144,7 @@
       </w:pPr>
       <w:r>
         <w:rPr>
-          <w:rFonts w:hint="eastAsia" w:hAnsi="宋体" w:cs="宋体"/>
+          <w:rFonts w:hAnsi="宋体" w:cs="宋体" w:hint="eastAsia"/>
           <w:sz w:val="30"/>
           <w:szCs w:val="30"/>
         </w:rPr>
@@ -143,7 +152,7 @@
       </w:r>
       <w:r>
         <w:rPr>
-          <w:rFonts w:hint="eastAsia" w:hAnsi="宋体" w:cs="宋体"/>
+          <w:rFonts w:hAnsi="宋体" w:cs="宋体" w:hint="eastAsia"/>
           <w:sz w:val="30"/>
           <w:szCs w:val="30"/>
           <w:u w:val="single"/>
@@ -153,7 +162,7 @@
     </w:p>
     <w:p>
       <w:pPr>
-        <w:pStyle w:val="2"/>
+        <w:pStyle w:val="a3"/>
         <w:spacing w:line="460" w:lineRule="exact"/>
         <w:rPr>
           <w:rFonts w:hAnsi="宋体" w:cs="宋体"/>
@@ -164,7 +173,7 @@
       </w:pPr>
       <w:r>
         <w:rPr>
-          <w:rFonts w:hint="eastAsia" w:hAnsi="宋体" w:cs="宋体"/>
+          <w:rFonts w:hAnsi="宋体" w:cs="宋体" w:hint="eastAsia"/>
           <w:sz w:val="30"/>
           <w:szCs w:val="30"/>
         </w:rPr>
@@ -172,7 +181,7 @@
       </w:r>
       <w:r>
         <w:rPr>
-          <w:rFonts w:hint="eastAsia" w:hAnsi="宋体" w:cs="宋体"/>
+          <w:rFonts w:hAnsi="宋体" w:cs="宋体" w:hint="eastAsia"/>
           <w:sz w:val="30"/>
           <w:szCs w:val="30"/>
           <w:u w:val="single"/>
@@ -186,16 +195,16 @@
           <w:szCs w:val="30"/>
           <w:u w:val="single"/>
         </w:rPr>
-        <w:t xml:space="preserve">  {{</w:t>
-      </w:r>
-      <w:r>
-        <w:rPr>
-          <w:rFonts w:hint="eastAsia" w:hAnsi="宋体" w:cs="宋体"/>
-          <w:sz w:val="30"/>
-          <w:szCs w:val="30"/>
-          <w:u w:val="single"/>
-        </w:rPr>
-        <w:t>证人姓名}</w:t>
+        <w:t xml:space="preserve">  {</w:t>
+      </w:r>
+      <w:r>
+        <w:rPr>
+          <w:rFonts w:hAnsi="宋体" w:cs="宋体" w:hint="eastAsia"/>
+          <w:sz w:val="30"/>
+          <w:szCs w:val="30"/>
+          <w:u w:val="single"/>
+        </w:rPr>
+        <w:t>证人姓名</w:t>
       </w:r>
       <w:r>
         <w:rPr>
@@ -208,7 +217,7 @@
       </w:r>
       <w:r>
         <w:rPr>
-          <w:rFonts w:hint="eastAsia" w:hAnsi="宋体" w:cs="宋体"/>
+          <w:rFonts w:hAnsi="宋体" w:cs="宋体" w:hint="eastAsia"/>
           <w:sz w:val="30"/>
           <w:szCs w:val="30"/>
           <w:u w:val="single"/>
@@ -217,7 +226,7 @@
       </w:r>
       <w:r>
         <w:rPr>
-          <w:rFonts w:hint="eastAsia" w:hAnsi="宋体" w:cs="宋体"/>
+          <w:rFonts w:hAnsi="宋体" w:cs="宋体" w:hint="eastAsia"/>
           <w:sz w:val="30"/>
           <w:szCs w:val="30"/>
         </w:rPr>
@@ -225,16 +234,16 @@
       </w:r>
       <w:r>
         <w:rPr>
-          <w:rFonts w:hint="eastAsia" w:hAnsi="宋体" w:cs="宋体"/>
-          <w:sz w:val="30"/>
-          <w:szCs w:val="30"/>
-          <w:u w:val="single"/>
-        </w:rPr>
-        <w:t xml:space="preserve"> {{证人性别}} </w:t>
-      </w:r>
-      <w:r>
-        <w:rPr>
-          <w:rFonts w:hint="eastAsia" w:hAnsi="宋体" w:cs="宋体"/>
+          <w:rFonts w:hAnsi="宋体" w:cs="宋体" w:hint="eastAsia"/>
+          <w:sz w:val="30"/>
+          <w:szCs w:val="30"/>
+          <w:u w:val="single"/>
+        </w:rPr>
+        <w:t xml:space="preserve"> {证人性别} </w:t>
+      </w:r>
+      <w:r>
+        <w:rPr>
+          <w:rFonts w:hAnsi="宋体" w:cs="宋体" w:hint="eastAsia"/>
           <w:sz w:val="30"/>
           <w:szCs w:val="30"/>
         </w:rPr>
@@ -242,28 +251,28 @@
       </w:r>
       <w:r>
         <w:rPr>
-          <w:rFonts w:hint="eastAsia" w:hAnsi="宋体" w:cs="宋体"/>
-          <w:sz w:val="30"/>
-          <w:szCs w:val="30"/>
-          <w:u w:val="single"/>
-        </w:rPr>
-        <w:t xml:space="preserve"> {{证人年龄}} </w:t>
-      </w:r>
-    </w:p>
-    <w:p>
-      <w:pPr>
-        <w:pStyle w:val="2"/>
+          <w:rFonts w:hAnsi="宋体" w:cs="宋体" w:hint="eastAsia"/>
+          <w:sz w:val="30"/>
+          <w:szCs w:val="30"/>
+          <w:u w:val="single"/>
+        </w:rPr>
+        <w:t xml:space="preserve"> {证人年龄} </w:t>
+      </w:r>
+    </w:p>
+    <w:p>
+      <w:pPr>
+        <w:pStyle w:val="a3"/>
         <w:spacing w:line="460" w:lineRule="exact"/>
         <w:rPr>
-          <w:rFonts w:hint="eastAsia" w:hAnsi="宋体" w:cs="宋体"/>
-          <w:sz w:val="30"/>
-          <w:szCs w:val="30"/>
-          <w:u w:val="single"/>
-        </w:rPr>
-      </w:pPr>
-      <w:r>
-        <w:rPr>
-          <w:rFonts w:hint="eastAsia" w:hAnsi="宋体" w:cs="宋体"/>
+          <w:rFonts w:hAnsi="宋体" w:cs="宋体"/>
+          <w:sz w:val="30"/>
+          <w:szCs w:val="30"/>
+          <w:u w:val="single"/>
+        </w:rPr>
+      </w:pPr>
+      <w:r>
+        <w:rPr>
+          <w:rFonts w:hAnsi="宋体" w:cs="宋体" w:hint="eastAsia"/>
           <w:sz w:val="30"/>
           <w:szCs w:val="30"/>
         </w:rPr>
@@ -271,7 +280,7 @@
       </w:r>
       <w:r>
         <w:rPr>
-          <w:rFonts w:hint="eastAsia" w:hAnsi="宋体" w:cs="宋体"/>
+          <w:rFonts w:hAnsi="宋体" w:cs="宋体" w:hint="eastAsia"/>
           <w:sz w:val="30"/>
           <w:szCs w:val="30"/>
           <w:u w:val="single"/>
@@ -280,7 +289,7 @@
       </w:r>
       <w:r>
         <w:rPr>
-          <w:rFonts w:hint="eastAsia" w:hAnsi="宋体" w:cs="宋体"/>
+          <w:rFonts w:hAnsi="宋体" w:cs="宋体" w:hint="eastAsia"/>
           <w:sz w:val="30"/>
           <w:szCs w:val="30"/>
         </w:rPr>
@@ -288,12 +297,12 @@
       </w:r>
       <w:r>
         <w:rPr>
-          <w:rFonts w:hint="eastAsia" w:hAnsi="宋体" w:cs="宋体"/>
-          <w:sz w:val="30"/>
-          <w:szCs w:val="30"/>
-          <w:u w:val="single"/>
-        </w:rPr>
-        <w:t xml:space="preserve"> {{证人身份证号}}</w:t>
+          <w:rFonts w:hAnsi="宋体" w:cs="宋体" w:hint="eastAsia"/>
+          <w:sz w:val="30"/>
+          <w:szCs w:val="30"/>
+          <w:u w:val="single"/>
+        </w:rPr>
+        <w:t xml:space="preserve"> {证人身份证}</w:t>
       </w:r>
       <w:r>
         <w:rPr>
@@ -307,7 +316,7 @@
     </w:p>
     <w:p>
       <w:pPr>
-        <w:pStyle w:val="2"/>
+        <w:pStyle w:val="a3"/>
         <w:spacing w:line="460" w:lineRule="exact"/>
         <w:rPr>
           <w:rFonts w:hAnsi="宋体" w:cs="宋体"/>
@@ -318,7 +327,7 @@
       </w:pPr>
       <w:r>
         <w:rPr>
-          <w:rFonts w:hint="eastAsia" w:hAnsi="宋体" w:cs="宋体"/>
+          <w:rFonts w:hAnsi="宋体" w:cs="宋体" w:hint="eastAsia"/>
           <w:sz w:val="30"/>
           <w:szCs w:val="30"/>
         </w:rPr>
@@ -326,17 +335,17 @@
       </w:r>
       <w:r>
         <w:rPr>
-          <w:rFonts w:hint="eastAsia" w:hAnsi="宋体" w:cs="宋体"/>
-          <w:sz w:val="30"/>
-          <w:szCs w:val="30"/>
-          <w:u w:val="single"/>
-        </w:rPr>
-        <w:t>{{证人身份证地址}}</w:t>
-      </w:r>
-    </w:p>
-    <w:p>
-      <w:pPr>
-        <w:pStyle w:val="2"/>
+          <w:rFonts w:hAnsi="宋体" w:cs="宋体" w:hint="eastAsia"/>
+          <w:sz w:val="30"/>
+          <w:szCs w:val="30"/>
+          <w:u w:val="single"/>
+        </w:rPr>
+        <w:t>{证人身份证地址}</w:t>
+      </w:r>
+    </w:p>
+    <w:p>
+      <w:pPr>
+        <w:pStyle w:val="a3"/>
         <w:spacing w:line="460" w:lineRule="exact"/>
         <w:rPr>
           <w:rFonts w:hAnsi="宋体" w:cs="宋体"/>
@@ -347,7 +356,7 @@
       </w:pPr>
       <w:r>
         <w:rPr>
-          <w:rFonts w:hint="eastAsia" w:hAnsi="宋体" w:cs="宋体"/>
+          <w:rFonts w:hAnsi="宋体" w:cs="宋体" w:hint="eastAsia"/>
           <w:sz w:val="30"/>
           <w:szCs w:val="30"/>
         </w:rPr>
@@ -355,16 +364,34 @@
       </w:r>
       <w:r>
         <w:rPr>
-          <w:rFonts w:hint="eastAsia" w:hAnsi="宋体" w:cs="宋体"/>
-          <w:sz w:val="30"/>
-          <w:szCs w:val="30"/>
-          <w:u w:val="single"/>
-        </w:rPr>
-        <w:t xml:space="preserve">   {{公司名称}}   </w:t>
-      </w:r>
-      <w:r>
-        <w:rPr>
-          <w:rFonts w:hint="eastAsia" w:hAnsi="宋体" w:cs="宋体"/>
+          <w:rFonts w:hAnsi="宋体" w:cs="宋体" w:hint="eastAsia"/>
+          <w:sz w:val="30"/>
+          <w:szCs w:val="30"/>
+          <w:u w:val="single"/>
+        </w:rPr>
+        <w:t xml:space="preserve">   </w:t>
+      </w:r>
+      <w:r>
+        <w:rPr>
+          <w:rFonts w:hAnsi="宋体" w:cs="宋体" w:hint="eastAsia"/>
+          <w:sz w:val="30"/>
+          <w:szCs w:val="30"/>
+          <w:u w:val="single"/>
+        </w:rPr>
+        <w:t>{用人单位}</w:t>
+      </w:r>
+      <w:r>
+        <w:rPr>
+          <w:rFonts w:hAnsi="宋体" w:cs="宋体" w:hint="eastAsia"/>
+          <w:sz w:val="30"/>
+          <w:szCs w:val="30"/>
+          <w:u w:val="single"/>
+        </w:rPr>
+        <w:t xml:space="preserve">   </w:t>
+      </w:r>
+      <w:r>
+        <w:rPr>
+          <w:rFonts w:hAnsi="宋体" w:cs="宋体" w:hint="eastAsia"/>
           <w:sz w:val="30"/>
           <w:szCs w:val="30"/>
         </w:rPr>
@@ -372,17 +399,17 @@
       </w:r>
       <w:r>
         <w:rPr>
-          <w:rFonts w:hint="eastAsia" w:hAnsi="宋体" w:cs="宋体"/>
-          <w:sz w:val="30"/>
-          <w:szCs w:val="30"/>
-          <w:u w:val="single"/>
-        </w:rPr>
-        <w:t xml:space="preserve">  {{证人岗位}}  </w:t>
-      </w:r>
-    </w:p>
-    <w:p>
-      <w:pPr>
-        <w:pStyle w:val="2"/>
+          <w:rFonts w:hAnsi="宋体" w:cs="宋体" w:hint="eastAsia"/>
+          <w:sz w:val="30"/>
+          <w:szCs w:val="30"/>
+          <w:u w:val="single"/>
+        </w:rPr>
+        <w:t xml:space="preserve">  {证人岗位}  </w:t>
+      </w:r>
+    </w:p>
+    <w:p>
+      <w:pPr>
+        <w:pStyle w:val="a3"/>
         <w:spacing w:line="460" w:lineRule="exact"/>
         <w:rPr>
           <w:rFonts w:hAnsi="宋体" w:cs="宋体"/>
@@ -393,7 +420,7 @@
       </w:pPr>
       <w:r>
         <w:rPr>
-          <w:rFonts w:hint="eastAsia" w:hAnsi="宋体" w:cs="宋体"/>
+          <w:rFonts w:hAnsi="宋体" w:cs="宋体" w:hint="eastAsia"/>
           <w:sz w:val="30"/>
           <w:szCs w:val="30"/>
         </w:rPr>
@@ -401,16 +428,34 @@
       </w:r>
       <w:r>
         <w:rPr>
-          <w:rFonts w:hint="eastAsia" w:hAnsi="宋体" w:cs="宋体"/>
-          <w:sz w:val="30"/>
-          <w:szCs w:val="30"/>
-          <w:u w:val="single"/>
-        </w:rPr>
-        <w:t xml:space="preserve">   {{证人手机号}}   </w:t>
-      </w:r>
-      <w:r>
-        <w:rPr>
-          <w:rFonts w:hint="eastAsia" w:hAnsi="宋体" w:cs="宋体"/>
+          <w:rFonts w:hAnsi="宋体" w:cs="宋体" w:hint="eastAsia"/>
+          <w:sz w:val="30"/>
+          <w:szCs w:val="30"/>
+          <w:u w:val="single"/>
+        </w:rPr>
+        <w:t xml:space="preserve">   {证人</w:t>
+      </w:r>
+      <w:r>
+        <w:rPr>
+          <w:rFonts w:hAnsi="宋体" w:cs="宋体" w:hint="eastAsia"/>
+          <w:sz w:val="30"/>
+          <w:szCs w:val="30"/>
+          <w:u w:val="single"/>
+        </w:rPr>
+        <w:t>电话</w:t>
+      </w:r>
+      <w:r>
+        <w:rPr>
+          <w:rFonts w:hAnsi="宋体" w:cs="宋体" w:hint="eastAsia"/>
+          <w:sz w:val="30"/>
+          <w:szCs w:val="30"/>
+          <w:u w:val="single"/>
+        </w:rPr>
+        <w:t xml:space="preserve">}   </w:t>
+      </w:r>
+      <w:r>
+        <w:rPr>
+          <w:rFonts w:hAnsi="宋体" w:cs="宋体" w:hint="eastAsia"/>
           <w:sz w:val="30"/>
           <w:szCs w:val="30"/>
         </w:rPr>
@@ -418,7 +463,7 @@
       </w:r>
       <w:r>
         <w:rPr>
-          <w:rFonts w:hint="eastAsia" w:hAnsi="宋体" w:cs="宋体"/>
+          <w:rFonts w:hAnsi="宋体" w:cs="宋体" w:hint="eastAsia"/>
           <w:sz w:val="30"/>
           <w:szCs w:val="30"/>
           <w:u w:val="single"/>
@@ -428,7 +473,7 @@
     </w:p>
     <w:p>
       <w:pPr>
-        <w:pStyle w:val="2"/>
+        <w:pStyle w:val="a3"/>
         <w:spacing w:line="460" w:lineRule="exact"/>
         <w:rPr>
           <w:rFonts w:hAnsi="宋体" w:cs="宋体"/>
@@ -439,7 +484,7 @@
       </w:pPr>
       <w:r>
         <w:rPr>
-          <w:rFonts w:hint="eastAsia" w:hAnsi="宋体" w:cs="宋体"/>
+          <w:rFonts w:hAnsi="宋体" w:cs="宋体" w:hint="eastAsia"/>
           <w:sz w:val="30"/>
           <w:szCs w:val="30"/>
         </w:rPr>
@@ -447,7 +492,7 @@
       </w:r>
       <w:r>
         <w:rPr>
-          <w:rFonts w:hint="eastAsia" w:hAnsi="宋体" w:cs="宋体"/>
+          <w:rFonts w:hAnsi="宋体" w:cs="宋体" w:hint="eastAsia"/>
           <w:sz w:val="30"/>
           <w:szCs w:val="30"/>
           <w:u w:val="single"/>
@@ -456,7 +501,7 @@
       </w:r>
       <w:r>
         <w:rPr>
-          <w:rFonts w:hint="eastAsia" w:hAnsi="宋体" w:cs="宋体"/>
+          <w:rFonts w:hAnsi="宋体" w:cs="宋体" w:hint="eastAsia"/>
           <w:sz w:val="30"/>
           <w:szCs w:val="30"/>
         </w:rPr>
@@ -464,18 +509,36 @@
       </w:r>
       <w:r>
         <w:rPr>
-          <w:rFonts w:hint="eastAsia" w:hAnsi="宋体" w:cs="宋体"/>
-          <w:sz w:val="30"/>
-          <w:szCs w:val="30"/>
-          <w:u w:val="single"/>
-        </w:rPr>
-        <w:t xml:space="preserve">   {{用户名}}</w:t>
-      </w:r>
-      <w:bookmarkStart w:id="5" w:name="_GoBack"/>
-      <w:bookmarkEnd w:id="5"/>
-      <w:r>
-        <w:rPr>
-          <w:rFonts w:hint="eastAsia" w:hAnsi="宋体" w:cs="宋体"/>
+          <w:rFonts w:hAnsi="宋体" w:cs="宋体" w:hint="eastAsia"/>
+          <w:sz w:val="30"/>
+          <w:szCs w:val="30"/>
+          <w:u w:val="single"/>
+        </w:rPr>
+        <w:t xml:space="preserve">   {</w:t>
+      </w:r>
+      <w:r>
+        <w:rPr>
+          <w:rFonts w:hAnsi="宋体" w:cs="宋体" w:hint="eastAsia"/>
+          <w:sz w:val="30"/>
+          <w:szCs w:val="30"/>
+          <w:u w:val="single"/>
+        </w:rPr>
+        <w:t>操作员</w:t>
+      </w:r>
+      <w:r>
+        <w:rPr>
+          <w:rFonts w:hAnsi="宋体" w:cs="宋体" w:hint="eastAsia"/>
+          <w:sz w:val="30"/>
+          <w:szCs w:val="30"/>
+          <w:u w:val="single"/>
+        </w:rPr>
+        <w:t>}</w:t>
+      </w:r>
+      <w:bookmarkStart w:id="2" w:name="_GoBack"/>
+      <w:bookmarkEnd w:id="2"/>
+      <w:r>
+        <w:rPr>
+          <w:rFonts w:hAnsi="宋体" w:cs="宋体" w:hint="eastAsia"/>
           <w:sz w:val="30"/>
           <w:szCs w:val="30"/>
           <w:u w:val="single"/>
@@ -485,7 +548,7 @@
     </w:p>
     <w:p>
       <w:pPr>
-        <w:pStyle w:val="2"/>
+        <w:pStyle w:val="a3"/>
         <w:spacing w:line="460" w:lineRule="exact"/>
         <w:rPr>
           <w:rFonts w:hAnsi="宋体" w:cs="宋体"/>
@@ -496,7 +559,7 @@
     </w:p>
     <w:p>
       <w:pPr>
-        <w:pStyle w:val="2"/>
+        <w:pStyle w:val="a3"/>
         <w:spacing w:line="460" w:lineRule="exact"/>
         <w:rPr>
           <w:rFonts w:hAnsi="宋体" w:cs="宋体"/>
@@ -506,7 +569,7 @@
       </w:pPr>
       <w:r>
         <w:rPr>
-          <w:rFonts w:hint="eastAsia" w:hAnsi="宋体" w:cs="宋体"/>
+          <w:rFonts w:hAnsi="宋体" w:cs="宋体" w:hint="eastAsia"/>
           <w:sz w:val="30"/>
           <w:szCs w:val="30"/>
         </w:rPr>
@@ -514,7 +577,7 @@
       </w:r>
       <w:r>
         <w:rPr>
-          <w:rFonts w:hint="eastAsia" w:hAnsi="宋体" w:cs="宋体"/>
+          <w:rFonts w:hAnsi="宋体" w:cs="宋体" w:hint="eastAsia"/>
           <w:sz w:val="30"/>
           <w:szCs w:val="30"/>
           <w:u w:val="single"/>
@@ -539,18 +602,18 @@
           <w:szCs w:val="30"/>
           <w:u w:val="single"/>
         </w:rPr>
-        <w:t>{{</w:t>
-      </w:r>
-      <w:r>
-        <w:rPr>
-          <w:rFonts w:hint="eastAsia" w:hAnsi="宋体" w:cs="宋体"/>
+        <w:t>{</w:t>
+      </w:r>
+      <w:r>
+        <w:rPr>
+          <w:rFonts w:hAnsi="宋体" w:cs="宋体"/>
           <w:b/>
           <w:bCs/>
           <w:sz w:val="30"/>
           <w:szCs w:val="30"/>
           <w:u w:val="single"/>
         </w:rPr>
-        <w:t>本人姓名}</w:t>
+        <w:t>受伤职工</w:t>
       </w:r>
       <w:r>
         <w:rPr>
@@ -565,7 +628,7 @@
       </w:r>
       <w:r>
         <w:rPr>
-          <w:rFonts w:hint="eastAsia" w:hAnsi="宋体" w:cs="宋体"/>
+          <w:rFonts w:hAnsi="宋体" w:cs="宋体" w:hint="eastAsia"/>
           <w:sz w:val="30"/>
           <w:szCs w:val="30"/>
           <w:u w:val="single"/>
@@ -574,7 +637,7 @@
       </w:r>
       <w:r>
         <w:rPr>
-          <w:rFonts w:hint="eastAsia" w:hAnsi="宋体" w:cs="宋体"/>
+          <w:rFonts w:hAnsi="宋体" w:cs="宋体" w:hint="eastAsia"/>
           <w:sz w:val="30"/>
           <w:szCs w:val="30"/>
         </w:rPr>
@@ -583,17 +646,17 @@
     </w:p>
     <w:p>
       <w:pPr>
-        <w:pStyle w:val="2"/>
-        <w:spacing w:line="520" w:lineRule="exact"/>
-        <w:rPr>
-          <w:rFonts w:hAnsi="宋体" w:cs="宋体"/>
-          <w:sz w:val="30"/>
-          <w:szCs w:val="30"/>
-        </w:rPr>
-      </w:pPr>
-      <w:r>
-        <w:rPr>
-          <w:rFonts w:hint="eastAsia" w:hAnsi="宋体" w:cs="宋体"/>
+        <w:pStyle w:val="a3"/>
+        <w:spacing w:line="520" w:lineRule="exact"/>
+        <w:rPr>
+          <w:rFonts w:hAnsi="宋体" w:cs="宋体"/>
+          <w:sz w:val="30"/>
+          <w:szCs w:val="30"/>
+        </w:rPr>
+      </w:pPr>
+      <w:r>
+        <w:rPr>
+          <w:rFonts w:hAnsi="宋体" w:cs="宋体" w:hint="eastAsia"/>
           <w:sz w:val="30"/>
           <w:szCs w:val="30"/>
           <w:u w:val="single"/>
@@ -603,7 +666,7 @@
     </w:p>
     <w:p>
       <w:pPr>
-        <w:pStyle w:val="2"/>
+        <w:pStyle w:val="a3"/>
         <w:tabs>
           <w:tab w:val="left" w:pos="142"/>
         </w:tabs>
@@ -617,7 +680,7 @@
       </w:pPr>
       <w:r>
         <w:rPr>
-          <w:rFonts w:hint="eastAsia" w:hAnsi="宋体" w:cs="宋体"/>
+          <w:rFonts w:hAnsi="宋体" w:cs="宋体" w:hint="eastAsia"/>
           <w:sz w:val="30"/>
           <w:szCs w:val="30"/>
           <w:u w:val="single"/>
@@ -627,7 +690,7 @@
     </w:p>
     <w:p>
       <w:pPr>
-        <w:pStyle w:val="2"/>
+        <w:pStyle w:val="a3"/>
         <w:tabs>
           <w:tab w:val="left" w:pos="142"/>
         </w:tabs>
@@ -641,7 +704,7 @@
       </w:pPr>
       <w:r>
         <w:rPr>
-          <w:rFonts w:hint="eastAsia" w:hAnsi="宋体" w:cs="宋体"/>
+          <w:rFonts w:hAnsi="宋体" w:cs="宋体" w:hint="eastAsia"/>
           <w:sz w:val="30"/>
           <w:szCs w:val="30"/>
           <w:u w:val="single"/>
@@ -655,11 +718,11 @@
           <w:szCs w:val="30"/>
           <w:u w:val="single"/>
         </w:rPr>
-        <w:t>{{本人姓名}}</w:t>
-      </w:r>
-      <w:r>
-        <w:rPr>
-          <w:rFonts w:hint="eastAsia" w:hAnsi="宋体" w:cs="宋体"/>
+        <w:t>{受伤职工}</w:t>
+      </w:r>
+      <w:r>
+        <w:rPr>
+          <w:rFonts w:hAnsi="宋体" w:cs="宋体" w:hint="eastAsia"/>
           <w:sz w:val="30"/>
           <w:szCs w:val="30"/>
           <w:u w:val="single"/>
@@ -669,28 +732,46 @@
     </w:p>
     <w:p>
       <w:pPr>
-        <w:pStyle w:val="2"/>
-        <w:spacing w:line="520" w:lineRule="exact"/>
-        <w:rPr>
-          <w:rFonts w:hAnsi="宋体" w:cs="宋体"/>
-          <w:sz w:val="30"/>
-          <w:szCs w:val="30"/>
-          <w:u w:val="single"/>
-        </w:rPr>
-      </w:pPr>
-      <w:r>
-        <w:rPr>
-          <w:rFonts w:hint="eastAsia" w:hAnsi="宋体" w:cs="宋体"/>
-          <w:sz w:val="30"/>
-          <w:szCs w:val="30"/>
-          <w:u w:val="single"/>
-        </w:rPr>
-        <w:t>答：认识的，{{本人姓名}}是在我们公司做理片工的。</w:t>
-      </w:r>
-    </w:p>
-    <w:p>
-      <w:pPr>
-        <w:pStyle w:val="2"/>
+        <w:pStyle w:val="a3"/>
+        <w:spacing w:line="520" w:lineRule="exact"/>
+        <w:rPr>
+          <w:rFonts w:hAnsi="宋体" w:cs="宋体"/>
+          <w:sz w:val="30"/>
+          <w:szCs w:val="30"/>
+          <w:u w:val="single"/>
+        </w:rPr>
+      </w:pPr>
+      <w:r>
+        <w:rPr>
+          <w:rFonts w:hAnsi="宋体" w:cs="宋体" w:hint="eastAsia"/>
+          <w:sz w:val="30"/>
+          <w:szCs w:val="30"/>
+          <w:u w:val="single"/>
+        </w:rPr>
+        <w:t>答：认识的，</w:t>
+      </w:r>
+      <w:r>
+        <w:rPr>
+          <w:rFonts w:hAnsi="宋体" w:cs="宋体" w:hint="eastAsia"/>
+          <w:sz w:val="30"/>
+          <w:szCs w:val="30"/>
+          <w:u w:val="single"/>
+        </w:rPr>
+        <w:t>{受伤职工}</w:t>
+      </w:r>
+      <w:r>
+        <w:rPr>
+          <w:rFonts w:hAnsi="宋体" w:cs="宋体" w:hint="eastAsia"/>
+          <w:sz w:val="30"/>
+          <w:szCs w:val="30"/>
+          <w:u w:val="single"/>
+        </w:rPr>
+        <w:t>是在我们公司做理片工的。</w:t>
+      </w:r>
+    </w:p>
+    <w:p>
+      <w:pPr>
+        <w:pStyle w:val="a3"/>
         <w:tabs>
           <w:tab w:val="left" w:pos="142"/>
         </w:tabs>
@@ -704,70 +785,125 @@
       </w:pPr>
       <w:r>
         <w:rPr>
-          <w:rFonts w:hint="eastAsia" w:hAnsi="宋体" w:cs="宋体"/>
-          <w:sz w:val="30"/>
-          <w:szCs w:val="30"/>
-          <w:u w:val="single"/>
-        </w:rPr>
-        <w:t>问：请问你与{{本人姓名}}是亲戚关系、朋友关系、同事关系还是其他什么关系？</w:t>
-      </w:r>
-    </w:p>
-    <w:p>
-      <w:pPr>
-        <w:pStyle w:val="2"/>
-        <w:spacing w:line="520" w:lineRule="exact"/>
-        <w:rPr>
-          <w:rFonts w:hAnsi="宋体" w:cs="宋体"/>
-          <w:sz w:val="30"/>
-          <w:szCs w:val="30"/>
-          <w:u w:val="single"/>
-        </w:rPr>
-      </w:pPr>
-      <w:r>
-        <w:rPr>
-          <w:rFonts w:hint="eastAsia" w:hAnsi="宋体" w:cs="宋体"/>
-          <w:sz w:val="30"/>
-          <w:szCs w:val="30"/>
-          <w:u w:val="single"/>
-        </w:rPr>
-        <w:t>答：我和{{本人姓名}}没有亲戚关系，我们就是同事关系。</w:t>
-      </w:r>
-    </w:p>
-    <w:p>
-      <w:pPr>
-        <w:pStyle w:val="2"/>
-        <w:spacing w:line="520" w:lineRule="exact"/>
-        <w:rPr>
-          <w:rFonts w:hAnsi="宋体" w:cs="宋体"/>
-          <w:sz w:val="30"/>
-          <w:szCs w:val="30"/>
-          <w:u w:val="single"/>
-        </w:rPr>
-      </w:pPr>
-      <w:r>
-        <w:rPr>
-          <w:rFonts w:hint="eastAsia" w:hAnsi="宋体" w:cs="宋体"/>
-          <w:sz w:val="30"/>
-          <w:szCs w:val="30"/>
-          <w:u w:val="single"/>
-        </w:rPr>
-        <w:t>问：你们公司员工工作时间是怎么安排的？{{本人姓名}}的工作时间是否是一样的？有考勤的吗？</w:t>
-      </w:r>
-    </w:p>
-    <w:p>
-      <w:pPr>
-        <w:pStyle w:val="2"/>
-        <w:spacing w:line="520" w:lineRule="exact"/>
-        <w:rPr>
-          <w:rFonts w:hAnsi="宋体" w:cs="宋体"/>
-          <w:sz w:val="30"/>
-          <w:szCs w:val="30"/>
-          <w:u w:val="single"/>
-        </w:rPr>
-      </w:pPr>
-      <w:r>
-        <w:rPr>
-          <w:rFonts w:hint="eastAsia" w:hAnsi="宋体" w:cs="宋体"/>
+          <w:rFonts w:hAnsi="宋体" w:cs="宋体" w:hint="eastAsia"/>
+          <w:sz w:val="30"/>
+          <w:szCs w:val="30"/>
+          <w:u w:val="single"/>
+        </w:rPr>
+        <w:lastRenderedPageBreak/>
+        <w:t>问：请问你与</w:t>
+      </w:r>
+      <w:r>
+        <w:rPr>
+          <w:rFonts w:hAnsi="宋体" w:cs="宋体" w:hint="eastAsia"/>
+          <w:sz w:val="30"/>
+          <w:szCs w:val="30"/>
+          <w:u w:val="single"/>
+        </w:rPr>
+        <w:t>{受伤职工}</w:t>
+      </w:r>
+      <w:r>
+        <w:rPr>
+          <w:rFonts w:hAnsi="宋体" w:cs="宋体" w:hint="eastAsia"/>
+          <w:sz w:val="30"/>
+          <w:szCs w:val="30"/>
+          <w:u w:val="single"/>
+        </w:rPr>
+        <w:t>是亲戚关系、朋友关系、同事关系还是其他什么关系？</w:t>
+      </w:r>
+    </w:p>
+    <w:p>
+      <w:pPr>
+        <w:pStyle w:val="a3"/>
+        <w:spacing w:line="520" w:lineRule="exact"/>
+        <w:rPr>
+          <w:rFonts w:hAnsi="宋体" w:cs="宋体"/>
+          <w:sz w:val="30"/>
+          <w:szCs w:val="30"/>
+          <w:u w:val="single"/>
+        </w:rPr>
+      </w:pPr>
+      <w:r>
+        <w:rPr>
+          <w:rFonts w:hAnsi="宋体" w:cs="宋体" w:hint="eastAsia"/>
+          <w:sz w:val="30"/>
+          <w:szCs w:val="30"/>
+          <w:u w:val="single"/>
+        </w:rPr>
+        <w:t>答：我和</w:t>
+      </w:r>
+      <w:r>
+        <w:rPr>
+          <w:rFonts w:hAnsi="宋体" w:cs="宋体" w:hint="eastAsia"/>
+          <w:sz w:val="30"/>
+          <w:szCs w:val="30"/>
+          <w:u w:val="single"/>
+        </w:rPr>
+        <w:t>{受伤职工}</w:t>
+      </w:r>
+      <w:r>
+        <w:rPr>
+          <w:rFonts w:hAnsi="宋体" w:cs="宋体" w:hint="eastAsia"/>
+          <w:sz w:val="30"/>
+          <w:szCs w:val="30"/>
+          <w:u w:val="single"/>
+        </w:rPr>
+        <w:t>没有亲戚关系，我们就是同事关系。</w:t>
+      </w:r>
+    </w:p>
+    <w:p>
+      <w:pPr>
+        <w:pStyle w:val="a3"/>
+        <w:spacing w:line="520" w:lineRule="exact"/>
+        <w:rPr>
+          <w:rFonts w:hAnsi="宋体" w:cs="宋体"/>
+          <w:sz w:val="30"/>
+          <w:szCs w:val="30"/>
+          <w:u w:val="single"/>
+        </w:rPr>
+      </w:pPr>
+      <w:r>
+        <w:rPr>
+          <w:rFonts w:hAnsi="宋体" w:cs="宋体" w:hint="eastAsia"/>
+          <w:sz w:val="30"/>
+          <w:szCs w:val="30"/>
+          <w:u w:val="single"/>
+        </w:rPr>
+        <w:t>问：你们公司员工工作时间是怎么安排的？</w:t>
+      </w:r>
+      <w:r>
+        <w:rPr>
+          <w:rFonts w:hAnsi="宋体" w:cs="宋体" w:hint="eastAsia"/>
+          <w:sz w:val="30"/>
+          <w:szCs w:val="30"/>
+          <w:u w:val="single"/>
+        </w:rPr>
+        <w:t>{受伤职工}</w:t>
+      </w:r>
+      <w:r>
+        <w:rPr>
+          <w:rFonts w:hAnsi="宋体" w:cs="宋体" w:hint="eastAsia"/>
+          <w:sz w:val="30"/>
+          <w:szCs w:val="30"/>
+          <w:u w:val="single"/>
+        </w:rPr>
+        <w:t>的工作时间是否是一样的？有考勤的吗？</w:t>
+      </w:r>
+    </w:p>
+    <w:p>
+      <w:pPr>
+        <w:pStyle w:val="a3"/>
+        <w:spacing w:line="520" w:lineRule="exact"/>
+        <w:rPr>
+          <w:rFonts w:hAnsi="宋体" w:cs="宋体"/>
+          <w:sz w:val="30"/>
+          <w:szCs w:val="30"/>
+          <w:u w:val="single"/>
+        </w:rPr>
+      </w:pPr>
+      <w:r>
+        <w:rPr>
+          <w:rFonts w:hAnsi="宋体" w:cs="宋体" w:hint="eastAsia"/>
           <w:sz w:val="30"/>
           <w:szCs w:val="30"/>
           <w:u w:val="single"/>
@@ -785,7 +921,7 @@
       </w:r>
       <w:r>
         <w:rPr>
-          <w:rFonts w:hint="eastAsia" w:hAnsi="宋体" w:cs="宋体"/>
+          <w:rFonts w:hAnsi="宋体" w:cs="宋体" w:hint="eastAsia"/>
           <w:sz w:val="30"/>
           <w:szCs w:val="30"/>
           <w:u w:val="single"/>
@@ -803,7 +939,7 @@
       </w:r>
       <w:r>
         <w:rPr>
-          <w:rFonts w:hint="eastAsia" w:hAnsi="宋体" w:cs="宋体"/>
+          <w:rFonts w:hAnsi="宋体" w:cs="宋体" w:hint="eastAsia"/>
           <w:sz w:val="30"/>
           <w:szCs w:val="30"/>
           <w:u w:val="single"/>
@@ -821,7 +957,7 @@
       </w:r>
       <w:r>
         <w:rPr>
-          <w:rFonts w:hint="eastAsia" w:hAnsi="宋体" w:cs="宋体"/>
+          <w:rFonts w:hAnsi="宋体" w:cs="宋体" w:hint="eastAsia"/>
           <w:sz w:val="30"/>
           <w:szCs w:val="30"/>
           <w:u w:val="single"/>
@@ -839,7 +975,7 @@
       </w:r>
       <w:r>
         <w:rPr>
-          <w:rFonts w:hint="eastAsia" w:hAnsi="宋体" w:cs="宋体"/>
+          <w:rFonts w:hAnsi="宋体" w:cs="宋体" w:hint="eastAsia"/>
           <w:sz w:val="30"/>
           <w:szCs w:val="30"/>
           <w:u w:val="single"/>
@@ -857,7 +993,7 @@
       </w:r>
       <w:r>
         <w:rPr>
-          <w:rFonts w:hint="eastAsia" w:hAnsi="宋体" w:cs="宋体"/>
+          <w:rFonts w:hAnsi="宋体" w:cs="宋体" w:hint="eastAsia"/>
           <w:sz w:val="30"/>
           <w:szCs w:val="30"/>
           <w:u w:val="single"/>
@@ -875,7 +1011,7 @@
       </w:r>
       <w:r>
         <w:rPr>
-          <w:rFonts w:hint="eastAsia" w:hAnsi="宋体" w:cs="宋体"/>
+          <w:rFonts w:hAnsi="宋体" w:cs="宋体" w:hint="eastAsia"/>
           <w:sz w:val="30"/>
           <w:szCs w:val="30"/>
           <w:u w:val="single"/>
@@ -893,7 +1029,7 @@
       </w:r>
       <w:r>
         <w:rPr>
-          <w:rFonts w:hint="eastAsia" w:hAnsi="宋体" w:cs="宋体"/>
+          <w:rFonts w:hAnsi="宋体" w:cs="宋体" w:hint="eastAsia"/>
           <w:sz w:val="30"/>
           <w:szCs w:val="30"/>
           <w:u w:val="single"/>
@@ -903,18 +1039,18 @@
     </w:p>
     <w:p>
       <w:pPr>
-        <w:pStyle w:val="2"/>
-        <w:spacing w:line="520" w:lineRule="exact"/>
-        <w:rPr>
-          <w:rFonts w:hAnsi="宋体" w:cs="宋体"/>
-          <w:sz w:val="30"/>
-          <w:szCs w:val="30"/>
-          <w:u w:val="single"/>
-        </w:rPr>
-      </w:pPr>
-      <w:r>
-        <w:rPr>
-          <w:rFonts w:hint="eastAsia" w:hAnsi="宋体" w:cs="宋体"/>
+        <w:pStyle w:val="a3"/>
+        <w:spacing w:line="520" w:lineRule="exact"/>
+        <w:rPr>
+          <w:rFonts w:hAnsi="宋体" w:cs="宋体"/>
+          <w:sz w:val="30"/>
+          <w:szCs w:val="30"/>
+          <w:u w:val="single"/>
+        </w:rPr>
+      </w:pPr>
+      <w:r>
+        <w:rPr>
+          <w:rFonts w:hAnsi="宋体" w:cs="宋体" w:hint="eastAsia"/>
           <w:sz w:val="30"/>
           <w:szCs w:val="30"/>
           <w:u w:val="single"/>
@@ -924,18 +1060,18 @@
     </w:p>
     <w:p>
       <w:pPr>
-        <w:pStyle w:val="2"/>
-        <w:spacing w:line="520" w:lineRule="exact"/>
-        <w:rPr>
-          <w:rFonts w:hAnsi="宋体" w:cs="宋体"/>
-          <w:sz w:val="30"/>
-          <w:szCs w:val="30"/>
-          <w:u w:val="single"/>
-        </w:rPr>
-      </w:pPr>
-      <w:r>
-        <w:rPr>
-          <w:rFonts w:hint="eastAsia" w:hAnsi="宋体" w:cs="宋体"/>
+        <w:pStyle w:val="a3"/>
+        <w:spacing w:line="520" w:lineRule="exact"/>
+        <w:rPr>
+          <w:rFonts w:hAnsi="宋体" w:cs="宋体"/>
+          <w:sz w:val="30"/>
+          <w:szCs w:val="30"/>
+          <w:u w:val="single"/>
+        </w:rPr>
+      </w:pPr>
+      <w:r>
+        <w:rPr>
+          <w:rFonts w:hAnsi="宋体" w:cs="宋体" w:hint="eastAsia"/>
           <w:sz w:val="30"/>
           <w:szCs w:val="30"/>
           <w:u w:val="single"/>
@@ -945,61 +1081,75 @@
     </w:p>
     <w:p>
       <w:pPr>
-        <w:pStyle w:val="2"/>
-        <w:spacing w:line="520" w:lineRule="exact"/>
-        <w:rPr>
-          <w:rFonts w:hAnsi="宋体" w:cs="宋体"/>
-          <w:sz w:val="30"/>
-          <w:szCs w:val="30"/>
-          <w:u w:val="single"/>
-        </w:rPr>
-      </w:pPr>
-      <w:r>
-        <w:rPr>
-          <w:rFonts w:hint="eastAsia" w:hAnsi="宋体" w:cs="宋体"/>
-          <w:sz w:val="30"/>
-          <w:szCs w:val="30"/>
-          <w:u w:val="single"/>
-        </w:rPr>
-        <w:t>问：请你详细陈述一下你知道的{{本人姓名}}受伤情况或者你看到的受伤经过？</w:t>
-      </w:r>
-    </w:p>
-    <w:p>
-      <w:pPr>
-        <w:pStyle w:val="2"/>
-        <w:spacing w:line="520" w:lineRule="exact"/>
-        <w:rPr>
-          <w:rFonts w:hAnsi="宋体" w:cs="宋体"/>
-          <w:sz w:val="30"/>
-          <w:szCs w:val="30"/>
-          <w:u w:val="single"/>
-        </w:rPr>
-      </w:pPr>
-      <w:r>
-        <w:rPr>
-          <w:rFonts w:hint="eastAsia" w:hAnsi="宋体" w:cs="宋体"/>
+        <w:pStyle w:val="a3"/>
+        <w:spacing w:line="520" w:lineRule="exact"/>
+        <w:rPr>
+          <w:rFonts w:hAnsi="宋体" w:cs="宋体"/>
+          <w:sz w:val="30"/>
+          <w:szCs w:val="30"/>
+          <w:u w:val="single"/>
+        </w:rPr>
+      </w:pPr>
+      <w:r>
+        <w:rPr>
+          <w:rFonts w:hAnsi="宋体" w:cs="宋体" w:hint="eastAsia"/>
+          <w:sz w:val="30"/>
+          <w:szCs w:val="30"/>
+          <w:u w:val="single"/>
+        </w:rPr>
+        <w:t>问：请你详细陈述一下你知道的</w:t>
+      </w:r>
+      <w:r>
+        <w:rPr>
+          <w:rFonts w:hAnsi="宋体" w:cs="宋体" w:hint="eastAsia"/>
+          <w:sz w:val="30"/>
+          <w:szCs w:val="30"/>
+          <w:u w:val="single"/>
+        </w:rPr>
+        <w:t>{受伤职工}</w:t>
+      </w:r>
+      <w:r>
+        <w:rPr>
+          <w:rFonts w:hAnsi="宋体" w:cs="宋体" w:hint="eastAsia"/>
+          <w:sz w:val="30"/>
+          <w:szCs w:val="30"/>
+          <w:u w:val="single"/>
+        </w:rPr>
+        <w:t>受伤情况或者你看到的受伤经过？</w:t>
+      </w:r>
+    </w:p>
+    <w:p>
+      <w:pPr>
+        <w:pStyle w:val="a3"/>
+        <w:spacing w:line="520" w:lineRule="exact"/>
+        <w:rPr>
+          <w:rFonts w:hAnsi="宋体" w:cs="宋体"/>
+          <w:sz w:val="30"/>
+          <w:szCs w:val="30"/>
+          <w:u w:val="single"/>
+        </w:rPr>
+      </w:pPr>
+      <w:r>
+        <w:rPr>
+          <w:rFonts w:hAnsi="宋体" w:cs="宋体" w:hint="eastAsia"/>
           <w:sz w:val="30"/>
           <w:szCs w:val="30"/>
           <w:u w:val="single"/>
         </w:rPr>
         <w:t>答：XXXX年XX月XX日下午大概16：20左右，在我们公司XX车间的打磨区。我看到</w:t>
       </w:r>
-      <w:bookmarkStart w:id="2" w:name="OLE_LINK3"/>
-      <w:bookmarkStart w:id="3" w:name="OLE_LINK4"/>
-      <w:r>
-        <w:rPr>
-          <w:rFonts w:hint="eastAsia" w:hAnsi="宋体" w:cs="宋体"/>
-          <w:sz w:val="30"/>
-          <w:szCs w:val="30"/>
-          <w:u w:val="single"/>
-        </w:rPr>
-        <w:t>{{本人姓名}}</w:t>
-      </w:r>
-      <w:bookmarkEnd w:id="2"/>
-      <w:bookmarkEnd w:id="3"/>
-      <w:r>
-        <w:rPr>
-          <w:rFonts w:hint="eastAsia" w:hAnsi="宋体" w:cs="宋体"/>
+      <w:r>
+        <w:rPr>
+          <w:rFonts w:hAnsi="宋体" w:cs="宋体" w:hint="eastAsia"/>
+          <w:sz w:val="30"/>
+          <w:szCs w:val="30"/>
+          <w:u w:val="single"/>
+        </w:rPr>
+        <w:t>{受伤职工}</w:t>
+      </w:r>
+      <w:r>
+        <w:rPr>
+          <w:rFonts w:hAnsi="宋体" w:cs="宋体" w:hint="eastAsia"/>
           <w:sz w:val="30"/>
           <w:szCs w:val="30"/>
           <w:u w:val="single"/>
@@ -1009,18 +1159,18 @@
     </w:p>
     <w:p>
       <w:pPr>
-        <w:pStyle w:val="2"/>
-        <w:spacing w:line="520" w:lineRule="exact"/>
-        <w:rPr>
-          <w:rFonts w:hAnsi="宋体" w:cs="宋体"/>
-          <w:sz w:val="30"/>
-          <w:szCs w:val="30"/>
-          <w:u w:val="single"/>
-        </w:rPr>
-      </w:pPr>
-      <w:r>
-        <w:rPr>
-          <w:rFonts w:hint="eastAsia" w:hAnsi="宋体" w:cs="宋体"/>
+        <w:pStyle w:val="a3"/>
+        <w:spacing w:line="520" w:lineRule="exact"/>
+        <w:rPr>
+          <w:rFonts w:hAnsi="宋体" w:cs="宋体"/>
+          <w:sz w:val="30"/>
+          <w:szCs w:val="30"/>
+          <w:u w:val="single"/>
+        </w:rPr>
+      </w:pPr>
+      <w:r>
+        <w:rPr>
+          <w:rFonts w:hAnsi="宋体" w:cs="宋体" w:hint="eastAsia"/>
           <w:sz w:val="30"/>
           <w:szCs w:val="30"/>
           <w:u w:val="single"/>
@@ -1030,18 +1180,18 @@
     </w:p>
     <w:p>
       <w:pPr>
-        <w:pStyle w:val="2"/>
-        <w:spacing w:line="520" w:lineRule="exact"/>
-        <w:rPr>
-          <w:rFonts w:hAnsi="宋体" w:cs="宋体"/>
-          <w:sz w:val="30"/>
-          <w:szCs w:val="30"/>
-          <w:u w:val="single"/>
-        </w:rPr>
-      </w:pPr>
-      <w:r>
-        <w:rPr>
-          <w:rFonts w:hint="eastAsia" w:hAnsi="宋体" w:cs="宋体"/>
+        <w:pStyle w:val="a3"/>
+        <w:spacing w:line="520" w:lineRule="exact"/>
+        <w:rPr>
+          <w:rFonts w:hAnsi="宋体" w:cs="宋体"/>
+          <w:sz w:val="30"/>
+          <w:szCs w:val="30"/>
+          <w:u w:val="single"/>
+        </w:rPr>
+      </w:pPr>
+      <w:r>
+        <w:rPr>
+          <w:rFonts w:hAnsi="宋体" w:cs="宋体" w:hint="eastAsia"/>
           <w:sz w:val="30"/>
           <w:szCs w:val="30"/>
           <w:u w:val="single"/>
@@ -1051,81 +1201,127 @@
     </w:p>
     <w:p>
       <w:pPr>
-        <w:pStyle w:val="2"/>
-        <w:spacing w:line="520" w:lineRule="exact"/>
-        <w:rPr>
-          <w:rFonts w:hAnsi="宋体" w:cs="宋体"/>
-          <w:sz w:val="30"/>
-          <w:szCs w:val="30"/>
-          <w:u w:val="single"/>
-        </w:rPr>
-      </w:pPr>
-      <w:r>
-        <w:rPr>
-          <w:rFonts w:hint="eastAsia" w:hAnsi="宋体" w:cs="宋体"/>
-          <w:sz w:val="30"/>
-          <w:szCs w:val="30"/>
-          <w:u w:val="single"/>
-        </w:rPr>
-        <w:t>问：事故发生的时间，是否在正常的工作时间内？{{本人姓名}}当时进行的工作是否是公司安排的本职工作？</w:t>
-      </w:r>
-    </w:p>
-    <w:p>
-      <w:pPr>
-        <w:pStyle w:val="2"/>
-        <w:spacing w:line="520" w:lineRule="exact"/>
-        <w:rPr>
-          <w:rFonts w:hAnsi="宋体" w:cs="宋体"/>
-          <w:sz w:val="30"/>
-          <w:szCs w:val="30"/>
-          <w:u w:val="single"/>
-        </w:rPr>
-      </w:pPr>
-      <w:r>
-        <w:rPr>
-          <w:rFonts w:hint="eastAsia" w:hAnsi="宋体" w:cs="宋体"/>
-          <w:sz w:val="30"/>
-          <w:szCs w:val="30"/>
-          <w:u w:val="single"/>
-        </w:rPr>
-        <w:t>答：是的。当时是下午16：20，肯定是上班时间。他做打磨工作就是他的本职工作，是我安排他打磨那批阀件的。</w:t>
-      </w:r>
-    </w:p>
-    <w:p>
-      <w:pPr>
-        <w:pStyle w:val="2"/>
-        <w:spacing w:line="520" w:lineRule="exact"/>
-        <w:rPr>
-          <w:rFonts w:hAnsi="宋体" w:cs="宋体"/>
-          <w:sz w:val="30"/>
-          <w:szCs w:val="30"/>
-          <w:u w:val="single"/>
-        </w:rPr>
-      </w:pPr>
-      <w:r>
-        <w:rPr>
-          <w:rFonts w:hint="eastAsia" w:hAnsi="宋体" w:cs="宋体"/>
-          <w:sz w:val="30"/>
-          <w:szCs w:val="30"/>
-          <w:u w:val="single"/>
-        </w:rPr>
-        <w:t>问：{{本人姓名}}受伤的现场当时还有谁在场吗？</w:t>
-      </w:r>
-    </w:p>
-    <w:p>
-      <w:pPr>
-        <w:pStyle w:val="2"/>
-        <w:spacing w:line="520" w:lineRule="exact"/>
-        <w:rPr>
-          <w:rFonts w:hAnsi="宋体" w:cs="宋体"/>
-          <w:sz w:val="30"/>
-          <w:szCs w:val="30"/>
-          <w:u w:val="single"/>
-        </w:rPr>
-      </w:pPr>
-      <w:r>
-        <w:rPr>
-          <w:rFonts w:hint="eastAsia" w:hAnsi="宋体" w:cs="宋体"/>
+        <w:pStyle w:val="a3"/>
+        <w:spacing w:line="520" w:lineRule="exact"/>
+        <w:rPr>
+          <w:rFonts w:hAnsi="宋体" w:cs="宋体"/>
+          <w:sz w:val="30"/>
+          <w:szCs w:val="30"/>
+          <w:u w:val="single"/>
+        </w:rPr>
+      </w:pPr>
+      <w:r>
+        <w:rPr>
+          <w:rFonts w:hAnsi="宋体" w:cs="宋体" w:hint="eastAsia"/>
+          <w:sz w:val="30"/>
+          <w:szCs w:val="30"/>
+          <w:u w:val="single"/>
+        </w:rPr>
+        <w:t>问：事故发生的时间，是否在正常的工作时间内？</w:t>
+      </w:r>
+      <w:r>
+        <w:rPr>
+          <w:rFonts w:hAnsi="宋体" w:cs="宋体" w:hint="eastAsia"/>
+          <w:sz w:val="30"/>
+          <w:szCs w:val="30"/>
+          <w:u w:val="single"/>
+        </w:rPr>
+        <w:t>{受伤职工}</w:t>
+      </w:r>
+      <w:r>
+        <w:rPr>
+          <w:rFonts w:hAnsi="宋体" w:cs="宋体" w:hint="eastAsia"/>
+          <w:sz w:val="30"/>
+          <w:szCs w:val="30"/>
+          <w:u w:val="single"/>
+        </w:rPr>
+        <w:t>当时进行的工作是否是公司安排的本职工作？</w:t>
+      </w:r>
+    </w:p>
+    <w:p>
+      <w:pPr>
+        <w:pStyle w:val="a3"/>
+        <w:spacing w:line="520" w:lineRule="exact"/>
+        <w:rPr>
+          <w:rFonts w:hAnsi="宋体" w:cs="宋体"/>
+          <w:sz w:val="30"/>
+          <w:szCs w:val="30"/>
+          <w:u w:val="single"/>
+        </w:rPr>
+      </w:pPr>
+      <w:r>
+        <w:rPr>
+          <w:rFonts w:hAnsi="宋体" w:cs="宋体" w:hint="eastAsia"/>
+          <w:sz w:val="30"/>
+          <w:szCs w:val="30"/>
+          <w:u w:val="single"/>
+        </w:rPr>
+        <w:t>答：是的。当时是下午16：20，肯定是上班时间。他做打磨工作就是他的</w:t>
+      </w:r>
+      <w:r>
+        <w:rPr>
+          <w:rFonts w:hAnsi="宋体" w:cs="宋体" w:hint="eastAsia"/>
+          <w:sz w:val="30"/>
+          <w:szCs w:val="30"/>
+          <w:u w:val="single"/>
+        </w:rPr>
+        <w:lastRenderedPageBreak/>
+        <w:t>本职工作，是我安排他打磨那批阀件的。</w:t>
+      </w:r>
+    </w:p>
+    <w:p>
+      <w:pPr>
+        <w:pStyle w:val="a3"/>
+        <w:spacing w:line="520" w:lineRule="exact"/>
+        <w:rPr>
+          <w:rFonts w:hAnsi="宋体" w:cs="宋体"/>
+          <w:sz w:val="30"/>
+          <w:szCs w:val="30"/>
+          <w:u w:val="single"/>
+        </w:rPr>
+      </w:pPr>
+      <w:r>
+        <w:rPr>
+          <w:rFonts w:hAnsi="宋体" w:cs="宋体" w:hint="eastAsia"/>
+          <w:sz w:val="30"/>
+          <w:szCs w:val="30"/>
+          <w:u w:val="single"/>
+        </w:rPr>
+        <w:t>问：</w:t>
+      </w:r>
+      <w:r>
+        <w:rPr>
+          <w:rFonts w:hAnsi="宋体" w:cs="宋体" w:hint="eastAsia"/>
+          <w:sz w:val="30"/>
+          <w:szCs w:val="30"/>
+          <w:u w:val="single"/>
+        </w:rPr>
+        <w:t>{受伤职工}</w:t>
+      </w:r>
+      <w:r>
+        <w:rPr>
+          <w:rFonts w:hAnsi="宋体" w:cs="宋体" w:hint="eastAsia"/>
+          <w:sz w:val="30"/>
+          <w:szCs w:val="30"/>
+          <w:u w:val="single"/>
+        </w:rPr>
+        <w:t>受伤的现场当时还有谁在场吗？</w:t>
+      </w:r>
+    </w:p>
+    <w:p>
+      <w:pPr>
+        <w:pStyle w:val="a3"/>
+        <w:spacing w:line="520" w:lineRule="exact"/>
+        <w:rPr>
+          <w:rFonts w:hAnsi="宋体" w:cs="宋体"/>
+          <w:sz w:val="30"/>
+          <w:szCs w:val="30"/>
+          <w:u w:val="single"/>
+        </w:rPr>
+      </w:pPr>
+      <w:r>
+        <w:rPr>
+          <w:rFonts w:hAnsi="宋体" w:cs="宋体" w:hint="eastAsia"/>
           <w:sz w:val="30"/>
           <w:szCs w:val="30"/>
           <w:u w:val="single"/>
@@ -1135,39 +1331,57 @@
     </w:p>
     <w:p>
       <w:pPr>
-        <w:pStyle w:val="2"/>
-        <w:spacing w:line="520" w:lineRule="exact"/>
-        <w:rPr>
-          <w:rFonts w:hAnsi="宋体" w:cs="宋体"/>
-          <w:sz w:val="30"/>
-          <w:szCs w:val="30"/>
-          <w:u w:val="single"/>
-        </w:rPr>
-      </w:pPr>
-      <w:r>
-        <w:rPr>
-          <w:rFonts w:hint="eastAsia" w:hAnsi="宋体" w:cs="宋体"/>
-          <w:sz w:val="30"/>
-          <w:szCs w:val="30"/>
-          <w:u w:val="single"/>
-        </w:rPr>
-        <w:t>问：{{本人姓名}}受伤后你有没有通知的领导？</w:t>
-      </w:r>
-    </w:p>
-    <w:p>
-      <w:pPr>
-        <w:pStyle w:val="2"/>
-        <w:spacing w:line="520" w:lineRule="exact"/>
-        <w:rPr>
-          <w:rFonts w:hAnsi="宋体" w:cs="宋体"/>
-          <w:sz w:val="30"/>
-          <w:szCs w:val="30"/>
-          <w:u w:val="single"/>
-        </w:rPr>
-      </w:pPr>
-      <w:r>
-        <w:rPr>
-          <w:rFonts w:hint="eastAsia" w:hAnsi="宋体" w:cs="宋体"/>
+        <w:pStyle w:val="a3"/>
+        <w:spacing w:line="520" w:lineRule="exact"/>
+        <w:rPr>
+          <w:rFonts w:hAnsi="宋体" w:cs="宋体"/>
+          <w:sz w:val="30"/>
+          <w:szCs w:val="30"/>
+          <w:u w:val="single"/>
+        </w:rPr>
+      </w:pPr>
+      <w:r>
+        <w:rPr>
+          <w:rFonts w:hAnsi="宋体" w:cs="宋体" w:hint="eastAsia"/>
+          <w:sz w:val="30"/>
+          <w:szCs w:val="30"/>
+          <w:u w:val="single"/>
+        </w:rPr>
+        <w:t>问：</w:t>
+      </w:r>
+      <w:r>
+        <w:rPr>
+          <w:rFonts w:hAnsi="宋体" w:cs="宋体" w:hint="eastAsia"/>
+          <w:sz w:val="30"/>
+          <w:szCs w:val="30"/>
+          <w:u w:val="single"/>
+        </w:rPr>
+        <w:t>{受伤职工}</w:t>
+      </w:r>
+      <w:r>
+        <w:rPr>
+          <w:rFonts w:hAnsi="宋体" w:cs="宋体" w:hint="eastAsia"/>
+          <w:sz w:val="30"/>
+          <w:szCs w:val="30"/>
+          <w:u w:val="single"/>
+        </w:rPr>
+        <w:t>受伤后你有没有通知的领导？</w:t>
+      </w:r>
+    </w:p>
+    <w:p>
+      <w:pPr>
+        <w:pStyle w:val="a3"/>
+        <w:spacing w:line="520" w:lineRule="exact"/>
+        <w:rPr>
+          <w:rFonts w:hAnsi="宋体" w:cs="宋体"/>
+          <w:sz w:val="30"/>
+          <w:szCs w:val="30"/>
+          <w:u w:val="single"/>
+        </w:rPr>
+      </w:pPr>
+      <w:r>
+        <w:rPr>
+          <w:rFonts w:hAnsi="宋体" w:cs="宋体" w:hint="eastAsia"/>
           <w:sz w:val="30"/>
           <w:szCs w:val="30"/>
           <w:u w:val="single"/>
@@ -1177,81 +1391,153 @@
     </w:p>
     <w:p>
       <w:pPr>
-        <w:pStyle w:val="2"/>
-        <w:spacing w:line="520" w:lineRule="exact"/>
-        <w:rPr>
-          <w:rFonts w:hAnsi="宋体" w:cs="宋体"/>
-          <w:sz w:val="30"/>
-          <w:szCs w:val="30"/>
-          <w:u w:val="single"/>
-        </w:rPr>
-      </w:pPr>
-      <w:r>
-        <w:rPr>
-          <w:rFonts w:hint="eastAsia" w:hAnsi="宋体" w:cs="宋体"/>
-          <w:sz w:val="30"/>
-          <w:szCs w:val="30"/>
-          <w:u w:val="single"/>
-        </w:rPr>
-        <w:t>问：{{本人姓名}}受伤的现场的情况你查看过吗？</w:t>
-      </w:r>
-    </w:p>
-    <w:p>
-      <w:pPr>
-        <w:pStyle w:val="2"/>
-        <w:spacing w:line="520" w:lineRule="exact"/>
-        <w:rPr>
-          <w:rFonts w:hAnsi="宋体" w:cs="宋体"/>
-          <w:sz w:val="30"/>
-          <w:szCs w:val="30"/>
-          <w:u w:val="single"/>
-        </w:rPr>
-      </w:pPr>
-      <w:r>
-        <w:rPr>
-          <w:rFonts w:hint="eastAsia" w:hAnsi="宋体" w:cs="宋体"/>
-          <w:sz w:val="30"/>
-          <w:szCs w:val="30"/>
-          <w:u w:val="single"/>
-        </w:rPr>
-        <w:t>答：{{本人姓名}}受伤时就在其打磨的工作岗位。</w:t>
-      </w:r>
-    </w:p>
-    <w:p>
-      <w:pPr>
-        <w:pStyle w:val="2"/>
-        <w:spacing w:line="520" w:lineRule="exact"/>
-        <w:rPr>
-          <w:rFonts w:hAnsi="宋体" w:cs="宋体"/>
-          <w:sz w:val="30"/>
-          <w:szCs w:val="30"/>
-          <w:u w:val="single"/>
-        </w:rPr>
-      </w:pPr>
-      <w:r>
-        <w:rPr>
-          <w:rFonts w:hint="eastAsia" w:hAnsi="宋体" w:cs="宋体"/>
-          <w:sz w:val="30"/>
-          <w:szCs w:val="30"/>
-          <w:u w:val="single"/>
-        </w:rPr>
-        <w:t>问：{{本人姓名}}受伤当天你有没有看到{{本人姓名}}？他当时的身体是正常的吗？</w:t>
-      </w:r>
-    </w:p>
-    <w:p>
-      <w:pPr>
-        <w:pStyle w:val="2"/>
-        <w:spacing w:line="520" w:lineRule="exact"/>
-        <w:rPr>
-          <w:rFonts w:hAnsi="宋体" w:cs="宋体"/>
-          <w:sz w:val="30"/>
-          <w:szCs w:val="30"/>
-          <w:u w:val="single"/>
-        </w:rPr>
-      </w:pPr>
-      <w:r>
-        <w:rPr>
-          <w:rFonts w:hint="eastAsia" w:hAnsi="宋体" w:cs="宋体"/>
+        <w:pStyle w:val="a3"/>
+        <w:spacing w:line="520" w:lineRule="exact"/>
+        <w:rPr>
+          <w:rFonts w:hAnsi="宋体" w:cs="宋体"/>
+          <w:sz w:val="30"/>
+          <w:szCs w:val="30"/>
+          <w:u w:val="single"/>
+        </w:rPr>
+      </w:pPr>
+      <w:r>
+        <w:rPr>
+          <w:rFonts w:hAnsi="宋体" w:cs="宋体" w:hint="eastAsia"/>
+          <w:sz w:val="30"/>
+          <w:szCs w:val="30"/>
+          <w:u w:val="single"/>
+        </w:rPr>
+        <w:t>问：</w:t>
+      </w:r>
+      <w:r>
+        <w:rPr>
+          <w:rFonts w:hAnsi="宋体" w:cs="宋体" w:hint="eastAsia"/>
+          <w:sz w:val="30"/>
+          <w:szCs w:val="30"/>
+          <w:u w:val="single"/>
+        </w:rPr>
+        <w:t>{受伤职工}</w:t>
+      </w:r>
+      <w:r>
+        <w:rPr>
+          <w:rFonts w:hAnsi="宋体" w:cs="宋体" w:hint="eastAsia"/>
+          <w:sz w:val="30"/>
+          <w:szCs w:val="30"/>
+          <w:u w:val="single"/>
+        </w:rPr>
+        <w:t>受伤的现场的情况你查看过吗？</w:t>
+      </w:r>
+    </w:p>
+    <w:p>
+      <w:pPr>
+        <w:pStyle w:val="a3"/>
+        <w:spacing w:line="520" w:lineRule="exact"/>
+        <w:rPr>
+          <w:rFonts w:hAnsi="宋体" w:cs="宋体"/>
+          <w:sz w:val="30"/>
+          <w:szCs w:val="30"/>
+          <w:u w:val="single"/>
+        </w:rPr>
+      </w:pPr>
+      <w:r>
+        <w:rPr>
+          <w:rFonts w:hAnsi="宋体" w:cs="宋体" w:hint="eastAsia"/>
+          <w:sz w:val="30"/>
+          <w:szCs w:val="30"/>
+          <w:u w:val="single"/>
+        </w:rPr>
+        <w:t>答：</w:t>
+      </w:r>
+      <w:r>
+        <w:rPr>
+          <w:rFonts w:hAnsi="宋体" w:cs="宋体" w:hint="eastAsia"/>
+          <w:sz w:val="30"/>
+          <w:szCs w:val="30"/>
+          <w:u w:val="single"/>
+        </w:rPr>
+        <w:t>{受伤职工}</w:t>
+      </w:r>
+      <w:r>
+        <w:rPr>
+          <w:rFonts w:hAnsi="宋体" w:cs="宋体" w:hint="eastAsia"/>
+          <w:sz w:val="30"/>
+          <w:szCs w:val="30"/>
+          <w:u w:val="single"/>
+        </w:rPr>
+        <w:t>受伤时就在其打磨的工作岗位。</w:t>
+      </w:r>
+    </w:p>
+    <w:p>
+      <w:pPr>
+        <w:pStyle w:val="a3"/>
+        <w:spacing w:line="520" w:lineRule="exact"/>
+        <w:rPr>
+          <w:rFonts w:hAnsi="宋体" w:cs="宋体"/>
+          <w:sz w:val="30"/>
+          <w:szCs w:val="30"/>
+          <w:u w:val="single"/>
+        </w:rPr>
+      </w:pPr>
+      <w:r>
+        <w:rPr>
+          <w:rFonts w:hAnsi="宋体" w:cs="宋体" w:hint="eastAsia"/>
+          <w:sz w:val="30"/>
+          <w:szCs w:val="30"/>
+          <w:u w:val="single"/>
+        </w:rPr>
+        <w:t>问：</w:t>
+      </w:r>
+      <w:r>
+        <w:rPr>
+          <w:rFonts w:hAnsi="宋体" w:cs="宋体" w:hint="eastAsia"/>
+          <w:sz w:val="30"/>
+          <w:szCs w:val="30"/>
+          <w:u w:val="single"/>
+        </w:rPr>
+        <w:t>{受伤职工}</w:t>
+      </w:r>
+      <w:r>
+        <w:rPr>
+          <w:rFonts w:hAnsi="宋体" w:cs="宋体" w:hint="eastAsia"/>
+          <w:sz w:val="30"/>
+          <w:szCs w:val="30"/>
+          <w:u w:val="single"/>
+        </w:rPr>
+        <w:t>受伤当天你有没有看到</w:t>
+      </w:r>
+      <w:r>
+        <w:rPr>
+          <w:rFonts w:hAnsi="宋体" w:cs="宋体" w:hint="eastAsia"/>
+          <w:sz w:val="30"/>
+          <w:szCs w:val="30"/>
+          <w:u w:val="single"/>
+        </w:rPr>
+        <w:t>{受伤职工}</w:t>
+      </w:r>
+      <w:r>
+        <w:rPr>
+          <w:rFonts w:hAnsi="宋体" w:cs="宋体" w:hint="eastAsia"/>
+          <w:sz w:val="30"/>
+          <w:szCs w:val="30"/>
+          <w:u w:val="single"/>
+        </w:rPr>
+        <w:t>？他当时的身体是正常的吗？</w:t>
+      </w:r>
+    </w:p>
+    <w:p>
+      <w:pPr>
+        <w:pStyle w:val="a3"/>
+        <w:spacing w:line="520" w:lineRule="exact"/>
+        <w:rPr>
+          <w:rFonts w:hAnsi="宋体" w:cs="宋体"/>
+          <w:sz w:val="30"/>
+          <w:szCs w:val="30"/>
+          <w:u w:val="single"/>
+        </w:rPr>
+      </w:pPr>
+      <w:r>
+        <w:rPr>
+          <w:rFonts w:hAnsi="宋体" w:cs="宋体" w:hint="eastAsia"/>
           <w:sz w:val="30"/>
           <w:szCs w:val="30"/>
           <w:u w:val="single"/>
@@ -1261,40 +1547,58 @@
     </w:p>
     <w:p>
       <w:pPr>
-        <w:pStyle w:val="2"/>
-        <w:spacing w:line="520" w:lineRule="exact"/>
-        <w:rPr>
-          <w:rFonts w:hAnsi="宋体" w:cs="宋体"/>
-          <w:sz w:val="30"/>
-          <w:szCs w:val="30"/>
-          <w:u w:val="single"/>
-        </w:rPr>
-      </w:pPr>
-      <w:bookmarkStart w:id="4" w:name="_Hlk90369142"/>
-      <w:r>
-        <w:rPr>
-          <w:rFonts w:hint="eastAsia" w:hAnsi="宋体" w:cs="宋体"/>
-          <w:sz w:val="30"/>
-          <w:szCs w:val="30"/>
-          <w:u w:val="single"/>
-        </w:rPr>
-        <w:t>问：事故发生时，{{本人姓名}}是否在公司的上班时间在工作场所内正常工作？</w:t>
-      </w:r>
-    </w:p>
-    <w:p>
-      <w:pPr>
-        <w:pStyle w:val="2"/>
-        <w:spacing w:line="520" w:lineRule="exact"/>
-        <w:rPr>
-          <w:rFonts w:hAnsi="宋体" w:cs="宋体"/>
-          <w:sz w:val="30"/>
-          <w:szCs w:val="30"/>
-          <w:u w:val="single"/>
-        </w:rPr>
-      </w:pPr>
-      <w:r>
-        <w:rPr>
-          <w:rFonts w:hint="eastAsia" w:hAnsi="宋体" w:cs="宋体"/>
+        <w:pStyle w:val="a3"/>
+        <w:spacing w:line="520" w:lineRule="exact"/>
+        <w:rPr>
+          <w:rFonts w:hAnsi="宋体" w:cs="宋体"/>
+          <w:sz w:val="30"/>
+          <w:szCs w:val="30"/>
+          <w:u w:val="single"/>
+        </w:rPr>
+      </w:pPr>
+      <w:bookmarkStart w:id="3" w:name="_Hlk90369142"/>
+      <w:r>
+        <w:rPr>
+          <w:rFonts w:hAnsi="宋体" w:cs="宋体" w:hint="eastAsia"/>
+          <w:sz w:val="30"/>
+          <w:szCs w:val="30"/>
+          <w:u w:val="single"/>
+        </w:rPr>
+        <w:t>问：事故发生时，</w:t>
+      </w:r>
+      <w:r>
+        <w:rPr>
+          <w:rFonts w:hAnsi="宋体" w:cs="宋体" w:hint="eastAsia"/>
+          <w:sz w:val="30"/>
+          <w:szCs w:val="30"/>
+          <w:u w:val="single"/>
+        </w:rPr>
+        <w:t>{受伤职工}</w:t>
+      </w:r>
+      <w:r>
+        <w:rPr>
+          <w:rFonts w:hAnsi="宋体" w:cs="宋体" w:hint="eastAsia"/>
+          <w:sz w:val="30"/>
+          <w:szCs w:val="30"/>
+          <w:u w:val="single"/>
+        </w:rPr>
+        <w:t>是否在公司的上班时间在工作场所内正常工作？</w:t>
+      </w:r>
+    </w:p>
+    <w:p>
+      <w:pPr>
+        <w:pStyle w:val="a3"/>
+        <w:spacing w:line="520" w:lineRule="exact"/>
+        <w:rPr>
+          <w:rFonts w:hAnsi="宋体" w:cs="宋体"/>
+          <w:sz w:val="30"/>
+          <w:szCs w:val="30"/>
+          <w:u w:val="single"/>
+        </w:rPr>
+      </w:pPr>
+      <w:r>
+        <w:rPr>
+          <w:rFonts w:hAnsi="宋体" w:cs="宋体" w:hint="eastAsia"/>
           <w:sz w:val="30"/>
           <w:szCs w:val="30"/>
           <w:u w:val="single"/>
@@ -1304,18 +1608,18 @@
     </w:p>
     <w:p>
       <w:pPr>
-        <w:pStyle w:val="2"/>
-        <w:spacing w:line="520" w:lineRule="exact"/>
-        <w:rPr>
-          <w:rFonts w:hAnsi="宋体" w:cs="宋体"/>
-          <w:sz w:val="30"/>
-          <w:szCs w:val="30"/>
-          <w:u w:val="single"/>
-        </w:rPr>
-      </w:pPr>
-      <w:r>
-        <w:rPr>
-          <w:rFonts w:hint="eastAsia" w:hAnsi="宋体" w:cs="宋体"/>
+        <w:pStyle w:val="a3"/>
+        <w:spacing w:line="520" w:lineRule="exact"/>
+        <w:rPr>
+          <w:rFonts w:hAnsi="宋体" w:cs="宋体"/>
+          <w:sz w:val="30"/>
+          <w:szCs w:val="30"/>
+          <w:u w:val="single"/>
+        </w:rPr>
+      </w:pPr>
+      <w:r>
+        <w:rPr>
+          <w:rFonts w:hAnsi="宋体" w:cs="宋体" w:hint="eastAsia"/>
           <w:sz w:val="30"/>
           <w:szCs w:val="30"/>
           <w:u w:val="single"/>
@@ -1325,18 +1629,18 @@
     </w:p>
     <w:p>
       <w:pPr>
-        <w:pStyle w:val="2"/>
-        <w:spacing w:line="520" w:lineRule="exact"/>
-        <w:rPr>
-          <w:rFonts w:hAnsi="宋体" w:cs="宋体"/>
-          <w:sz w:val="30"/>
-          <w:szCs w:val="30"/>
-          <w:u w:val="single"/>
-        </w:rPr>
-      </w:pPr>
-      <w:r>
-        <w:rPr>
-          <w:rFonts w:hint="eastAsia" w:hAnsi="宋体" w:cs="宋体"/>
+        <w:pStyle w:val="a3"/>
+        <w:spacing w:line="520" w:lineRule="exact"/>
+        <w:rPr>
+          <w:rFonts w:hAnsi="宋体" w:cs="宋体"/>
+          <w:sz w:val="30"/>
+          <w:szCs w:val="30"/>
+          <w:u w:val="single"/>
+        </w:rPr>
+      </w:pPr>
+      <w:r>
+        <w:rPr>
+          <w:rFonts w:hAnsi="宋体" w:cs="宋体" w:hint="eastAsia"/>
           <w:sz w:val="30"/>
           <w:szCs w:val="30"/>
           <w:u w:val="single"/>
@@ -1344,42 +1648,60 @@
         <w:t>答：我知道的。</w:t>
       </w:r>
     </w:p>
-    <w:bookmarkEnd w:id="4"/>
-    <w:p>
-      <w:pPr>
-        <w:pStyle w:val="2"/>
-        <w:spacing w:line="520" w:lineRule="exact"/>
-        <w:rPr>
-          <w:rFonts w:hAnsi="宋体" w:cs="宋体"/>
-          <w:sz w:val="30"/>
-          <w:szCs w:val="30"/>
-          <w:u w:val="single"/>
-        </w:rPr>
-      </w:pPr>
-      <w:r>
-        <w:rPr>
-          <w:rFonts w:hint="eastAsia" w:hAnsi="宋体" w:cs="宋体"/>
-          <w:sz w:val="30"/>
-          <w:szCs w:val="30"/>
-          <w:u w:val="single"/>
-        </w:rPr>
-        <w:t>问：{{本人姓名}}受伤后去了哪个医院？谁送他去的？</w:t>
-      </w:r>
-    </w:p>
-    <w:p>
-      <w:pPr>
-        <w:pStyle w:val="2"/>
-        <w:spacing w:line="520" w:lineRule="exact"/>
-        <w:rPr>
-          <w:rFonts w:hAnsi="宋体" w:cs="宋体"/>
-          <w:sz w:val="30"/>
-          <w:szCs w:val="30"/>
-          <w:u w:val="single"/>
-        </w:rPr>
-      </w:pPr>
-      <w:r>
-        <w:rPr>
-          <w:rFonts w:hint="eastAsia" w:hAnsi="宋体" w:cs="宋体"/>
+    <w:bookmarkEnd w:id="3"/>
+    <w:p>
+      <w:pPr>
+        <w:pStyle w:val="a3"/>
+        <w:spacing w:line="520" w:lineRule="exact"/>
+        <w:rPr>
+          <w:rFonts w:hAnsi="宋体" w:cs="宋体"/>
+          <w:sz w:val="30"/>
+          <w:szCs w:val="30"/>
+          <w:u w:val="single"/>
+        </w:rPr>
+      </w:pPr>
+      <w:r>
+        <w:rPr>
+          <w:rFonts w:hAnsi="宋体" w:cs="宋体" w:hint="eastAsia"/>
+          <w:sz w:val="30"/>
+          <w:szCs w:val="30"/>
+          <w:u w:val="single"/>
+        </w:rPr>
+        <w:t>问：</w:t>
+      </w:r>
+      <w:r>
+        <w:rPr>
+          <w:rFonts w:hAnsi="宋体" w:cs="宋体" w:hint="eastAsia"/>
+          <w:sz w:val="30"/>
+          <w:szCs w:val="30"/>
+          <w:u w:val="single"/>
+        </w:rPr>
+        <w:t>{受伤职工}</w:t>
+      </w:r>
+      <w:r>
+        <w:rPr>
+          <w:rFonts w:hAnsi="宋体" w:cs="宋体" w:hint="eastAsia"/>
+          <w:sz w:val="30"/>
+          <w:szCs w:val="30"/>
+          <w:u w:val="single"/>
+        </w:rPr>
+        <w:t>受伤后去了哪个医院？谁送他去的？</w:t>
+      </w:r>
+    </w:p>
+    <w:p>
+      <w:pPr>
+        <w:pStyle w:val="a3"/>
+        <w:spacing w:line="520" w:lineRule="exact"/>
+        <w:rPr>
+          <w:rFonts w:hAnsi="宋体" w:cs="宋体"/>
+          <w:sz w:val="30"/>
+          <w:szCs w:val="30"/>
+          <w:u w:val="single"/>
+        </w:rPr>
+      </w:pPr>
+      <w:r>
+        <w:rPr>
+          <w:rFonts w:hAnsi="宋体" w:cs="宋体" w:hint="eastAsia"/>
           <w:sz w:val="30"/>
           <w:szCs w:val="30"/>
           <w:u w:val="single"/>
@@ -1389,18 +1711,18 @@
     </w:p>
     <w:p>
       <w:pPr>
-        <w:pStyle w:val="2"/>
-        <w:spacing w:line="520" w:lineRule="exact"/>
-        <w:rPr>
-          <w:rFonts w:hAnsi="宋体" w:cs="宋体"/>
-          <w:sz w:val="30"/>
-          <w:szCs w:val="30"/>
-          <w:u w:val="single"/>
-        </w:rPr>
-      </w:pPr>
-      <w:r>
-        <w:rPr>
-          <w:rFonts w:hint="eastAsia" w:hAnsi="宋体" w:cs="宋体"/>
+        <w:pStyle w:val="a3"/>
+        <w:spacing w:line="520" w:lineRule="exact"/>
+        <w:rPr>
+          <w:rFonts w:hAnsi="宋体" w:cs="宋体"/>
+          <w:sz w:val="30"/>
+          <w:szCs w:val="30"/>
+          <w:u w:val="single"/>
+        </w:rPr>
+      </w:pPr>
+      <w:r>
+        <w:rPr>
+          <w:rFonts w:hAnsi="宋体" w:cs="宋体" w:hint="eastAsia"/>
           <w:sz w:val="30"/>
           <w:szCs w:val="30"/>
           <w:u w:val="single"/>
@@ -1410,18 +1732,18 @@
     </w:p>
     <w:p>
       <w:pPr>
-        <w:pStyle w:val="2"/>
-        <w:spacing w:line="520" w:lineRule="exact"/>
-        <w:rPr>
-          <w:rFonts w:hAnsi="宋体" w:cs="宋体"/>
-          <w:sz w:val="30"/>
-          <w:szCs w:val="30"/>
-          <w:u w:val="single"/>
-        </w:rPr>
-      </w:pPr>
-      <w:r>
-        <w:rPr>
-          <w:rFonts w:hint="eastAsia" w:hAnsi="宋体" w:cs="宋体"/>
+        <w:pStyle w:val="a3"/>
+        <w:spacing w:line="520" w:lineRule="exact"/>
+        <w:rPr>
+          <w:rFonts w:hAnsi="宋体" w:cs="宋体"/>
+          <w:sz w:val="30"/>
+          <w:szCs w:val="30"/>
+          <w:u w:val="single"/>
+        </w:rPr>
+      </w:pPr>
+      <w:r>
+        <w:rPr>
+          <w:rFonts w:hAnsi="宋体" w:cs="宋体" w:hint="eastAsia"/>
           <w:sz w:val="30"/>
           <w:szCs w:val="30"/>
           <w:u w:val="single"/>
@@ -1431,18 +1753,18 @@
     </w:p>
     <w:p>
       <w:pPr>
-        <w:pStyle w:val="2"/>
-        <w:spacing w:line="520" w:lineRule="exact"/>
-        <w:rPr>
-          <w:rFonts w:hAnsi="宋体" w:cs="宋体"/>
-          <w:sz w:val="30"/>
-          <w:szCs w:val="30"/>
-          <w:u w:val="single"/>
-        </w:rPr>
-      </w:pPr>
-      <w:r>
-        <w:rPr>
-          <w:rFonts w:hint="eastAsia" w:hAnsi="宋体" w:cs="宋体"/>
+        <w:pStyle w:val="a3"/>
+        <w:spacing w:line="520" w:lineRule="exact"/>
+        <w:rPr>
+          <w:rFonts w:hAnsi="宋体" w:cs="宋体"/>
+          <w:sz w:val="30"/>
+          <w:szCs w:val="30"/>
+          <w:u w:val="single"/>
+        </w:rPr>
+      </w:pPr>
+      <w:r>
+        <w:rPr>
+          <w:rFonts w:hAnsi="宋体" w:cs="宋体" w:hint="eastAsia"/>
           <w:sz w:val="30"/>
           <w:szCs w:val="30"/>
           <w:u w:val="single"/>
@@ -1452,18 +1774,18 @@
     </w:p>
     <w:p>
       <w:pPr>
-        <w:pStyle w:val="2"/>
-        <w:spacing w:line="520" w:lineRule="exact"/>
-        <w:rPr>
-          <w:rFonts w:hAnsi="宋体" w:cs="宋体"/>
-          <w:sz w:val="30"/>
-          <w:szCs w:val="30"/>
-          <w:u w:val="single"/>
-        </w:rPr>
-      </w:pPr>
-      <w:r>
-        <w:rPr>
-          <w:rFonts w:hint="eastAsia" w:hAnsi="宋体" w:cs="宋体"/>
+        <w:pStyle w:val="a3"/>
+        <w:spacing w:line="520" w:lineRule="exact"/>
+        <w:rPr>
+          <w:rFonts w:hAnsi="宋体" w:cs="宋体"/>
+          <w:sz w:val="30"/>
+          <w:szCs w:val="30"/>
+          <w:u w:val="single"/>
+        </w:rPr>
+      </w:pPr>
+      <w:r>
+        <w:rPr>
+          <w:rFonts w:hAnsi="宋体" w:cs="宋体" w:hint="eastAsia"/>
           <w:sz w:val="30"/>
           <w:szCs w:val="30"/>
           <w:u w:val="single"/>
@@ -1472,7 +1794,7 @@
       </w:r>
       <w:r>
         <w:rPr>
-          <w:rFonts w:hint="eastAsia" w:hAnsi="宋体" w:cs="宋体"/>
+          <w:rFonts w:hAnsi="宋体" w:cs="宋体" w:hint="eastAsia"/>
           <w:sz w:val="30"/>
           <w:szCs w:val="30"/>
         </w:rPr>
@@ -1482,24 +1804,75 @@
       <w:bookmarkEnd w:id="1"/>
     </w:p>
     <w:sectPr>
-      <w:headerReference r:id="rId3" w:type="default"/>
-      <w:footerReference r:id="rId5" w:type="default"/>
-      <w:headerReference r:id="rId4" w:type="even"/>
-      <w:footerReference r:id="rId6" w:type="even"/>
+      <w:headerReference w:type="even" r:id="rId7"/>
+      <w:headerReference w:type="default" r:id="rId8"/>
+      <w:footerReference w:type="even" r:id="rId9"/>
+      <w:footerReference w:type="default" r:id="rId10"/>
       <w:pgSz w:w="11906" w:h="16838"/>
       <w:pgMar w:top="623" w:right="1106" w:bottom="935" w:left="1080" w:header="851" w:footer="992" w:gutter="0"/>
-      <w:cols w:space="720" w:num="1"/>
-      <w:docGrid w:type="lines" w:linePitch="312" w:charSpace="0"/>
+      <w:cols w:space="720"/>
+      <w:docGrid w:type="lines" w:linePitch="312"/>
     </w:sectPr>
   </w:body>
 </w:document>
 </file>
 
+<file path=word/endnotes.xml><?xml version="1.0" encoding="utf-8"?>
+<w:endnotes xmlns:ve="http://schemas.openxmlformats.org/markup-compatibility/2006" xmlns:o="urn:schemas-microsoft-com:office:office" xmlns:r="http://schemas.openxmlformats.org/officeDocument/2006/relationships" xmlns:m="http://schemas.openxmlformats.org/officeDocument/2006/math" xmlns:v="urn:schemas-microsoft-com:vml" xmlns:wp="http://schemas.openxmlformats.org/drawingml/2006/wordprocessingDrawing" xmlns:w10="urn:schemas-microsoft-com:office:word" xmlns:w="http://schemas.openxmlformats.org/wordprocessingml/2006/main" xmlns:wne="http://schemas.microsoft.com/office/word/2006/wordml">
+  <w:endnote w:type="separator" w:id="-1">
+    <w:p>
+      <w:r>
+        <w:separator/>
+      </w:r>
+    </w:p>
+  </w:endnote>
+  <w:endnote w:type="continuationSeparator" w:id="0">
+    <w:p>
+      <w:r>
+        <w:continuationSeparator/>
+      </w:r>
+    </w:p>
+  </w:endnote>
+</w:endnotes>
+</file>
+
 <file path=word/footer1.xml><?xml version="1.0" encoding="utf-8"?>
-<w:ftr xmlns:wpc="http://schemas.microsoft.com/office/word/2010/wordprocessingCanvas" xmlns:mc="http://schemas.openxmlformats.org/markup-compatibility/2006" xmlns:o="urn:schemas-microsoft-com:office:office" xmlns:r="http://schemas.openxmlformats.org/officeDocument/2006/relationships" xmlns:m="http://schemas.openxmlformats.org/officeDocument/2006/math" xmlns:v="urn:schemas-microsoft-com:vml" xmlns:wp14="http://schemas.microsoft.com/office/word/2010/wordprocessingDrawing" xmlns:wp="http://schemas.openxmlformats.org/drawingml/2006/wordprocessingDrawing" xmlns:w10="urn:schemas-microsoft-com:office:word" xmlns:w="http://schemas.openxmlformats.org/wordprocessingml/2006/main" xmlns:w14="http://schemas.microsoft.com/office/word/2010/wordml" xmlns:w15="http://schemas.microsoft.com/office/word/2012/wordml" xmlns:wpg="http://schemas.microsoft.com/office/word/2010/wordprocessingGroup" xmlns:wpi="http://schemas.microsoft.com/office/word/2010/wordprocessingInk" xmlns:wne="http://schemas.microsoft.com/office/word/2006/wordml" xmlns:wps="http://schemas.microsoft.com/office/word/2010/wordprocessingShape" xmlns:wpsCustomData="http://www.wps.cn/officeDocument/2013/wpsCustomData" mc:Ignorable="w14 w15 wp14">
+<w:ftr xmlns:ve="http://schemas.openxmlformats.org/markup-compatibility/2006" xmlns:o="urn:schemas-microsoft-com:office:office" xmlns:r="http://schemas.openxmlformats.org/officeDocument/2006/relationships" xmlns:m="http://schemas.openxmlformats.org/officeDocument/2006/math" xmlns:v="urn:schemas-microsoft-com:vml" xmlns:wp="http://schemas.openxmlformats.org/drawingml/2006/wordprocessingDrawing" xmlns:w10="urn:schemas-microsoft-com:office:word" xmlns:w="http://schemas.openxmlformats.org/wordprocessingml/2006/main" xmlns:wne="http://schemas.microsoft.com/office/word/2006/wordml">
   <w:p>
     <w:pPr>
-      <w:pStyle w:val="2"/>
+      <w:pStyle w:val="a5"/>
+      <w:framePr w:wrap="around" w:vAnchor="text" w:hAnchor="margin" w:xAlign="right" w:y="1"/>
+      <w:rPr>
+        <w:rStyle w:val="a7"/>
+      </w:rPr>
+    </w:pPr>
+    <w:r>
+      <w:fldChar w:fldCharType="begin"/>
+    </w:r>
+    <w:r>
+      <w:rPr>
+        <w:rStyle w:val="a7"/>
+      </w:rPr>
+      <w:instrText xml:space="preserve">PAGE  </w:instrText>
+    </w:r>
+    <w:r>
+      <w:fldChar w:fldCharType="end"/>
+    </w:r>
+  </w:p>
+  <w:p>
+    <w:pPr>
+      <w:pStyle w:val="a5"/>
+      <w:ind w:right="360"/>
+    </w:pPr>
+  </w:p>
+</w:ftr>
+</file>
+
+<file path=word/footer2.xml><?xml version="1.0" encoding="utf-8"?>
+<w:ftr xmlns:ve="http://schemas.openxmlformats.org/markup-compatibility/2006" xmlns:o="urn:schemas-microsoft-com:office:office" xmlns:r="http://schemas.openxmlformats.org/officeDocument/2006/relationships" xmlns:m="http://schemas.openxmlformats.org/officeDocument/2006/math" xmlns:v="urn:schemas-microsoft-com:vml" xmlns:wp="http://schemas.openxmlformats.org/drawingml/2006/wordprocessingDrawing" xmlns:w10="urn:schemas-microsoft-com:office:word" xmlns:w="http://schemas.openxmlformats.org/wordprocessingml/2006/main" xmlns:wne="http://schemas.microsoft.com/office/word/2006/wordml">
+  <w:p>
+    <w:pPr>
+      <w:pStyle w:val="a3"/>
       <w:spacing w:line="360" w:lineRule="auto"/>
       <w:rPr>
         <w:rFonts w:hAnsi="宋体" w:cs="宋体"/>
@@ -1509,7 +1882,7 @@
     </w:pPr>
     <w:r>
       <w:rPr>
-        <w:rFonts w:hint="eastAsia" w:hAnsi="宋体" w:cs="宋体"/>
+        <w:rFonts w:hAnsi="宋体" w:cs="宋体" w:hint="eastAsia"/>
         <w:sz w:val="24"/>
         <w:szCs w:val="24"/>
       </w:rPr>
@@ -1518,44 +1891,44 @@
   </w:p>
   <w:p>
     <w:pPr>
-      <w:pStyle w:val="2"/>
+      <w:pStyle w:val="a3"/>
       <w:spacing w:line="360" w:lineRule="auto"/>
       <w:rPr>
-        <w:rFonts w:ascii="仿宋_GB2312" w:hAnsi="宋体" w:eastAsia="仿宋_GB2312" w:cs="宋体"/>
+        <w:rFonts w:ascii="仿宋_GB2312" w:eastAsia="仿宋_GB2312" w:hAnsi="宋体" w:cs="宋体"/>
       </w:rPr>
     </w:pPr>
   </w:p>
   <w:p>
     <w:pPr>
-      <w:pStyle w:val="2"/>
+      <w:pStyle w:val="a3"/>
       <w:spacing w:line="360" w:lineRule="auto"/>
       <w:rPr>
-        <w:rFonts w:ascii="仿宋_GB2312" w:hAnsi="宋体" w:eastAsia="仿宋_GB2312" w:cs="宋体"/>
+        <w:rFonts w:ascii="仿宋_GB2312" w:eastAsia="仿宋_GB2312" w:hAnsi="宋体" w:cs="宋体"/>
       </w:rPr>
     </w:pPr>
     <w:r>
       <w:rPr>
-        <w:rFonts w:hint="eastAsia" w:ascii="仿宋_GB2312" w:hAnsi="宋体" w:eastAsia="仿宋_GB2312" w:cs="宋体"/>
+        <w:rFonts w:ascii="仿宋_GB2312" w:eastAsia="仿宋_GB2312" w:hAnsi="宋体" w:cs="宋体" w:hint="eastAsia"/>
       </w:rPr>
       <w:t>注：调查（询问）结束后，调查（询问）人员应将笔录交被调查（询问）人核对，核对无误后，由被调查（询问）在每页笔录末尾处注明“</w:t>
     </w:r>
     <w:r>
       <w:rPr>
-        <w:rFonts w:hint="eastAsia" w:ascii="仿宋_GB2312" w:hAnsi="宋体" w:eastAsia="仿宋_GB2312" w:cs="宋体"/>
+        <w:rFonts w:ascii="仿宋_GB2312" w:eastAsia="仿宋_GB2312" w:hAnsi="宋体" w:cs="宋体" w:hint="eastAsia"/>
         <w:u w:val="single"/>
       </w:rPr>
       <w:t>以上笔录我看过，和我表达的意思一致</w:t>
     </w:r>
     <w:r>
       <w:rPr>
-        <w:rFonts w:hint="eastAsia" w:ascii="仿宋_GB2312" w:hAnsi="宋体" w:eastAsia="仿宋_GB2312" w:cs="宋体"/>
+        <w:rFonts w:ascii="仿宋_GB2312" w:eastAsia="仿宋_GB2312" w:hAnsi="宋体" w:cs="宋体" w:hint="eastAsia"/>
       </w:rPr>
       <w:t>”，并签名（修改处加盖指纹）</w:t>
     </w:r>
   </w:p>
   <w:p>
     <w:pPr>
-      <w:pStyle w:val="4"/>
+      <w:pStyle w:val="a5"/>
       <w:jc w:val="center"/>
       <w:rPr>
         <w:sz w:val="28"/>
@@ -1570,29 +1943,16 @@
       </w:rPr>
       <w:t>共</w:t>
     </w:r>
-    <w:r>
-      <w:fldChar w:fldCharType="begin"/>
-    </w:r>
-    <w:r>
-      <w:instrText xml:space="preserve"> NUMPAGES  \* Arabic  \* MERGEFORMAT </w:instrText>
-    </w:r>
-    <w:r>
-      <w:fldChar w:fldCharType="separate"/>
-    </w:r>
-    <w:r>
-      <w:rPr>
-        <w:sz w:val="28"/>
-        <w:szCs w:val="28"/>
-      </w:rPr>
-      <w:t>3</w:t>
-    </w:r>
-    <w:r>
-      <w:rPr>
-        <w:sz w:val="28"/>
-        <w:szCs w:val="28"/>
-      </w:rPr>
-      <w:fldChar w:fldCharType="end"/>
-    </w:r>
+    <w:fldSimple w:instr=" NUMPAGES  \* Arabic  \* MERGEFORMAT ">
+      <w:r>
+        <w:rPr>
+          <w:noProof/>
+          <w:sz w:val="28"/>
+          <w:szCs w:val="28"/>
+        </w:rPr>
+        <w:t>3</w:t>
+      </w:r>
+    </w:fldSimple>
     <w:r>
       <w:rPr>
         <w:rFonts w:hint="eastAsia"/>
@@ -1621,7 +1981,7 @@
         <w:sz w:val="28"/>
         <w:szCs w:val="28"/>
       </w:rPr>
-      <w:instrText xml:space="preserve">PAGE  \* Arabic  \* MERGEFORMAT</w:instrText>
+      <w:instrText>PAGE  \* Arabic  \* MERGEFORMAT</w:instrText>
     </w:r>
     <w:r>
       <w:rPr>
@@ -1639,6 +1999,7 @@
     </w:r>
     <w:r>
       <w:rPr>
+        <w:noProof/>
         <w:sz w:val="28"/>
         <w:szCs w:val="28"/>
       </w:rPr>
@@ -1663,14 +2024,33 @@
 </w:ftr>
 </file>
 
-<file path=word/footer2.xml><?xml version="1.0" encoding="utf-8"?>
-<w:ftr xmlns:wpc="http://schemas.microsoft.com/office/word/2010/wordprocessingCanvas" xmlns:mc="http://schemas.openxmlformats.org/markup-compatibility/2006" xmlns:o="urn:schemas-microsoft-com:office:office" xmlns:r="http://schemas.openxmlformats.org/officeDocument/2006/relationships" xmlns:m="http://schemas.openxmlformats.org/officeDocument/2006/math" xmlns:v="urn:schemas-microsoft-com:vml" xmlns:wp14="http://schemas.microsoft.com/office/word/2010/wordprocessingDrawing" xmlns:wp="http://schemas.openxmlformats.org/drawingml/2006/wordprocessingDrawing" xmlns:w10="urn:schemas-microsoft-com:office:word" xmlns:w="http://schemas.openxmlformats.org/wordprocessingml/2006/main" xmlns:w14="http://schemas.microsoft.com/office/word/2010/wordml" xmlns:w15="http://schemas.microsoft.com/office/word/2012/wordml" xmlns:wpg="http://schemas.microsoft.com/office/word/2010/wordprocessingGroup" xmlns:wpi="http://schemas.microsoft.com/office/word/2010/wordprocessingInk" xmlns:wne="http://schemas.microsoft.com/office/word/2006/wordml" xmlns:wps="http://schemas.microsoft.com/office/word/2010/wordprocessingShape" xmlns:wpsCustomData="http://www.wps.cn/officeDocument/2013/wpsCustomData" mc:Ignorable="w14 w15 wp14">
+<file path=word/footnotes.xml><?xml version="1.0" encoding="utf-8"?>
+<w:footnotes xmlns:ve="http://schemas.openxmlformats.org/markup-compatibility/2006" xmlns:o="urn:schemas-microsoft-com:office:office" xmlns:r="http://schemas.openxmlformats.org/officeDocument/2006/relationships" xmlns:m="http://schemas.openxmlformats.org/officeDocument/2006/math" xmlns:v="urn:schemas-microsoft-com:vml" xmlns:wp="http://schemas.openxmlformats.org/drawingml/2006/wordprocessingDrawing" xmlns:w10="urn:schemas-microsoft-com:office:word" xmlns:w="http://schemas.openxmlformats.org/wordprocessingml/2006/main" xmlns:wne="http://schemas.microsoft.com/office/word/2006/wordml">
+  <w:footnote w:type="separator" w:id="-1">
+    <w:p>
+      <w:r>
+        <w:separator/>
+      </w:r>
+    </w:p>
+  </w:footnote>
+  <w:footnote w:type="continuationSeparator" w:id="0">
+    <w:p>
+      <w:r>
+        <w:continuationSeparator/>
+      </w:r>
+    </w:p>
+  </w:footnote>
+</w:footnotes>
+</file>
+
+<file path=word/header1.xml><?xml version="1.0" encoding="utf-8"?>
+<w:hdr xmlns:ve="http://schemas.openxmlformats.org/markup-compatibility/2006" xmlns:o="urn:schemas-microsoft-com:office:office" xmlns:r="http://schemas.openxmlformats.org/officeDocument/2006/relationships" xmlns:m="http://schemas.openxmlformats.org/officeDocument/2006/math" xmlns:v="urn:schemas-microsoft-com:vml" xmlns:wp="http://schemas.openxmlformats.org/drawingml/2006/wordprocessingDrawing" xmlns:w10="urn:schemas-microsoft-com:office:word" xmlns:w="http://schemas.openxmlformats.org/wordprocessingml/2006/main" xmlns:wne="http://schemas.microsoft.com/office/word/2006/wordml">
   <w:p>
     <w:pPr>
-      <w:pStyle w:val="4"/>
+      <w:pStyle w:val="a6"/>
       <w:framePr w:wrap="around" w:vAnchor="text" w:hAnchor="margin" w:xAlign="right" w:y="1"/>
       <w:rPr>
-        <w:rStyle w:val="8"/>
+        <w:rStyle w:val="a7"/>
       </w:rPr>
     </w:pPr>
     <w:r>
@@ -1678,7 +2058,7 @@
     </w:r>
     <w:r>
       <w:rPr>
-        <w:rStyle w:val="8"/>
+        <w:rStyle w:val="a7"/>
       </w:rPr>
       <w:instrText xml:space="preserve">PAGE  </w:instrText>
     </w:r>
@@ -1688,18 +2068,18 @@
   </w:p>
   <w:p>
     <w:pPr>
-      <w:pStyle w:val="4"/>
+      <w:pStyle w:val="a6"/>
       <w:ind w:right="360"/>
     </w:pPr>
   </w:p>
-</w:ftr>
+</w:hdr>
 </file>
 
-<file path=word/header1.xml><?xml version="1.0" encoding="utf-8"?>
-<w:hdr xmlns:wpc="http://schemas.microsoft.com/office/word/2010/wordprocessingCanvas" xmlns:mc="http://schemas.openxmlformats.org/markup-compatibility/2006" xmlns:o="urn:schemas-microsoft-com:office:office" xmlns:r="http://schemas.openxmlformats.org/officeDocument/2006/relationships" xmlns:m="http://schemas.openxmlformats.org/officeDocument/2006/math" xmlns:v="urn:schemas-microsoft-com:vml" xmlns:wp14="http://schemas.microsoft.com/office/word/2010/wordprocessingDrawing" xmlns:wp="http://schemas.openxmlformats.org/drawingml/2006/wordprocessingDrawing" xmlns:w10="urn:schemas-microsoft-com:office:word" xmlns:w="http://schemas.openxmlformats.org/wordprocessingml/2006/main" xmlns:w14="http://schemas.microsoft.com/office/word/2010/wordml" xmlns:w15="http://schemas.microsoft.com/office/word/2012/wordml" xmlns:wpg="http://schemas.microsoft.com/office/word/2010/wordprocessingGroup" xmlns:wpi="http://schemas.microsoft.com/office/word/2010/wordprocessingInk" xmlns:wne="http://schemas.microsoft.com/office/word/2006/wordml" xmlns:wps="http://schemas.microsoft.com/office/word/2010/wordprocessingShape" xmlns:wpsCustomData="http://www.wps.cn/officeDocument/2013/wpsCustomData" mc:Ignorable="w14 w15 wp14">
+<file path=word/header2.xml><?xml version="1.0" encoding="utf-8"?>
+<w:hdr xmlns:ve="http://schemas.openxmlformats.org/markup-compatibility/2006" xmlns:o="urn:schemas-microsoft-com:office:office" xmlns:r="http://schemas.openxmlformats.org/officeDocument/2006/relationships" xmlns:m="http://schemas.openxmlformats.org/officeDocument/2006/math" xmlns:v="urn:schemas-microsoft-com:vml" xmlns:wp="http://schemas.openxmlformats.org/drawingml/2006/wordprocessingDrawing" xmlns:w10="urn:schemas-microsoft-com:office:word" xmlns:w="http://schemas.openxmlformats.org/wordprocessingml/2006/main" xmlns:wne="http://schemas.microsoft.com/office/word/2006/wordml">
   <w:p>
     <w:pPr>
-      <w:pStyle w:val="4"/>
+      <w:pStyle w:val="a5"/>
       <w:ind w:right="360"/>
       <w:jc w:val="center"/>
     </w:pPr>
@@ -1713,327 +2093,194 @@
 </w:hdr>
 </file>
 
-<file path=word/header2.xml><?xml version="1.0" encoding="utf-8"?>
-<w:hdr xmlns:wpc="http://schemas.microsoft.com/office/word/2010/wordprocessingCanvas" xmlns:mc="http://schemas.openxmlformats.org/markup-compatibility/2006" xmlns:o="urn:schemas-microsoft-com:office:office" xmlns:r="http://schemas.openxmlformats.org/officeDocument/2006/relationships" xmlns:m="http://schemas.openxmlformats.org/officeDocument/2006/math" xmlns:v="urn:schemas-microsoft-com:vml" xmlns:wp14="http://schemas.microsoft.com/office/word/2010/wordprocessingDrawing" xmlns:wp="http://schemas.openxmlformats.org/drawingml/2006/wordprocessingDrawing" xmlns:w10="urn:schemas-microsoft-com:office:word" xmlns:w="http://schemas.openxmlformats.org/wordprocessingml/2006/main" xmlns:w14="http://schemas.microsoft.com/office/word/2010/wordml" xmlns:w15="http://schemas.microsoft.com/office/word/2012/wordml" xmlns:wpg="http://schemas.microsoft.com/office/word/2010/wordprocessingGroup" xmlns:wpi="http://schemas.microsoft.com/office/word/2010/wordprocessingInk" xmlns:wne="http://schemas.microsoft.com/office/word/2006/wordml" xmlns:wps="http://schemas.microsoft.com/office/word/2010/wordprocessingShape" xmlns:wpsCustomData="http://www.wps.cn/officeDocument/2013/wpsCustomData" mc:Ignorable="w14 w15 wp14">
-  <w:p>
-    <w:pPr>
-      <w:pStyle w:val="5"/>
-      <w:framePr w:wrap="around" w:vAnchor="text" w:hAnchor="margin" w:xAlign="right" w:y="1"/>
-      <w:rPr>
-        <w:rStyle w:val="8"/>
-      </w:rPr>
-    </w:pPr>
-    <w:r>
-      <w:fldChar w:fldCharType="begin"/>
-    </w:r>
-    <w:r>
-      <w:rPr>
-        <w:rStyle w:val="8"/>
-      </w:rPr>
-      <w:instrText xml:space="preserve">PAGE  </w:instrText>
-    </w:r>
-    <w:r>
-      <w:fldChar w:fldCharType="end"/>
-    </w:r>
-  </w:p>
-  <w:p>
-    <w:pPr>
-      <w:pStyle w:val="5"/>
-      <w:ind w:right="360"/>
-    </w:pPr>
-  </w:p>
-</w:hdr>
-</file>
-
 <file path=word/styles.xml><?xml version="1.0" encoding="utf-8"?>
-<w:styles xmlns:mc="http://schemas.openxmlformats.org/markup-compatibility/2006" xmlns:o="urn:schemas-microsoft-com:office:office" xmlns:r="http://schemas.openxmlformats.org/officeDocument/2006/relationships" xmlns:m="http://schemas.openxmlformats.org/officeDocument/2006/math" xmlns:v="urn:schemas-microsoft-com:vml" xmlns:w="http://schemas.openxmlformats.org/wordprocessingml/2006/main" xmlns:w14="http://schemas.microsoft.com/office/word/2010/wordml" xmlns:w10="urn:schemas-microsoft-com:office:word" xmlns:sl="http://schemas.openxmlformats.org/schemaLibrary/2006/main" xmlns:wpsCustomData="http://www.wps.cn/officeDocument/2013/wpsCustomData" mc:Ignorable="w14">
+<w:styles xmlns:r="http://schemas.openxmlformats.org/officeDocument/2006/relationships" xmlns:w="http://schemas.openxmlformats.org/wordprocessingml/2006/main">
   <w:docDefaults>
     <w:rPrDefault>
       <w:rPr>
-        <w:rFonts w:ascii="Times New Roman" w:hAnsi="Times New Roman" w:eastAsia="宋体" w:cs="Times New Roman"/>
+        <w:rFonts w:ascii="Times New Roman" w:eastAsia="宋体" w:hAnsi="Times New Roman" w:cs="Times New Roman"/>
+        <w:lang w:val="en-US" w:eastAsia="zh-CN" w:bidi="ar-SA"/>
       </w:rPr>
     </w:rPrDefault>
     <w:pPrDefault/>
   </w:docDefaults>
-  <w:latentStyles w:count="260" w:defQFormat="0" w:defUnhideWhenUsed="1" w:defSemiHidden="1" w:defUIPriority="99" w:defLockedState="0">
-    <w:lsdException w:qFormat="1" w:unhideWhenUsed="0" w:uiPriority="0" w:semiHidden="0" w:name="Normal"/>
-    <w:lsdException w:qFormat="1" w:unhideWhenUsed="0" w:uiPriority="0" w:semiHidden="0" w:name="heading 1"/>
-    <w:lsdException w:qFormat="1" w:uiPriority="0" w:name="heading 2"/>
-    <w:lsdException w:qFormat="1" w:uiPriority="0" w:name="heading 3"/>
-    <w:lsdException w:qFormat="1" w:uiPriority="0" w:name="heading 4"/>
-    <w:lsdException w:qFormat="1" w:uiPriority="0" w:name="heading 5"/>
-    <w:lsdException w:qFormat="1" w:uiPriority="0" w:name="heading 6"/>
-    <w:lsdException w:qFormat="1" w:uiPriority="0" w:name="heading 7"/>
-    <w:lsdException w:qFormat="1" w:uiPriority="0" w:name="heading 8"/>
-    <w:lsdException w:qFormat="1" w:uiPriority="0" w:name="heading 9"/>
-    <w:lsdException w:uiPriority="0" w:name="index 1"/>
-    <w:lsdException w:uiPriority="0" w:name="index 2"/>
-    <w:lsdException w:uiPriority="0" w:name="index 3"/>
-    <w:lsdException w:uiPriority="0" w:name="index 4"/>
-    <w:lsdException w:uiPriority="0" w:name="index 5"/>
-    <w:lsdException w:uiPriority="0" w:name="index 6"/>
-    <w:lsdException w:uiPriority="0" w:name="index 7"/>
-    <w:lsdException w:uiPriority="0" w:name="index 8"/>
-    <w:lsdException w:uiPriority="0" w:name="index 9"/>
-    <w:lsdException w:uiPriority="0" w:name="toc 1"/>
-    <w:lsdException w:uiPriority="0" w:name="toc 2"/>
-    <w:lsdException w:uiPriority="0" w:name="toc 3"/>
-    <w:lsdException w:uiPriority="0" w:name="toc 4"/>
-    <w:lsdException w:uiPriority="0" w:name="toc 5"/>
-    <w:lsdException w:uiPriority="0" w:name="toc 6"/>
-    <w:lsdException w:uiPriority="0" w:name="toc 7"/>
-    <w:lsdException w:uiPriority="0" w:name="toc 8"/>
-    <w:lsdException w:uiPriority="0" w:name="toc 9"/>
-    <w:lsdException w:uiPriority="0" w:name="Normal Indent"/>
-    <w:lsdException w:uiPriority="0" w:name="footnote text"/>
-    <w:lsdException w:uiPriority="0" w:name="annotation text"/>
-    <w:lsdException w:unhideWhenUsed="0" w:uiPriority="0" w:semiHidden="0" w:name="header"/>
-    <w:lsdException w:qFormat="1" w:unhideWhenUsed="0" w:uiPriority="99" w:semiHidden="0" w:name="footer"/>
-    <w:lsdException w:uiPriority="0" w:name="index heading"/>
-    <w:lsdException w:qFormat="1" w:uiPriority="0" w:name="caption"/>
-    <w:lsdException w:uiPriority="0" w:name="table of figures"/>
-    <w:lsdException w:uiPriority="0" w:name="envelope address"/>
-    <w:lsdException w:uiPriority="0" w:name="envelope return"/>
-    <w:lsdException w:uiPriority="0" w:name="footnote reference"/>
-    <w:lsdException w:uiPriority="0" w:name="annotation reference"/>
-    <w:lsdException w:uiPriority="0" w:name="line number"/>
-    <w:lsdException w:unhideWhenUsed="0" w:uiPriority="0" w:semiHidden="0" w:name="page number"/>
-    <w:lsdException w:uiPriority="0" w:name="endnote reference"/>
-    <w:lsdException w:uiPriority="0" w:name="endnote text"/>
-    <w:lsdException w:unhideWhenUsed="0" w:uiPriority="0" w:semiHidden="0" w:name="table of authorities"/>
-    <w:lsdException w:uiPriority="0" w:name="macro"/>
-    <w:lsdException w:uiPriority="0" w:name="toa heading"/>
-    <w:lsdException w:unhideWhenUsed="0" w:uiPriority="0" w:semiHidden="0" w:name="List"/>
-    <w:lsdException w:unhideWhenUsed="0" w:uiPriority="0" w:semiHidden="0" w:name="List Bullet"/>
-    <w:lsdException w:uiPriority="0" w:name="List Number"/>
-    <w:lsdException w:uiPriority="0" w:name="List 2"/>
-    <w:lsdException w:uiPriority="0" w:name="List 3"/>
-    <w:lsdException w:uiPriority="0" w:name="List 4"/>
-    <w:lsdException w:uiPriority="0" w:name="List 5"/>
-    <w:lsdException w:uiPriority="0" w:name="List Bullet 2"/>
-    <w:lsdException w:uiPriority="0" w:name="List Bullet 3"/>
-    <w:lsdException w:uiPriority="0" w:name="List Bullet 4"/>
-    <w:lsdException w:uiPriority="0" w:name="List Bullet 5"/>
-    <w:lsdException w:uiPriority="0" w:name="List Number 2"/>
-    <w:lsdException w:uiPriority="0" w:name="List Number 3"/>
-    <w:lsdException w:uiPriority="0" w:name="List Number 4"/>
-    <w:lsdException w:uiPriority="0" w:name="List Number 5"/>
-    <w:lsdException w:qFormat="1" w:unhideWhenUsed="0" w:uiPriority="0" w:semiHidden="0" w:name="Title"/>
-    <w:lsdException w:uiPriority="0" w:name="Closing"/>
-    <w:lsdException w:uiPriority="0" w:name="Signature"/>
-    <w:lsdException w:uiPriority="1" w:name="Default Paragraph Font"/>
-    <w:lsdException w:uiPriority="0" w:name="Body Text"/>
-    <w:lsdException w:uiPriority="0" w:name="Body Text Indent"/>
-    <w:lsdException w:uiPriority="0" w:name="List Continue"/>
-    <w:lsdException w:unhideWhenUsed="0" w:uiPriority="0" w:semiHidden="0" w:name="List Continue 2"/>
-    <w:lsdException w:unhideWhenUsed="0" w:uiPriority="0" w:semiHidden="0" w:name="List Continue 3"/>
-    <w:lsdException w:unhideWhenUsed="0" w:uiPriority="0" w:semiHidden="0" w:name="List Continue 4"/>
-    <w:lsdException w:unhideWhenUsed="0" w:uiPriority="0" w:semiHidden="0" w:name="List Continue 5"/>
-    <w:lsdException w:uiPriority="0" w:name="Message Header"/>
-    <w:lsdException w:qFormat="1" w:unhideWhenUsed="0" w:uiPriority="0" w:semiHidden="0" w:name="Subtitle"/>
-    <w:lsdException w:uiPriority="0" w:name="Salutation"/>
-    <w:lsdException w:uiPriority="0" w:name="Date"/>
-    <w:lsdException w:uiPriority="0" w:name="Body Text First Indent"/>
-    <w:lsdException w:uiPriority="0" w:name="Body Text First Indent 2"/>
-    <w:lsdException w:uiPriority="0" w:name="Note Heading"/>
-    <w:lsdException w:uiPriority="0" w:name="Body Text 2"/>
-    <w:lsdException w:uiPriority="0" w:name="Body Text 3"/>
-    <w:lsdException w:uiPriority="0" w:name="Body Text Indent 2"/>
-    <w:lsdException w:uiPriority="0" w:name="Body Text Indent 3"/>
-    <w:lsdException w:uiPriority="0" w:name="Block Text"/>
-    <w:lsdException w:uiPriority="0" w:name="Hyperlink"/>
-    <w:lsdException w:uiPriority="0" w:name="FollowedHyperlink"/>
-    <w:lsdException w:qFormat="1" w:unhideWhenUsed="0" w:uiPriority="0" w:semiHidden="0" w:name="Strong"/>
-    <w:lsdException w:qFormat="1" w:unhideWhenUsed="0" w:uiPriority="0" w:semiHidden="0" w:name="Emphasis"/>
-    <w:lsdException w:uiPriority="0" w:name="Document Map"/>
-    <w:lsdException w:qFormat="1" w:unhideWhenUsed="0" w:uiPriority="0" w:semiHidden="0" w:name="Plain Text"/>
-    <w:lsdException w:uiPriority="0" w:name="E-mail Signature"/>
-    <w:lsdException w:uiPriority="0" w:name="Normal (Web)"/>
-    <w:lsdException w:uiPriority="0" w:name="HTML Acronym"/>
-    <w:lsdException w:uiPriority="0" w:name="HTML Address"/>
-    <w:lsdException w:uiPriority="0" w:name="HTML Cite"/>
-    <w:lsdException w:uiPriority="0" w:name="HTML Code"/>
-    <w:lsdException w:uiPriority="0" w:name="HTML Definition"/>
-    <w:lsdException w:uiPriority="0" w:name="HTML Keyboard"/>
-    <w:lsdException w:uiPriority="0" w:name="HTML Preformatted"/>
-    <w:lsdException w:uiPriority="0" w:name="HTML Sample"/>
-    <w:lsdException w:uiPriority="0" w:name="HTML Typewriter"/>
-    <w:lsdException w:uiPriority="0" w:name="HTML Variable"/>
-    <w:lsdException w:qFormat="1" w:uiPriority="99" w:name="Normal Table"/>
-    <w:lsdException w:uiPriority="0" w:name="annotation subject"/>
-    <w:lsdException w:uiPriority="0" w:name="Table Simple 1"/>
-    <w:lsdException w:uiPriority="0" w:name="Table Simple 2"/>
-    <w:lsdException w:uiPriority="0" w:name="Table Simple 3"/>
-    <w:lsdException w:uiPriority="0" w:name="Table Classic 1"/>
-    <w:lsdException w:uiPriority="0" w:name="Table Classic 2"/>
-    <w:lsdException w:uiPriority="0" w:name="Table Classic 3"/>
-    <w:lsdException w:uiPriority="0" w:name="Table Classic 4"/>
-    <w:lsdException w:uiPriority="0" w:name="Table Colorful 1"/>
-    <w:lsdException w:uiPriority="0" w:name="Table Colorful 2"/>
-    <w:lsdException w:uiPriority="0" w:name="Table Colorful 3"/>
-    <w:lsdException w:uiPriority="0" w:name="Table Columns 1"/>
-    <w:lsdException w:uiPriority="0" w:name="Table Columns 2"/>
-    <w:lsdException w:uiPriority="0" w:name="Table Columns 3"/>
-    <w:lsdException w:uiPriority="0" w:name="Table Columns 4"/>
-    <w:lsdException w:uiPriority="0" w:name="Table Columns 5"/>
-    <w:lsdException w:uiPriority="0" w:name="Table Grid 1"/>
-    <w:lsdException w:uiPriority="0" w:name="Table Grid 2"/>
-    <w:lsdException w:uiPriority="0" w:name="Table Grid 3"/>
-    <w:lsdException w:uiPriority="0" w:name="Table Grid 4"/>
-    <w:lsdException w:uiPriority="0" w:name="Table Grid 5"/>
-    <w:lsdException w:uiPriority="0" w:name="Table Grid 6"/>
-    <w:lsdException w:uiPriority="0" w:name="Table Grid 7"/>
-    <w:lsdException w:uiPriority="0" w:name="Table Grid 8"/>
-    <w:lsdException w:uiPriority="0" w:name="Table List 1"/>
-    <w:lsdException w:uiPriority="0" w:name="Table List 2"/>
-    <w:lsdException w:uiPriority="0" w:name="Table List 3"/>
-    <w:lsdException w:uiPriority="0" w:name="Table List 4"/>
-    <w:lsdException w:uiPriority="0" w:name="Table List 5"/>
-    <w:lsdException w:uiPriority="0" w:name="Table List 6"/>
-    <w:lsdException w:uiPriority="0" w:name="Table List 7"/>
-    <w:lsdException w:uiPriority="0" w:name="Table List 8"/>
-    <w:lsdException w:uiPriority="0" w:name="Table 3D effects 1"/>
-    <w:lsdException w:uiPriority="0" w:name="Table 3D effects 2"/>
-    <w:lsdException w:uiPriority="0" w:name="Table 3D effects 3"/>
-    <w:lsdException w:uiPriority="0" w:name="Table Contemporary"/>
-    <w:lsdException w:uiPriority="0" w:name="Table Elegant"/>
-    <w:lsdException w:uiPriority="0" w:name="Table Professional"/>
-    <w:lsdException w:uiPriority="0" w:name="Table Subtle 1"/>
-    <w:lsdException w:uiPriority="0" w:name="Table Subtle 2"/>
-    <w:lsdException w:uiPriority="0" w:name="Table Web 1"/>
-    <w:lsdException w:uiPriority="0" w:name="Table Web 2"/>
-    <w:lsdException w:uiPriority="0" w:name="Table Web 3"/>
-    <w:lsdException w:qFormat="1" w:unhideWhenUsed="0" w:uiPriority="0" w:name="Balloon Text"/>
-    <w:lsdException w:unhideWhenUsed="0" w:uiPriority="0" w:semiHidden="0" w:name="Table Grid"/>
-    <w:lsdException w:uiPriority="0" w:name="Table Theme"/>
-    <w:lsdException w:unhideWhenUsed="0" w:uiPriority="60" w:semiHidden="0" w:name="Light Shading"/>
-    <w:lsdException w:unhideWhenUsed="0" w:uiPriority="61" w:semiHidden="0" w:name="Light List"/>
-    <w:lsdException w:unhideWhenUsed="0" w:uiPriority="62" w:semiHidden="0" w:name="Light Grid"/>
-    <w:lsdException w:unhideWhenUsed="0" w:uiPriority="63" w:semiHidden="0" w:name="Medium Shading 1"/>
-    <w:lsdException w:unhideWhenUsed="0" w:uiPriority="64" w:semiHidden="0" w:name="Medium Shading 2"/>
-    <w:lsdException w:unhideWhenUsed="0" w:uiPriority="65" w:semiHidden="0" w:name="Medium List 1"/>
-    <w:lsdException w:unhideWhenUsed="0" w:uiPriority="66" w:semiHidden="0" w:name="Medium List 2"/>
-    <w:lsdException w:unhideWhenUsed="0" w:uiPriority="67" w:semiHidden="0" w:name="Medium Grid 1"/>
-    <w:lsdException w:unhideWhenUsed="0" w:uiPriority="68" w:semiHidden="0" w:name="Medium Grid 2"/>
-    <w:lsdException w:unhideWhenUsed="0" w:uiPriority="69" w:semiHidden="0" w:name="Medium Grid 3"/>
-    <w:lsdException w:unhideWhenUsed="0" w:uiPriority="70" w:semiHidden="0" w:name="Dark List"/>
-    <w:lsdException w:unhideWhenUsed="0" w:uiPriority="71" w:semiHidden="0" w:name="Colorful Shading"/>
-    <w:lsdException w:unhideWhenUsed="0" w:uiPriority="72" w:semiHidden="0" w:name="Colorful List"/>
-    <w:lsdException w:unhideWhenUsed="0" w:uiPriority="73" w:semiHidden="0" w:name="Colorful Grid"/>
-    <w:lsdException w:unhideWhenUsed="0" w:uiPriority="60" w:semiHidden="0" w:name="Light Shading Accent 1"/>
-    <w:lsdException w:unhideWhenUsed="0" w:uiPriority="61" w:semiHidden="0" w:name="Light List Accent 1"/>
-    <w:lsdException w:unhideWhenUsed="0" w:uiPriority="62" w:semiHidden="0" w:name="Light Grid Accent 1"/>
-    <w:lsdException w:unhideWhenUsed="0" w:uiPriority="63" w:semiHidden="0" w:name="Medium Shading 1 Accent 1"/>
-    <w:lsdException w:unhideWhenUsed="0" w:uiPriority="64" w:semiHidden="0" w:name="Medium Shading 2 Accent 1"/>
-    <w:lsdException w:unhideWhenUsed="0" w:uiPriority="65" w:semiHidden="0" w:name="Medium List 1 Accent 1"/>
-    <w:lsdException w:unhideWhenUsed="0" w:uiPriority="66" w:semiHidden="0" w:name="Medium List 2 Accent 1"/>
-    <w:lsdException w:unhideWhenUsed="0" w:uiPriority="67" w:semiHidden="0" w:name="Medium Grid 1 Accent 1"/>
-    <w:lsdException w:unhideWhenUsed="0" w:uiPriority="68" w:semiHidden="0" w:name="Medium Grid 2 Accent 1"/>
-    <w:lsdException w:unhideWhenUsed="0" w:uiPriority="69" w:semiHidden="0" w:name="Medium Grid 3 Accent 1"/>
-    <w:lsdException w:unhideWhenUsed="0" w:uiPriority="70" w:semiHidden="0" w:name="Dark List Accent 1"/>
-    <w:lsdException w:unhideWhenUsed="0" w:uiPriority="71" w:semiHidden="0" w:name="Colorful Shading Accent 1"/>
-    <w:lsdException w:unhideWhenUsed="0" w:uiPriority="72" w:semiHidden="0" w:name="Colorful List Accent 1"/>
-    <w:lsdException w:unhideWhenUsed="0" w:uiPriority="73" w:semiHidden="0" w:name="Colorful Grid Accent 1"/>
-    <w:lsdException w:unhideWhenUsed="0" w:uiPriority="60" w:semiHidden="0" w:name="Light Shading Accent 2"/>
-    <w:lsdException w:unhideWhenUsed="0" w:uiPriority="61" w:semiHidden="0" w:name="Light List Accent 2"/>
-    <w:lsdException w:unhideWhenUsed="0" w:uiPriority="62" w:semiHidden="0" w:name="Light Grid Accent 2"/>
-    <w:lsdException w:unhideWhenUsed="0" w:uiPriority="63" w:semiHidden="0" w:name="Medium Shading 1 Accent 2"/>
-    <w:lsdException w:unhideWhenUsed="0" w:uiPriority="64" w:semiHidden="0" w:name="Medium Shading 2 Accent 2"/>
-    <w:lsdException w:unhideWhenUsed="0" w:uiPriority="65" w:semiHidden="0" w:name="Medium List 1 Accent 2"/>
-    <w:lsdException w:unhideWhenUsed="0" w:uiPriority="66" w:semiHidden="0" w:name="Medium List 2 Accent 2"/>
-    <w:lsdException w:unhideWhenUsed="0" w:uiPriority="67" w:semiHidden="0" w:name="Medium Grid 1 Accent 2"/>
-    <w:lsdException w:unhideWhenUsed="0" w:uiPriority="68" w:semiHidden="0" w:name="Medium Grid 2 Accent 2"/>
-    <w:lsdException w:unhideWhenUsed="0" w:uiPriority="69" w:semiHidden="0" w:name="Medium Grid 3 Accent 2"/>
-    <w:lsdException w:unhideWhenUsed="0" w:uiPriority="70" w:semiHidden="0" w:name="Dark List Accent 2"/>
-    <w:lsdException w:unhideWhenUsed="0" w:uiPriority="71" w:semiHidden="0" w:name="Colorful Shading Accent 2"/>
-    <w:lsdException w:unhideWhenUsed="0" w:uiPriority="72" w:semiHidden="0" w:name="Colorful List Accent 2"/>
-    <w:lsdException w:unhideWhenUsed="0" w:uiPriority="73" w:semiHidden="0" w:name="Colorful Grid Accent 2"/>
-    <w:lsdException w:unhideWhenUsed="0" w:uiPriority="60" w:semiHidden="0" w:name="Light Shading Accent 3"/>
-    <w:lsdException w:unhideWhenUsed="0" w:uiPriority="61" w:semiHidden="0" w:name="Light List Accent 3"/>
-    <w:lsdException w:unhideWhenUsed="0" w:uiPriority="62" w:semiHidden="0" w:name="Light Grid Accent 3"/>
-    <w:lsdException w:unhideWhenUsed="0" w:uiPriority="63" w:semiHidden="0" w:name="Medium Shading 1 Accent 3"/>
-    <w:lsdException w:unhideWhenUsed="0" w:uiPriority="64" w:semiHidden="0" w:name="Medium Shading 2 Accent 3"/>
-    <w:lsdException w:unhideWhenUsed="0" w:uiPriority="65" w:semiHidden="0" w:name="Medium List 1 Accent 3"/>
-    <w:lsdException w:unhideWhenUsed="0" w:uiPriority="66" w:semiHidden="0" w:name="Medium List 2 Accent 3"/>
-    <w:lsdException w:unhideWhenUsed="0" w:uiPriority="67" w:semiHidden="0" w:name="Medium Grid 1 Accent 3"/>
-    <w:lsdException w:unhideWhenUsed="0" w:uiPriority="68" w:semiHidden="0" w:name="Medium Grid 2 Accent 3"/>
-    <w:lsdException w:unhideWhenUsed="0" w:uiPriority="69" w:semiHidden="0" w:name="Medium Grid 3 Accent 3"/>
-    <w:lsdException w:unhideWhenUsed="0" w:uiPriority="70" w:semiHidden="0" w:name="Dark List Accent 3"/>
-    <w:lsdException w:unhideWhenUsed="0" w:uiPriority="71" w:semiHidden="0" w:name="Colorful Shading Accent 3"/>
-    <w:lsdException w:unhideWhenUsed="0" w:uiPriority="72" w:semiHidden="0" w:name="Colorful List Accent 3"/>
-    <w:lsdException w:unhideWhenUsed="0" w:uiPriority="73" w:semiHidden="0" w:name="Colorful Grid Accent 3"/>
-    <w:lsdException w:unhideWhenUsed="0" w:uiPriority="60" w:semiHidden="0" w:name="Light Shading Accent 4"/>
-    <w:lsdException w:unhideWhenUsed="0" w:uiPriority="61" w:semiHidden="0" w:name="Light List Accent 4"/>
-    <w:lsdException w:unhideWhenUsed="0" w:uiPriority="62" w:semiHidden="0" w:name="Light Grid Accent 4"/>
-    <w:lsdException w:unhideWhenUsed="0" w:uiPriority="63" w:semiHidden="0" w:name="Medium Shading 1 Accent 4"/>
-    <w:lsdException w:unhideWhenUsed="0" w:uiPriority="64" w:semiHidden="0" w:name="Medium Shading 2 Accent 4"/>
-    <w:lsdException w:unhideWhenUsed="0" w:uiPriority="65" w:semiHidden="0" w:name="Medium List 1 Accent 4"/>
-    <w:lsdException w:unhideWhenUsed="0" w:uiPriority="66" w:semiHidden="0" w:name="Medium List 2 Accent 4"/>
-    <w:lsdException w:unhideWhenUsed="0" w:uiPriority="67" w:semiHidden="0" w:name="Medium Grid 1 Accent 4"/>
-    <w:lsdException w:unhideWhenUsed="0" w:uiPriority="68" w:semiHidden="0" w:name="Medium Grid 2 Accent 4"/>
-    <w:lsdException w:unhideWhenUsed="0" w:uiPriority="69" w:semiHidden="0" w:name="Medium Grid 3 Accent 4"/>
-    <w:lsdException w:unhideWhenUsed="0" w:uiPriority="70" w:semiHidden="0" w:name="Dark List Accent 4"/>
-    <w:lsdException w:unhideWhenUsed="0" w:uiPriority="71" w:semiHidden="0" w:name="Colorful Shading Accent 4"/>
-    <w:lsdException w:unhideWhenUsed="0" w:uiPriority="72" w:semiHidden="0" w:name="Colorful List Accent 4"/>
-    <w:lsdException w:unhideWhenUsed="0" w:uiPriority="73" w:semiHidden="0" w:name="Colorful Grid Accent 4"/>
-    <w:lsdException w:unhideWhenUsed="0" w:uiPriority="60" w:semiHidden="0" w:name="Light Shading Accent 5"/>
-    <w:lsdException w:unhideWhenUsed="0" w:uiPriority="61" w:semiHidden="0" w:name="Light List Accent 5"/>
-    <w:lsdException w:unhideWhenUsed="0" w:uiPriority="62" w:semiHidden="0" w:name="Light Grid Accent 5"/>
-    <w:lsdException w:unhideWhenUsed="0" w:uiPriority="63" w:semiHidden="0" w:name="Medium Shading 1 Accent 5"/>
-    <w:lsdException w:unhideWhenUsed="0" w:uiPriority="64" w:semiHidden="0" w:name="Medium Shading 2 Accent 5"/>
-    <w:lsdException w:unhideWhenUsed="0" w:uiPriority="65" w:semiHidden="0" w:name="Medium List 1 Accent 5"/>
-    <w:lsdException w:unhideWhenUsed="0" w:uiPriority="66" w:semiHidden="0" w:name="Medium List 2 Accent 5"/>
-    <w:lsdException w:unhideWhenUsed="0" w:uiPriority="67" w:semiHidden="0" w:name="Medium Grid 1 Accent 5"/>
-    <w:lsdException w:unhideWhenUsed="0" w:uiPriority="68" w:semiHidden="0" w:name="Medium Grid 2 Accent 5"/>
-    <w:lsdException w:unhideWhenUsed="0" w:uiPriority="69" w:semiHidden="0" w:name="Medium Grid 3 Accent 5"/>
-    <w:lsdException w:unhideWhenUsed="0" w:uiPriority="70" w:semiHidden="0" w:name="Dark List Accent 5"/>
-    <w:lsdException w:unhideWhenUsed="0" w:uiPriority="71" w:semiHidden="0" w:name="Colorful Shading Accent 5"/>
-    <w:lsdException w:unhideWhenUsed="0" w:uiPriority="72" w:semiHidden="0" w:name="Colorful List Accent 5"/>
-    <w:lsdException w:unhideWhenUsed="0" w:uiPriority="73" w:semiHidden="0" w:name="Colorful Grid Accent 5"/>
-    <w:lsdException w:unhideWhenUsed="0" w:uiPriority="60" w:semiHidden="0" w:name="Light Shading Accent 6"/>
-    <w:lsdException w:unhideWhenUsed="0" w:uiPriority="61" w:semiHidden="0" w:name="Light List Accent 6"/>
-    <w:lsdException w:unhideWhenUsed="0" w:uiPriority="62" w:semiHidden="0" w:name="Light Grid Accent 6"/>
-    <w:lsdException w:unhideWhenUsed="0" w:uiPriority="63" w:semiHidden="0" w:name="Medium Shading 1 Accent 6"/>
-    <w:lsdException w:unhideWhenUsed="0" w:uiPriority="64" w:semiHidden="0" w:name="Medium Shading 2 Accent 6"/>
-    <w:lsdException w:unhideWhenUsed="0" w:uiPriority="65" w:semiHidden="0" w:name="Medium List 1 Accent 6"/>
-    <w:lsdException w:unhideWhenUsed="0" w:uiPriority="66" w:semiHidden="0" w:name="Medium List 2 Accent 6"/>
-    <w:lsdException w:unhideWhenUsed="0" w:uiPriority="67" w:semiHidden="0" w:name="Medium Grid 1 Accent 6"/>
-    <w:lsdException w:unhideWhenUsed="0" w:uiPriority="68" w:semiHidden="0" w:name="Medium Grid 2 Accent 6"/>
-    <w:lsdException w:unhideWhenUsed="0" w:uiPriority="69" w:semiHidden="0" w:name="Medium Grid 3 Accent 6"/>
-    <w:lsdException w:unhideWhenUsed="0" w:uiPriority="70" w:semiHidden="0" w:name="Dark List Accent 6"/>
-    <w:lsdException w:unhideWhenUsed="0" w:uiPriority="71" w:semiHidden="0" w:name="Colorful Shading Accent 6"/>
-    <w:lsdException w:unhideWhenUsed="0" w:uiPriority="72" w:semiHidden="0" w:name="Colorful List Accent 6"/>
-    <w:lsdException w:unhideWhenUsed="0" w:uiPriority="73" w:semiHidden="0" w:name="Colorful Grid Accent 6"/>
+  <w:latentStyles w:defLockedState="0" w:defUIPriority="0" w:defSemiHidden="1" w:defUnhideWhenUsed="1" w:defQFormat="0" w:count="267">
+    <w:lsdException w:name="Normal" w:semiHidden="0" w:unhideWhenUsed="0" w:qFormat="1"/>
+    <w:lsdException w:name="heading 1" w:semiHidden="0" w:unhideWhenUsed="0" w:qFormat="1"/>
+    <w:lsdException w:name="heading 2" w:qFormat="1"/>
+    <w:lsdException w:name="heading 3" w:qFormat="1"/>
+    <w:lsdException w:name="heading 4" w:qFormat="1"/>
+    <w:lsdException w:name="heading 5" w:qFormat="1"/>
+    <w:lsdException w:name="heading 6" w:qFormat="1"/>
+    <w:lsdException w:name="heading 7" w:qFormat="1"/>
+    <w:lsdException w:name="heading 8" w:qFormat="1"/>
+    <w:lsdException w:name="heading 9" w:qFormat="1"/>
+    <w:lsdException w:name="header" w:semiHidden="0" w:unhideWhenUsed="0"/>
+    <w:lsdException w:name="footer" w:semiHidden="0" w:uiPriority="99" w:unhideWhenUsed="0" w:qFormat="1"/>
+    <w:lsdException w:name="caption" w:qFormat="1"/>
+    <w:lsdException w:name="page number" w:semiHidden="0" w:unhideWhenUsed="0"/>
+    <w:lsdException w:name="table of authorities" w:semiHidden="0" w:unhideWhenUsed="0"/>
+    <w:lsdException w:name="List" w:semiHidden="0" w:unhideWhenUsed="0"/>
+    <w:lsdException w:name="List Bullet" w:semiHidden="0" w:unhideWhenUsed="0"/>
+    <w:lsdException w:name="Title" w:semiHidden="0" w:unhideWhenUsed="0" w:qFormat="1"/>
+    <w:lsdException w:name="Default Paragraph Font" w:uiPriority="1"/>
+    <w:lsdException w:name="List Continue 2" w:semiHidden="0" w:unhideWhenUsed="0"/>
+    <w:lsdException w:name="List Continue 3" w:semiHidden="0" w:unhideWhenUsed="0"/>
+    <w:lsdException w:name="List Continue 4" w:semiHidden="0" w:unhideWhenUsed="0"/>
+    <w:lsdException w:name="List Continue 5" w:semiHidden="0" w:unhideWhenUsed="0"/>
+    <w:lsdException w:name="Subtitle" w:semiHidden="0" w:unhideWhenUsed="0" w:qFormat="1"/>
+    <w:lsdException w:name="Strong" w:semiHidden="0" w:unhideWhenUsed="0" w:qFormat="1"/>
+    <w:lsdException w:name="Emphasis" w:semiHidden="0" w:unhideWhenUsed="0" w:qFormat="1"/>
+    <w:lsdException w:name="Plain Text" w:semiHidden="0" w:unhideWhenUsed="0" w:qFormat="1"/>
+    <w:lsdException w:name="HTML Top of Form" w:uiPriority="99"/>
+    <w:lsdException w:name="HTML Bottom of Form" w:uiPriority="99"/>
+    <w:lsdException w:name="Normal Table" w:uiPriority="99" w:qFormat="1"/>
+    <w:lsdException w:name="No List" w:uiPriority="99"/>
+    <w:lsdException w:name="Outline List 1" w:uiPriority="99"/>
+    <w:lsdException w:name="Outline List 2" w:uiPriority="99"/>
+    <w:lsdException w:name="Outline List 3" w:uiPriority="99"/>
+    <w:lsdException w:name="Balloon Text" w:unhideWhenUsed="0" w:qFormat="1"/>
+    <w:lsdException w:name="Table Grid" w:semiHidden="0" w:unhideWhenUsed="0"/>
+    <w:lsdException w:name="Placeholder Text" w:uiPriority="99"/>
+    <w:lsdException w:name="No Spacing" w:uiPriority="99"/>
+    <w:lsdException w:name="Light Shading" w:semiHidden="0" w:uiPriority="60" w:unhideWhenUsed="0"/>
+    <w:lsdException w:name="Light List" w:semiHidden="0" w:uiPriority="61" w:unhideWhenUsed="0"/>
+    <w:lsdException w:name="Light Grid" w:semiHidden="0" w:uiPriority="62" w:unhideWhenUsed="0"/>
+    <w:lsdException w:name="Medium Shading 1" w:semiHidden="0" w:uiPriority="63" w:unhideWhenUsed="0"/>
+    <w:lsdException w:name="Medium Shading 2" w:semiHidden="0" w:uiPriority="64" w:unhideWhenUsed="0"/>
+    <w:lsdException w:name="Medium List 1" w:semiHidden="0" w:uiPriority="65" w:unhideWhenUsed="0"/>
+    <w:lsdException w:name="Medium List 2" w:semiHidden="0" w:uiPriority="66" w:unhideWhenUsed="0"/>
+    <w:lsdException w:name="Medium Grid 1" w:semiHidden="0" w:uiPriority="67" w:unhideWhenUsed="0"/>
+    <w:lsdException w:name="Medium Grid 2" w:semiHidden="0" w:uiPriority="68" w:unhideWhenUsed="0"/>
+    <w:lsdException w:name="Medium Grid 3" w:semiHidden="0" w:uiPriority="69" w:unhideWhenUsed="0"/>
+    <w:lsdException w:name="Dark List" w:semiHidden="0" w:uiPriority="70" w:unhideWhenUsed="0"/>
+    <w:lsdException w:name="Colorful Shading" w:semiHidden="0" w:uiPriority="71" w:unhideWhenUsed="0"/>
+    <w:lsdException w:name="Colorful List" w:semiHidden="0" w:uiPriority="72" w:unhideWhenUsed="0"/>
+    <w:lsdException w:name="Colorful Grid" w:semiHidden="0" w:uiPriority="73" w:unhideWhenUsed="0"/>
+    <w:lsdException w:name="Light Shading Accent 1" w:semiHidden="0" w:uiPriority="60" w:unhideWhenUsed="0"/>
+    <w:lsdException w:name="Light List Accent 1" w:semiHidden="0" w:uiPriority="61" w:unhideWhenUsed="0"/>
+    <w:lsdException w:name="Light Grid Accent 1" w:semiHidden="0" w:uiPriority="62" w:unhideWhenUsed="0"/>
+    <w:lsdException w:name="Medium Shading 1 Accent 1" w:semiHidden="0" w:uiPriority="63" w:unhideWhenUsed="0"/>
+    <w:lsdException w:name="Medium Shading 2 Accent 1" w:semiHidden="0" w:uiPriority="64" w:unhideWhenUsed="0"/>
+    <w:lsdException w:name="Medium List 1 Accent 1" w:semiHidden="0" w:uiPriority="65" w:unhideWhenUsed="0"/>
+    <w:lsdException w:name="Revision" w:uiPriority="99"/>
+    <w:lsdException w:name="List Paragraph" w:uiPriority="99"/>
+    <w:lsdException w:name="Quote" w:uiPriority="99"/>
+    <w:lsdException w:name="Intense Quote" w:uiPriority="99"/>
+    <w:lsdException w:name="Medium List 2 Accent 1" w:semiHidden="0" w:uiPriority="66" w:unhideWhenUsed="0"/>
+    <w:lsdException w:name="Medium Grid 1 Accent 1" w:semiHidden="0" w:uiPriority="67" w:unhideWhenUsed="0"/>
+    <w:lsdException w:name="Medium Grid 2 Accent 1" w:semiHidden="0" w:uiPriority="68" w:unhideWhenUsed="0"/>
+    <w:lsdException w:name="Medium Grid 3 Accent 1" w:semiHidden="0" w:uiPriority="69" w:unhideWhenUsed="0"/>
+    <w:lsdException w:name="Dark List Accent 1" w:semiHidden="0" w:uiPriority="70" w:unhideWhenUsed="0"/>
+    <w:lsdException w:name="Colorful Shading Accent 1" w:semiHidden="0" w:uiPriority="71" w:unhideWhenUsed="0"/>
+    <w:lsdException w:name="Colorful List Accent 1" w:semiHidden="0" w:uiPriority="72" w:unhideWhenUsed="0"/>
+    <w:lsdException w:name="Colorful Grid Accent 1" w:semiHidden="0" w:uiPriority="73" w:unhideWhenUsed="0"/>
+    <w:lsdException w:name="Light Shading Accent 2" w:semiHidden="0" w:uiPriority="60" w:unhideWhenUsed="0"/>
+    <w:lsdException w:name="Light List Accent 2" w:semiHidden="0" w:uiPriority="61" w:unhideWhenUsed="0"/>
+    <w:lsdException w:name="Light Grid Accent 2" w:semiHidden="0" w:uiPriority="62" w:unhideWhenUsed="0"/>
+    <w:lsdException w:name="Medium Shading 1 Accent 2" w:semiHidden="0" w:uiPriority="63" w:unhideWhenUsed="0"/>
+    <w:lsdException w:name="Medium Shading 2 Accent 2" w:semiHidden="0" w:uiPriority="64" w:unhideWhenUsed="0"/>
+    <w:lsdException w:name="Medium List 1 Accent 2" w:semiHidden="0" w:uiPriority="65" w:unhideWhenUsed="0"/>
+    <w:lsdException w:name="Medium List 2 Accent 2" w:semiHidden="0" w:uiPriority="66" w:unhideWhenUsed="0"/>
+    <w:lsdException w:name="Medium Grid 1 Accent 2" w:semiHidden="0" w:uiPriority="67" w:unhideWhenUsed="0"/>
+    <w:lsdException w:name="Medium Grid 2 Accent 2" w:semiHidden="0" w:uiPriority="68" w:unhideWhenUsed="0"/>
+    <w:lsdException w:name="Medium Grid 3 Accent 2" w:semiHidden="0" w:uiPriority="69" w:unhideWhenUsed="0"/>
+    <w:lsdException w:name="Dark List Accent 2" w:semiHidden="0" w:uiPriority="70" w:unhideWhenUsed="0"/>
+    <w:lsdException w:name="Colorful Shading Accent 2" w:semiHidden="0" w:uiPriority="71" w:unhideWhenUsed="0"/>
+    <w:lsdException w:name="Colorful List Accent 2" w:semiHidden="0" w:uiPriority="72" w:unhideWhenUsed="0"/>
+    <w:lsdException w:name="Colorful Grid Accent 2" w:semiHidden="0" w:uiPriority="73" w:unhideWhenUsed="0"/>
+    <w:lsdException w:name="Light Shading Accent 3" w:semiHidden="0" w:uiPriority="60" w:unhideWhenUsed="0"/>
+    <w:lsdException w:name="Light List Accent 3" w:semiHidden="0" w:uiPriority="61" w:unhideWhenUsed="0"/>
+    <w:lsdException w:name="Light Grid Accent 3" w:semiHidden="0" w:uiPriority="62" w:unhideWhenUsed="0"/>
+    <w:lsdException w:name="Medium Shading 1 Accent 3" w:semiHidden="0" w:uiPriority="63" w:unhideWhenUsed="0"/>
+    <w:lsdException w:name="Medium Shading 2 Accent 3" w:semiHidden="0" w:uiPriority="64" w:unhideWhenUsed="0"/>
+    <w:lsdException w:name="Medium List 1 Accent 3" w:semiHidden="0" w:uiPriority="65" w:unhideWhenUsed="0"/>
+    <w:lsdException w:name="Medium List 2 Accent 3" w:semiHidden="0" w:uiPriority="66" w:unhideWhenUsed="0"/>
+    <w:lsdException w:name="Medium Grid 1 Accent 3" w:semiHidden="0" w:uiPriority="67" w:unhideWhenUsed="0"/>
+    <w:lsdException w:name="Medium Grid 2 Accent 3" w:semiHidden="0" w:uiPriority="68" w:unhideWhenUsed="0"/>
+    <w:lsdException w:name="Medium Grid 3 Accent 3" w:semiHidden="0" w:uiPriority="69" w:unhideWhenUsed="0"/>
+    <w:lsdException w:name="Dark List Accent 3" w:semiHidden="0" w:uiPriority="70" w:unhideWhenUsed="0"/>
+    <w:lsdException w:name="Colorful Shading Accent 3" w:semiHidden="0" w:uiPriority="71" w:unhideWhenUsed="0"/>
+    <w:lsdException w:name="Colorful List Accent 3" w:semiHidden="0" w:uiPriority="72" w:unhideWhenUsed="0"/>
+    <w:lsdException w:name="Colorful Grid Accent 3" w:semiHidden="0" w:uiPriority="73" w:unhideWhenUsed="0"/>
+    <w:lsdException w:name="Light Shading Accent 4" w:semiHidden="0" w:uiPriority="60" w:unhideWhenUsed="0"/>
+    <w:lsdException w:name="Light List Accent 4" w:semiHidden="0" w:uiPriority="61" w:unhideWhenUsed="0"/>
+    <w:lsdException w:name="Light Grid Accent 4" w:semiHidden="0" w:uiPriority="62" w:unhideWhenUsed="0"/>
+    <w:lsdException w:name="Medium Shading 1 Accent 4" w:semiHidden="0" w:uiPriority="63" w:unhideWhenUsed="0"/>
+    <w:lsdException w:name="Medium Shading 2 Accent 4" w:semiHidden="0" w:uiPriority="64" w:unhideWhenUsed="0"/>
+    <w:lsdException w:name="Medium List 1 Accent 4" w:semiHidden="0" w:uiPriority="65" w:unhideWhenUsed="0"/>
+    <w:lsdException w:name="Medium List 2 Accent 4" w:semiHidden="0" w:uiPriority="66" w:unhideWhenUsed="0"/>
+    <w:lsdException w:name="Medium Grid 1 Accent 4" w:semiHidden="0" w:uiPriority="67" w:unhideWhenUsed="0"/>
+    <w:lsdException w:name="Medium Grid 2 Accent 4" w:semiHidden="0" w:uiPriority="68" w:unhideWhenUsed="0"/>
+    <w:lsdException w:name="Medium Grid 3 Accent 4" w:semiHidden="0" w:uiPriority="69" w:unhideWhenUsed="0"/>
+    <w:lsdException w:name="Dark List Accent 4" w:semiHidden="0" w:uiPriority="70" w:unhideWhenUsed="0"/>
+    <w:lsdException w:name="Colorful Shading Accent 4" w:semiHidden="0" w:uiPriority="71" w:unhideWhenUsed="0"/>
+    <w:lsdException w:name="Colorful List Accent 4" w:semiHidden="0" w:uiPriority="72" w:unhideWhenUsed="0"/>
+    <w:lsdException w:name="Colorful Grid Accent 4" w:semiHidden="0" w:uiPriority="73" w:unhideWhenUsed="0"/>
+    <w:lsdException w:name="Light Shading Accent 5" w:semiHidden="0" w:uiPriority="60" w:unhideWhenUsed="0"/>
+    <w:lsdException w:name="Light List Accent 5" w:semiHidden="0" w:uiPriority="61" w:unhideWhenUsed="0"/>
+    <w:lsdException w:name="Light Grid Accent 5" w:semiHidden="0" w:uiPriority="62" w:unhideWhenUsed="0"/>
+    <w:lsdException w:name="Medium Shading 1 Accent 5" w:semiHidden="0" w:uiPriority="63" w:unhideWhenUsed="0"/>
+    <w:lsdException w:name="Medium Shading 2 Accent 5" w:semiHidden="0" w:uiPriority="64" w:unhideWhenUsed="0"/>
+    <w:lsdException w:name="Medium List 1 Accent 5" w:semiHidden="0" w:uiPriority="65" w:unhideWhenUsed="0"/>
+    <w:lsdException w:name="Medium List 2 Accent 5" w:semiHidden="0" w:uiPriority="66" w:unhideWhenUsed="0"/>
+    <w:lsdException w:name="Medium Grid 1 Accent 5" w:semiHidden="0" w:uiPriority="67" w:unhideWhenUsed="0"/>
+    <w:lsdException w:name="Medium Grid 2 Accent 5" w:semiHidden="0" w:uiPriority="68" w:unhideWhenUsed="0"/>
+    <w:lsdException w:name="Medium Grid 3 Accent 5" w:semiHidden="0" w:uiPriority="69" w:unhideWhenUsed="0"/>
+    <w:lsdException w:name="Dark List Accent 5" w:semiHidden="0" w:uiPriority="70" w:unhideWhenUsed="0"/>
+    <w:lsdException w:name="Colorful Shading Accent 5" w:semiHidden="0" w:uiPriority="71" w:unhideWhenUsed="0"/>
+    <w:lsdException w:name="Colorful List Accent 5" w:semiHidden="0" w:uiPriority="72" w:unhideWhenUsed="0"/>
+    <w:lsdException w:name="Colorful Grid Accent 5" w:semiHidden="0" w:uiPriority="73" w:unhideWhenUsed="0"/>
+    <w:lsdException w:name="Light Shading Accent 6" w:semiHidden="0" w:uiPriority="60" w:unhideWhenUsed="0"/>
+    <w:lsdException w:name="Light List Accent 6" w:semiHidden="0" w:uiPriority="61" w:unhideWhenUsed="0"/>
+    <w:lsdException w:name="Light Grid Accent 6" w:semiHidden="0" w:uiPriority="62" w:unhideWhenUsed="0"/>
+    <w:lsdException w:name="Medium Shading 1 Accent 6" w:semiHidden="0" w:uiPriority="63" w:unhideWhenUsed="0"/>
+    <w:lsdException w:name="Medium Shading 2 Accent 6" w:semiHidden="0" w:uiPriority="64" w:unhideWhenUsed="0"/>
+    <w:lsdException w:name="Medium List 1 Accent 6" w:semiHidden="0" w:uiPriority="65" w:unhideWhenUsed="0"/>
+    <w:lsdException w:name="Medium List 2 Accent 6" w:semiHidden="0" w:uiPriority="66" w:unhideWhenUsed="0"/>
+    <w:lsdException w:name="Medium Grid 1 Accent 6" w:semiHidden="0" w:uiPriority="67" w:unhideWhenUsed="0"/>
+    <w:lsdException w:name="Medium Grid 2 Accent 6" w:semiHidden="0" w:uiPriority="68" w:unhideWhenUsed="0"/>
+    <w:lsdException w:name="Medium Grid 3 Accent 6" w:semiHidden="0" w:uiPriority="69" w:unhideWhenUsed="0"/>
+    <w:lsdException w:name="Dark List Accent 6" w:semiHidden="0" w:uiPriority="70" w:unhideWhenUsed="0"/>
+    <w:lsdException w:name="Colorful Shading Accent 6" w:semiHidden="0" w:uiPriority="71" w:unhideWhenUsed="0"/>
+    <w:lsdException w:name="Colorful List Accent 6" w:semiHidden="0" w:uiPriority="72" w:unhideWhenUsed="0"/>
+    <w:lsdException w:name="Colorful Grid Accent 6" w:semiHidden="0" w:uiPriority="73" w:unhideWhenUsed="0"/>
+    <w:lsdException w:name="Subtle Emphasis" w:semiHidden="0" w:uiPriority="19" w:unhideWhenUsed="0" w:qFormat="1"/>
+    <w:lsdException w:name="Intense Emphasis" w:semiHidden="0" w:uiPriority="21" w:unhideWhenUsed="0" w:qFormat="1"/>
+    <w:lsdException w:name="Subtle Reference" w:semiHidden="0" w:uiPriority="31" w:unhideWhenUsed="0" w:qFormat="1"/>
+    <w:lsdException w:name="Intense Reference" w:semiHidden="0" w:uiPriority="32" w:unhideWhenUsed="0" w:qFormat="1"/>
+    <w:lsdException w:name="Book Title" w:semiHidden="0" w:uiPriority="33" w:unhideWhenUsed="0" w:qFormat="1"/>
+    <w:lsdException w:name="Bibliography" w:uiPriority="37"/>
+    <w:lsdException w:name="TOC Heading" w:uiPriority="39" w:qFormat="1"/>
   </w:latentStyles>
-  <w:style w:type="paragraph" w:default="1" w:styleId="1">
+  <w:style w:type="paragraph" w:default="1" w:styleId="a">
     <w:name w:val="Normal"/>
     <w:qFormat/>
-    <w:uiPriority w:val="0"/>
+    <w:rsid w:val="007A38C2"/>
     <w:pPr>
       <w:widowControl w:val="0"/>
       <w:jc w:val="both"/>
     </w:pPr>
     <w:rPr>
-      <w:rFonts w:ascii="Times New Roman" w:hAnsi="Times New Roman" w:eastAsia="宋体" w:cs="Times New Roman"/>
       <w:kern w:val="2"/>
       <w:sz w:val="21"/>
       <w:szCs w:val="24"/>
-      <w:lang w:val="en-US" w:eastAsia="zh-CN" w:bidi="ar-SA"/>
     </w:rPr>
   </w:style>
-  <w:style w:type="character" w:default="1" w:styleId="7">
+  <w:style w:type="character" w:default="1" w:styleId="a0">
     <w:name w:val="Default Paragraph Font"/>
+    <w:uiPriority w:val="1"/>
     <w:semiHidden/>
     <w:unhideWhenUsed/>
-    <w:uiPriority w:val="1"/>
   </w:style>
-  <w:style w:type="table" w:default="1" w:styleId="6">
+  <w:style w:type="table" w:default="1" w:styleId="a1">
     <w:name w:val="Normal Table"/>
+    <w:uiPriority w:val="99"/>
     <w:semiHidden/>
     <w:unhideWhenUsed/>
     <w:qFormat/>
-    <w:uiPriority w:val="99"/>
     <w:tblPr>
+      <w:tblInd w:w="0" w:type="dxa"/>
       <w:tblCellMar>
         <w:top w:w="0" w:type="dxa"/>
         <w:left w:w="108" w:type="dxa"/>
@@ -2042,33 +2289,40 @@
       </w:tblCellMar>
     </w:tblPr>
   </w:style>
-  <w:style w:type="paragraph" w:styleId="2">
+  <w:style w:type="numbering" w:default="1" w:styleId="a2">
+    <w:name w:val="No List"/>
+    <w:uiPriority w:val="99"/>
+    <w:semiHidden/>
+    <w:unhideWhenUsed/>
+  </w:style>
+  <w:style w:type="paragraph" w:styleId="a3">
     <w:name w:val="Plain Text"/>
-    <w:basedOn w:val="1"/>
+    <w:basedOn w:val="a"/>
     <w:qFormat/>
-    <w:uiPriority w:val="0"/>
+    <w:rsid w:val="007A38C2"/>
     <w:rPr>
       <w:rFonts w:ascii="宋体" w:hAnsi="Courier New" w:cs="Courier New"/>
       <w:szCs w:val="21"/>
     </w:rPr>
   </w:style>
-  <w:style w:type="paragraph" w:styleId="3">
+  <w:style w:type="paragraph" w:styleId="a4">
     <w:name w:val="Balloon Text"/>
-    <w:basedOn w:val="1"/>
+    <w:basedOn w:val="a"/>
     <w:semiHidden/>
     <w:qFormat/>
-    <w:uiPriority w:val="0"/>
+    <w:rsid w:val="007A38C2"/>
     <w:rPr>
       <w:sz w:val="18"/>
       <w:szCs w:val="18"/>
     </w:rPr>
   </w:style>
-  <w:style w:type="paragraph" w:styleId="4">
+  <w:style w:type="paragraph" w:styleId="a5">
     <w:name w:val="footer"/>
-    <w:basedOn w:val="1"/>
-    <w:link w:val="9"/>
+    <w:basedOn w:val="a"/>
+    <w:link w:val="Char"/>
+    <w:uiPriority w:val="99"/>
     <w:qFormat/>
-    <w:uiPriority w:val="99"/>
+    <w:rsid w:val="007A38C2"/>
     <w:pPr>
       <w:tabs>
         <w:tab w:val="center" w:pos="4153"/>
@@ -2082,13 +2336,13 @@
       <w:szCs w:val="18"/>
     </w:rPr>
   </w:style>
-  <w:style w:type="paragraph" w:styleId="5">
+  <w:style w:type="paragraph" w:styleId="a6">
     <w:name w:val="header"/>
-    <w:basedOn w:val="1"/>
-    <w:uiPriority w:val="0"/>
+    <w:basedOn w:val="a"/>
+    <w:rsid w:val="007A38C2"/>
     <w:pPr>
       <w:pBdr>
-        <w:bottom w:val="single" w:color="auto" w:sz="6" w:space="1"/>
+        <w:bottom w:val="single" w:sz="6" w:space="1" w:color="auto"/>
       </w:pBdr>
       <w:tabs>
         <w:tab w:val="center" w:pos="4153"/>
@@ -2102,14 +2356,15 @@
       <w:szCs w:val="18"/>
     </w:rPr>
   </w:style>
-  <w:style w:type="character" w:styleId="8">
+  <w:style w:type="character" w:styleId="a7">
     <w:name w:val="page number"/>
-    <w:uiPriority w:val="0"/>
+    <w:rsid w:val="007A38C2"/>
   </w:style>
-  <w:style w:type="character" w:customStyle="1" w:styleId="9">
+  <w:style w:type="character" w:customStyle="1" w:styleId="Char">
     <w:name w:val="页脚 Char"/>
-    <w:link w:val="4"/>
+    <w:link w:val="a5"/>
     <w:uiPriority w:val="99"/>
+    <w:rsid w:val="007A38C2"/>
     <w:rPr>
       <w:kern w:val="2"/>
       <w:sz w:val="18"/>
@@ -2371,6 +2626,7 @@
     </a:fmtScheme>
   </a:themeElements>
   <a:objectDefaults/>
+  <a:extraClrSchemeLst/>
 </a:theme>
 </file>
 
@@ -2379,7 +2635,9 @@
 </file>
 
 <file path=customXml/itemProps1.xml><?xml version="1.0" encoding="utf-8"?>
-<ds:datastoreItem xmlns:ds="http://schemas.openxmlformats.org/officeDocument/2006/customXml" ds:itemID="{CFD113B2-2E20-4798-A4A3-5944F9D18107}">
-  <ds:schemaRefs/>
+<ds:datastoreItem xmlns:ds="http://schemas.openxmlformats.org/officeDocument/2006/customXml" ds:itemID="{CD4C9232-6BD8-455C-B4E0-51C7C047DED0}">
+  <ds:schemaRefs>
+    <ds:schemaRef ds:uri="http://schemas.openxmlformats.org/officeDocument/2006/bibliography"/>
+  </ds:schemaRefs>
 </ds:datastoreItem>
 </file>
--- a/templates/证人谈话笔录（普通工伤案件）.docx
+++ b/templates/证人谈话笔录（普通工伤案件）.docx
@@ -649,19 +649,20 @@
         <w:pStyle w:val="a3"/>
         <w:spacing w:line="520" w:lineRule="exact"/>
         <w:rPr>
-          <w:rFonts w:hAnsi="宋体" w:cs="宋体"/>
-          <w:sz w:val="30"/>
-          <w:szCs w:val="30"/>
-        </w:rPr>
-      </w:pPr>
-      <w:r>
-        <w:rPr>
-          <w:rFonts w:hAnsi="宋体" w:cs="宋体" w:hint="eastAsia"/>
-          <w:sz w:val="30"/>
-          <w:szCs w:val="30"/>
-          <w:u w:val="single"/>
-        </w:rPr>
-        <w:t xml:space="preserve">答：听清楚了，不申请回避。                                                                                                                                                                                                                                                                                                                                                                                                                                   </w:t>
+          <w:rFonts w:hAnsi="宋体" w:cs="宋体" w:hint="eastAsia"/>
+          <w:sz w:val="30"/>
+          <w:szCs w:val="30"/>
+          <w:u w:val="single"/>
+        </w:rPr>
+      </w:pPr>
+      <w:r>
+        <w:rPr>
+          <w:rFonts w:hAnsi="宋体" w:cs="宋体" w:hint="eastAsia"/>
+          <w:sz w:val="30"/>
+          <w:szCs w:val="30"/>
+          <w:u w:val="single"/>
+        </w:rPr>
+        <w:t>答：听清楚了，不申请回避。</w:t>
       </w:r>
     </w:p>
     <w:p>
@@ -672,7 +673,7 @@
         </w:tabs>
         <w:spacing w:line="520" w:lineRule="exact"/>
         <w:rPr>
-          <w:rFonts w:hAnsi="宋体" w:cs="宋体"/>
+          <w:rFonts w:hAnsi="宋体" w:cs="宋体" w:hint="eastAsia"/>
           <w:sz w:val="30"/>
           <w:szCs w:val="30"/>
           <w:u w:val="single"/>
@@ -709,64 +710,7 @@
           <w:szCs w:val="30"/>
           <w:u w:val="single"/>
         </w:rPr>
-        <w:t>问：请问你认识</w:t>
-      </w:r>
-      <w:r>
-        <w:rPr>
-          <w:rFonts w:hAnsi="宋体" w:cs="宋体"/>
-          <w:sz w:val="30"/>
-          <w:szCs w:val="30"/>
-          <w:u w:val="single"/>
-        </w:rPr>
-        <w:t>{受伤职工}</w:t>
-      </w:r>
-      <w:r>
-        <w:rPr>
-          <w:rFonts w:hAnsi="宋体" w:cs="宋体" w:hint="eastAsia"/>
-          <w:sz w:val="30"/>
-          <w:szCs w:val="30"/>
-          <w:u w:val="single"/>
-        </w:rPr>
-        <w:t>吗？他从事什么工作？</w:t>
-      </w:r>
-    </w:p>
-    <w:p>
-      <w:pPr>
-        <w:pStyle w:val="a3"/>
-        <w:spacing w:line="520" w:lineRule="exact"/>
-        <w:rPr>
-          <w:rFonts w:hAnsi="宋体" w:cs="宋体"/>
-          <w:sz w:val="30"/>
-          <w:szCs w:val="30"/>
-          <w:u w:val="single"/>
-        </w:rPr>
-      </w:pPr>
-      <w:r>
-        <w:rPr>
-          <w:rFonts w:hAnsi="宋体" w:cs="宋体" w:hint="eastAsia"/>
-          <w:sz w:val="30"/>
-          <w:szCs w:val="30"/>
-          <w:u w:val="single"/>
-        </w:rPr>
-        <w:t>答：认识的，</w:t>
-      </w:r>
-      <w:r>
-        <w:rPr>
-          <w:rFonts w:hAnsi="宋体" w:cs="宋体" w:hint="eastAsia"/>
-          <w:sz w:val="30"/>
-          <w:szCs w:val="30"/>
-          <w:u w:val="single"/>
-        </w:rPr>
-        <w:t>{受伤职工}</w:t>
-      </w:r>
-      <w:r>
-        <w:rPr>
-          <w:rFonts w:hAnsi="宋体" w:cs="宋体" w:hint="eastAsia"/>
-          <w:sz w:val="30"/>
-          <w:szCs w:val="30"/>
-          <w:u w:val="single"/>
-        </w:rPr>
-        <w:t>是在我们公司做理片工的。</w:t>
+        <w:t>答：{自我介绍}</w:t>
       </w:r>
     </w:p>
     <w:p>
@@ -790,7 +734,88 @@
           <w:szCs w:val="30"/>
           <w:u w:val="single"/>
         </w:rPr>
+        <w:t>问：请问你认识</w:t>
+      </w:r>
+      <w:r>
+        <w:rPr>
+          <w:rFonts w:hAnsi="宋体" w:cs="宋体"/>
+          <w:sz w:val="30"/>
+          <w:szCs w:val="30"/>
+          <w:u w:val="single"/>
+        </w:rPr>
+        <w:t>{受伤职工}</w:t>
+      </w:r>
+      <w:r>
+        <w:rPr>
+          <w:rFonts w:hAnsi="宋体" w:cs="宋体" w:hint="eastAsia"/>
+          <w:sz w:val="30"/>
+          <w:szCs w:val="30"/>
+          <w:u w:val="single"/>
+        </w:rPr>
+        <w:t>吗？他从事什么工作？</w:t>
+      </w:r>
+    </w:p>
+    <w:p>
+      <w:pPr>
+        <w:pStyle w:val="a3"/>
+        <w:spacing w:line="520" w:lineRule="exact"/>
+        <w:rPr>
+          <w:rFonts w:hAnsi="宋体" w:cs="宋体"/>
+          <w:sz w:val="30"/>
+          <w:szCs w:val="30"/>
+          <w:u w:val="single"/>
+        </w:rPr>
+      </w:pPr>
+      <w:r>
+        <w:rPr>
+          <w:rFonts w:hAnsi="宋体" w:cs="宋体" w:hint="eastAsia"/>
+          <w:sz w:val="30"/>
+          <w:szCs w:val="30"/>
+          <w:u w:val="single"/>
+        </w:rPr>
         <w:lastRenderedPageBreak/>
+        <w:t>答：认识的，</w:t>
+      </w:r>
+      <w:r>
+        <w:rPr>
+          <w:rFonts w:hAnsi="宋体" w:cs="宋体" w:hint="eastAsia"/>
+          <w:sz w:val="30"/>
+          <w:szCs w:val="30"/>
+          <w:u w:val="single"/>
+        </w:rPr>
+        <w:t>{受伤职工}</w:t>
+      </w:r>
+      <w:r>
+        <w:rPr>
+          <w:rFonts w:hAnsi="宋体" w:cs="宋体" w:hint="eastAsia"/>
+          <w:sz w:val="30"/>
+          <w:szCs w:val="30"/>
+          <w:u w:val="single"/>
+        </w:rPr>
+        <w:t>是在我们公司做理片工的。</w:t>
+      </w:r>
+    </w:p>
+    <w:p>
+      <w:pPr>
+        <w:pStyle w:val="a3"/>
+        <w:tabs>
+          <w:tab w:val="left" w:pos="142"/>
+        </w:tabs>
+        <w:spacing w:line="520" w:lineRule="exact"/>
+        <w:rPr>
+          <w:rFonts w:hAnsi="宋体" w:cs="宋体"/>
+          <w:sz w:val="30"/>
+          <w:szCs w:val="30"/>
+          <w:u w:val="single"/>
+        </w:rPr>
+      </w:pPr>
+      <w:r>
+        <w:rPr>
+          <w:rFonts w:hAnsi="宋体" w:cs="宋体" w:hint="eastAsia"/>
+          <w:sz w:val="30"/>
+          <w:szCs w:val="30"/>
+          <w:u w:val="single"/>
+        </w:rPr>
         <w:t>问：请问你与</w:t>
       </w:r>
       <w:r>
@@ -1256,17 +1281,8 @@
           <w:szCs w:val="30"/>
           <w:u w:val="single"/>
         </w:rPr>
-        <w:t>答：是的。当时是下午16：20，肯定是上班时间。他做打磨工作就是他的</w:t>
-      </w:r>
-      <w:r>
-        <w:rPr>
-          <w:rFonts w:hAnsi="宋体" w:cs="宋体" w:hint="eastAsia"/>
-          <w:sz w:val="30"/>
-          <w:szCs w:val="30"/>
-          <w:u w:val="single"/>
-        </w:rPr>
         <w:lastRenderedPageBreak/>
-        <w:t>本职工作，是我安排他打磨那批阀件的。</w:t>
+        <w:t>答：是的。当时是下午16：20，肯定是上班时间。他做打磨工作就是他的本职工作，是我安排他打磨那批阀件的。</w:t>
       </w:r>
     </w:p>
     <w:p>
@@ -1790,6 +1806,7 @@
           <w:szCs w:val="30"/>
           <w:u w:val="single"/>
         </w:rPr>
+        <w:lastRenderedPageBreak/>
         <w:t xml:space="preserve">答：                                                                 </w:t>
       </w:r>
       <w:r>
@@ -1950,7 +1967,7 @@
           <w:sz w:val="28"/>
           <w:szCs w:val="28"/>
         </w:rPr>
-        <w:t>3</w:t>
+        <w:t>4</w:t>
       </w:r>
     </w:fldSimple>
     <w:r>
@@ -2003,7 +2020,7 @@
         <w:sz w:val="28"/>
         <w:szCs w:val="28"/>
       </w:rPr>
-      <w:t>1</w:t>
+      <w:t>4</w:t>
     </w:r>
     <w:r>
       <w:rPr>
@@ -2635,7 +2652,7 @@
 </file>
 
 <file path=customXml/itemProps1.xml><?xml version="1.0" encoding="utf-8"?>
-<ds:datastoreItem xmlns:ds="http://schemas.openxmlformats.org/officeDocument/2006/customXml" ds:itemID="{CD4C9232-6BD8-455C-B4E0-51C7C047DED0}">
+<ds:datastoreItem xmlns:ds="http://schemas.openxmlformats.org/officeDocument/2006/customXml" ds:itemID="{916F97BB-F9EC-4357-9289-B91E5D5EE695}">
   <ds:schemaRefs>
     <ds:schemaRef ds:uri="http://schemas.openxmlformats.org/officeDocument/2006/bibliography"/>
   </ds:schemaRefs>

--- a/templates/证人谈话笔录（普通工伤案件）.docx
+++ b/templates/证人谈话笔录（普通工伤案件）.docx
@@ -101,7 +101,7 @@
           <w:szCs w:val="30"/>
           <w:u w:val="single"/>
         </w:rPr>
-        <w:t>{</w:t>
+        <w:t>{{</w:t>
       </w:r>
       <w:r>
         <w:rPr>
@@ -119,16 +119,34 @@
           <w:szCs w:val="30"/>
           <w:u w:val="single"/>
         </w:rPr>
-        <w:t>}</w:t>
-      </w:r>
-      <w:r>
-        <w:rPr>
-          <w:rFonts w:hAnsi="宋体" w:cs="宋体" w:hint="eastAsia"/>
-          <w:sz w:val="30"/>
-          <w:szCs w:val="30"/>
-          <w:u w:val="single"/>
-        </w:rPr>
-        <w:t>{当前时间}</w:t>
+        <w:t>}}</w:t>
+      </w:r>
+      <w:r>
+        <w:rPr>
+          <w:rFonts w:hAnsi="宋体" w:cs="宋体" w:hint="eastAsia"/>
+          <w:sz w:val="30"/>
+          <w:szCs w:val="30"/>
+          <w:u w:val="single"/>
+        </w:rPr>
+        <w:t>{{</w:t>
+      </w:r>
+      <w:r>
+        <w:rPr>
+          <w:rFonts w:hAnsi="宋体" w:cs="宋体" w:hint="eastAsia"/>
+          <w:sz w:val="30"/>
+          <w:szCs w:val="30"/>
+          <w:u w:val="single"/>
+        </w:rPr>
+        <w:t>当前时间</w:t>
+      </w:r>
+      <w:r>
+        <w:rPr>
+          <w:rFonts w:hAnsi="宋体" w:cs="宋体" w:hint="eastAsia"/>
+          <w:sz w:val="30"/>
+          <w:szCs w:val="30"/>
+          <w:u w:val="single"/>
+        </w:rPr>
+        <w:t>}}</w:t>
       </w:r>
     </w:p>
     <w:p>
@@ -195,7 +213,16 @@
           <w:szCs w:val="30"/>
           <w:u w:val="single"/>
         </w:rPr>
-        <w:t xml:space="preserve">  {</w:t>
+        <w:t xml:space="preserve">  </w:t>
+      </w:r>
+      <w:r>
+        <w:rPr>
+          <w:rFonts w:hAnsi="宋体" w:cs="宋体"/>
+          <w:sz w:val="30"/>
+          <w:szCs w:val="30"/>
+          <w:u w:val="single"/>
+        </w:rPr>
+        <w:t>{{</w:t>
       </w:r>
       <w:r>
         <w:rPr>
@@ -213,7 +240,7 @@
           <w:szCs w:val="30"/>
           <w:u w:val="single"/>
         </w:rPr>
-        <w:t>}</w:t>
+        <w:t>}}</w:t>
       </w:r>
       <w:r>
         <w:rPr>
@@ -239,7 +266,43 @@
           <w:szCs w:val="30"/>
           <w:u w:val="single"/>
         </w:rPr>
-        <w:t xml:space="preserve"> {证人性别} </w:t>
+        <w:t xml:space="preserve"> </w:t>
+      </w:r>
+      <w:r>
+        <w:rPr>
+          <w:rFonts w:hAnsi="宋体" w:cs="宋体" w:hint="eastAsia"/>
+          <w:sz w:val="30"/>
+          <w:szCs w:val="30"/>
+          <w:u w:val="single"/>
+        </w:rPr>
+        <w:t>{{</w:t>
+      </w:r>
+      <w:r>
+        <w:rPr>
+          <w:rFonts w:hAnsi="宋体" w:cs="宋体" w:hint="eastAsia"/>
+          <w:sz w:val="30"/>
+          <w:szCs w:val="30"/>
+          <w:u w:val="single"/>
+        </w:rPr>
+        <w:t>证人性别</w:t>
+      </w:r>
+      <w:r>
+        <w:rPr>
+          <w:rFonts w:hAnsi="宋体" w:cs="宋体" w:hint="eastAsia"/>
+          <w:sz w:val="30"/>
+          <w:szCs w:val="30"/>
+          <w:u w:val="single"/>
+        </w:rPr>
+        <w:t>}}</w:t>
+      </w:r>
+      <w:r>
+        <w:rPr>
+          <w:rFonts w:hAnsi="宋体" w:cs="宋体" w:hint="eastAsia"/>
+          <w:sz w:val="30"/>
+          <w:szCs w:val="30"/>
+          <w:u w:val="single"/>
+        </w:rPr>
+        <w:t xml:space="preserve"> </w:t>
       </w:r>
       <w:r>
         <w:rPr>
@@ -256,7 +319,43 @@
           <w:szCs w:val="30"/>
           <w:u w:val="single"/>
         </w:rPr>
-        <w:t xml:space="preserve"> {证人年龄} </w:t>
+        <w:t xml:space="preserve"> </w:t>
+      </w:r>
+      <w:r>
+        <w:rPr>
+          <w:rFonts w:hAnsi="宋体" w:cs="宋体" w:hint="eastAsia"/>
+          <w:sz w:val="30"/>
+          <w:szCs w:val="30"/>
+          <w:u w:val="single"/>
+        </w:rPr>
+        <w:t>{{</w:t>
+      </w:r>
+      <w:r>
+        <w:rPr>
+          <w:rFonts w:hAnsi="宋体" w:cs="宋体" w:hint="eastAsia"/>
+          <w:sz w:val="30"/>
+          <w:szCs w:val="30"/>
+          <w:u w:val="single"/>
+        </w:rPr>
+        <w:t>证人年龄</w:t>
+      </w:r>
+      <w:r>
+        <w:rPr>
+          <w:rFonts w:hAnsi="宋体" w:cs="宋体" w:hint="eastAsia"/>
+          <w:sz w:val="30"/>
+          <w:szCs w:val="30"/>
+          <w:u w:val="single"/>
+        </w:rPr>
+        <w:t>}}</w:t>
+      </w:r>
+      <w:r>
+        <w:rPr>
+          <w:rFonts w:hAnsi="宋体" w:cs="宋体" w:hint="eastAsia"/>
+          <w:sz w:val="30"/>
+          <w:szCs w:val="30"/>
+          <w:u w:val="single"/>
+        </w:rPr>
+        <w:t xml:space="preserve"> </w:t>
       </w:r>
     </w:p>
     <w:p>
@@ -302,17 +401,44 @@
           <w:szCs w:val="30"/>
           <w:u w:val="single"/>
         </w:rPr>
-        <w:t xml:space="preserve"> {证人身份证}</w:t>
-      </w:r>
-      <w:r>
-        <w:rPr>
-          <w:rFonts w:hAnsi="宋体" w:cs="宋体"/>
-          <w:sz w:val="30"/>
-          <w:szCs w:val="30"/>
-          <w:u w:val="single"/>
-        </w:rPr>
         <w:t xml:space="preserve"> </w:t>
       </w:r>
+      <w:r>
+        <w:rPr>
+          <w:rFonts w:hAnsi="宋体" w:cs="宋体" w:hint="eastAsia"/>
+          <w:sz w:val="30"/>
+          <w:szCs w:val="30"/>
+          <w:u w:val="single"/>
+        </w:rPr>
+        <w:t>{{</w:t>
+      </w:r>
+      <w:r>
+        <w:rPr>
+          <w:rFonts w:hAnsi="宋体" w:cs="宋体" w:hint="eastAsia"/>
+          <w:sz w:val="30"/>
+          <w:szCs w:val="30"/>
+          <w:u w:val="single"/>
+        </w:rPr>
+        <w:t>证人身份证</w:t>
+      </w:r>
+      <w:r>
+        <w:rPr>
+          <w:rFonts w:hAnsi="宋体" w:cs="宋体" w:hint="eastAsia"/>
+          <w:sz w:val="30"/>
+          <w:szCs w:val="30"/>
+          <w:u w:val="single"/>
+        </w:rPr>
+        <w:t>}}</w:t>
+      </w:r>
+      <w:r>
+        <w:rPr>
+          <w:rFonts w:hAnsi="宋体" w:cs="宋体"/>
+          <w:sz w:val="30"/>
+          <w:szCs w:val="30"/>
+          <w:u w:val="single"/>
+        </w:rPr>
+        <w:t xml:space="preserve"> </w:t>
+      </w:r>
     </w:p>
     <w:p>
       <w:pPr>
@@ -340,7 +466,25 @@
           <w:szCs w:val="30"/>
           <w:u w:val="single"/>
         </w:rPr>
-        <w:t>{证人身份证地址}</w:t>
+        <w:t>{{</w:t>
+      </w:r>
+      <w:r>
+        <w:rPr>
+          <w:rFonts w:hAnsi="宋体" w:cs="宋体" w:hint="eastAsia"/>
+          <w:sz w:val="30"/>
+          <w:szCs w:val="30"/>
+          <w:u w:val="single"/>
+        </w:rPr>
+        <w:t>证人身份证地址</w:t>
+      </w:r>
+      <w:r>
+        <w:rPr>
+          <w:rFonts w:hAnsi="宋体" w:cs="宋体" w:hint="eastAsia"/>
+          <w:sz w:val="30"/>
+          <w:szCs w:val="30"/>
+          <w:u w:val="single"/>
+        </w:rPr>
+        <w:t>}}</w:t>
       </w:r>
     </w:p>
     <w:p>
@@ -378,7 +522,25 @@
           <w:szCs w:val="30"/>
           <w:u w:val="single"/>
         </w:rPr>
-        <w:t>{用人单位}</w:t>
+        <w:t>{{</w:t>
+      </w:r>
+      <w:r>
+        <w:rPr>
+          <w:rFonts w:hAnsi="宋体" w:cs="宋体" w:hint="eastAsia"/>
+          <w:sz w:val="30"/>
+          <w:szCs w:val="30"/>
+          <w:u w:val="single"/>
+        </w:rPr>
+        <w:t>用人单位</w:t>
+      </w:r>
+      <w:r>
+        <w:rPr>
+          <w:rFonts w:hAnsi="宋体" w:cs="宋体" w:hint="eastAsia"/>
+          <w:sz w:val="30"/>
+          <w:szCs w:val="30"/>
+          <w:u w:val="single"/>
+        </w:rPr>
+        <w:t>}}</w:t>
       </w:r>
       <w:r>
         <w:rPr>
@@ -404,7 +566,43 @@
           <w:szCs w:val="30"/>
           <w:u w:val="single"/>
         </w:rPr>
-        <w:t xml:space="preserve">  {证人岗位}  </w:t>
+        <w:t xml:space="preserve">  </w:t>
+      </w:r>
+      <w:r>
+        <w:rPr>
+          <w:rFonts w:hAnsi="宋体" w:cs="宋体" w:hint="eastAsia"/>
+          <w:sz w:val="30"/>
+          <w:szCs w:val="30"/>
+          <w:u w:val="single"/>
+        </w:rPr>
+        <w:t>{{</w:t>
+      </w:r>
+      <w:r>
+        <w:rPr>
+          <w:rFonts w:hAnsi="宋体" w:cs="宋体" w:hint="eastAsia"/>
+          <w:sz w:val="30"/>
+          <w:szCs w:val="30"/>
+          <w:u w:val="single"/>
+        </w:rPr>
+        <w:t>证人岗位</w:t>
+      </w:r>
+      <w:r>
+        <w:rPr>
+          <w:rFonts w:hAnsi="宋体" w:cs="宋体" w:hint="eastAsia"/>
+          <w:sz w:val="30"/>
+          <w:szCs w:val="30"/>
+          <w:u w:val="single"/>
+        </w:rPr>
+        <w:t>}}</w:t>
+      </w:r>
+      <w:r>
+        <w:rPr>
+          <w:rFonts w:hAnsi="宋体" w:cs="宋体" w:hint="eastAsia"/>
+          <w:sz w:val="30"/>
+          <w:szCs w:val="30"/>
+          <w:u w:val="single"/>
+        </w:rPr>
+        <w:t xml:space="preserve">  </w:t>
       </w:r>
     </w:p>
     <w:p>
@@ -433,7 +631,25 @@
           <w:szCs w:val="30"/>
           <w:u w:val="single"/>
         </w:rPr>
-        <w:t xml:space="preserve">   {证人</w:t>
+        <w:t xml:space="preserve">   </w:t>
+      </w:r>
+      <w:r>
+        <w:rPr>
+          <w:rFonts w:hAnsi="宋体" w:cs="宋体" w:hint="eastAsia"/>
+          <w:sz w:val="30"/>
+          <w:szCs w:val="30"/>
+          <w:u w:val="single"/>
+        </w:rPr>
+        <w:t>{{</w:t>
+      </w:r>
+      <w:r>
+        <w:rPr>
+          <w:rFonts w:hAnsi="宋体" w:cs="宋体" w:hint="eastAsia"/>
+          <w:sz w:val="30"/>
+          <w:szCs w:val="30"/>
+          <w:u w:val="single"/>
+        </w:rPr>
+        <w:t>证人</w:t>
       </w:r>
       <w:r>
         <w:rPr>
@@ -451,7 +667,16 @@
           <w:szCs w:val="30"/>
           <w:u w:val="single"/>
         </w:rPr>
-        <w:t xml:space="preserve">}   </w:t>
+        <w:t>}}</w:t>
+      </w:r>
+      <w:r>
+        <w:rPr>
+          <w:rFonts w:hAnsi="宋体" w:cs="宋体" w:hint="eastAsia"/>
+          <w:sz w:val="30"/>
+          <w:szCs w:val="30"/>
+          <w:u w:val="single"/>
+        </w:rPr>
+        <w:t xml:space="preserve">   </w:t>
       </w:r>
       <w:r>
         <w:rPr>
@@ -514,7 +739,16 @@
           <w:szCs w:val="30"/>
           <w:u w:val="single"/>
         </w:rPr>
-        <w:t xml:space="preserve">   {</w:t>
+        <w:t xml:space="preserve">   </w:t>
+      </w:r>
+      <w:r>
+        <w:rPr>
+          <w:rFonts w:hAnsi="宋体" w:cs="宋体" w:hint="eastAsia"/>
+          <w:sz w:val="30"/>
+          <w:szCs w:val="30"/>
+          <w:u w:val="single"/>
+        </w:rPr>
+        <w:t>{{</w:t>
       </w:r>
       <w:r>
         <w:rPr>
@@ -532,7 +766,7 @@
           <w:szCs w:val="30"/>
           <w:u w:val="single"/>
         </w:rPr>
-        <w:t>}</w:t>
+        <w:t>}}</w:t>
       </w:r>
       <w:bookmarkStart w:id="2" w:name="_GoBack"/>
       <w:bookmarkEnd w:id="2"/>
@@ -602,7 +836,7 @@
           <w:szCs w:val="30"/>
           <w:u w:val="single"/>
         </w:rPr>
-        <w:t>{</w:t>
+        <w:t>{{</w:t>
       </w:r>
       <w:r>
         <w:rPr>
@@ -624,11 +858,13 @@
           <w:szCs w:val="30"/>
           <w:u w:val="single"/>
         </w:rPr>
-        <w:t xml:space="preserve">} </w:t>
-      </w:r>
-      <w:r>
-        <w:rPr>
-          <w:rFonts w:hAnsi="宋体" w:cs="宋体" w:hint="eastAsia"/>
+        <w:t>}}</w:t>
+      </w:r>
+      <w:r>
+        <w:rPr>
+          <w:rFonts w:hAnsi="宋体" w:cs="宋体"/>
+          <w:b/>
+          <w:bCs/>
           <w:sz w:val="30"/>
           <w:szCs w:val="30"/>
           <w:u w:val="single"/>
@@ -640,6 +876,15 @@
           <w:rFonts w:hAnsi="宋体" w:cs="宋体" w:hint="eastAsia"/>
           <w:sz w:val="30"/>
           <w:szCs w:val="30"/>
+          <w:u w:val="single"/>
+        </w:rPr>
+        <w:t xml:space="preserve"> </w:t>
+      </w:r>
+      <w:r>
+        <w:rPr>
+          <w:rFonts w:hAnsi="宋体" w:cs="宋体" w:hint="eastAsia"/>
+          <w:sz w:val="30"/>
+          <w:szCs w:val="30"/>
         </w:rPr>
         <w:t>伤害事故的情况，你应当如实回答我们的询问并协助调查，不得提供虚假证言，伪造、隐匿、毁灭证据，否则将承担法律责任。你有权就被询问事项自行提供书面材料，有权拒绝回答与案件无关的问题，有权核对询问笔录，对笔录中有误或者遗漏之处提出更正或者补充意见。如果你认为调查人员和本案有利害关系或有其他关系，可能影响公正处理案件的，有权申请回避。以上内容你是否听清楚了？是否申请回避？</w:t>
       </w:r>
@@ -649,7 +894,7 @@
         <w:pStyle w:val="a3"/>
         <w:spacing w:line="520" w:lineRule="exact"/>
         <w:rPr>
-          <w:rFonts w:hAnsi="宋体" w:cs="宋体" w:hint="eastAsia"/>
+          <w:rFonts w:hAnsi="宋体" w:cs="宋体"/>
           <w:sz w:val="30"/>
           <w:szCs w:val="30"/>
           <w:u w:val="single"/>
@@ -673,7 +918,7 @@
         </w:tabs>
         <w:spacing w:line="520" w:lineRule="exact"/>
         <w:rPr>
-          <w:rFonts w:hAnsi="宋体" w:cs="宋体" w:hint="eastAsia"/>
+          <w:rFonts w:hAnsi="宋体" w:cs="宋体"/>
           <w:sz w:val="30"/>
           <w:szCs w:val="30"/>
           <w:u w:val="single"/>
@@ -710,7 +955,34 @@
           <w:szCs w:val="30"/>
           <w:u w:val="single"/>
         </w:rPr>
-        <w:t>答：{自我介绍}</w:t>
+        <w:t>答：</w:t>
+      </w:r>
+      <w:r>
+        <w:rPr>
+          <w:rFonts w:hAnsi="宋体" w:cs="宋体" w:hint="eastAsia"/>
+          <w:sz w:val="30"/>
+          <w:szCs w:val="30"/>
+          <w:u w:val="single"/>
+        </w:rPr>
+        <w:t>{{</w:t>
+      </w:r>
+      <w:r>
+        <w:rPr>
+          <w:rFonts w:hAnsi="宋体" w:cs="宋体" w:hint="eastAsia"/>
+          <w:sz w:val="30"/>
+          <w:szCs w:val="30"/>
+          <w:u w:val="single"/>
+        </w:rPr>
+        <w:t>自我介绍</w:t>
+      </w:r>
+      <w:r>
+        <w:rPr>
+          <w:rFonts w:hAnsi="宋体" w:cs="宋体" w:hint="eastAsia"/>
+          <w:sz w:val="30"/>
+          <w:szCs w:val="30"/>
+          <w:u w:val="single"/>
+        </w:rPr>
+        <w:t>}}</w:t>
       </w:r>
     </w:p>
     <w:p>
@@ -743,7 +1015,25 @@
           <w:szCs w:val="30"/>
           <w:u w:val="single"/>
         </w:rPr>
-        <w:t>{受伤职工}</w:t>
+        <w:t>{{</w:t>
+      </w:r>
+      <w:r>
+        <w:rPr>
+          <w:rFonts w:hAnsi="宋体" w:cs="宋体"/>
+          <w:sz w:val="30"/>
+          <w:szCs w:val="30"/>
+          <w:u w:val="single"/>
+        </w:rPr>
+        <w:t>受伤职工</w:t>
+      </w:r>
+      <w:r>
+        <w:rPr>
+          <w:rFonts w:hAnsi="宋体" w:cs="宋体"/>
+          <w:sz w:val="30"/>
+          <w:szCs w:val="30"/>
+          <w:u w:val="single"/>
+        </w:rPr>
+        <w:t>}}</w:t>
       </w:r>
       <w:r>
         <w:rPr>
@@ -783,7 +1073,25 @@
           <w:szCs w:val="30"/>
           <w:u w:val="single"/>
         </w:rPr>
-        <w:t>{受伤职工}</w:t>
+        <w:t>{{</w:t>
+      </w:r>
+      <w:r>
+        <w:rPr>
+          <w:rFonts w:hAnsi="宋体" w:cs="宋体" w:hint="eastAsia"/>
+          <w:sz w:val="30"/>
+          <w:szCs w:val="30"/>
+          <w:u w:val="single"/>
+        </w:rPr>
+        <w:t>受伤职工</w:t>
+      </w:r>
+      <w:r>
+        <w:rPr>
+          <w:rFonts w:hAnsi="宋体" w:cs="宋体" w:hint="eastAsia"/>
+          <w:sz w:val="30"/>
+          <w:szCs w:val="30"/>
+          <w:u w:val="single"/>
+        </w:rPr>
+        <w:t>}}</w:t>
       </w:r>
       <w:r>
         <w:rPr>
@@ -825,7 +1133,25 @@
           <w:szCs w:val="30"/>
           <w:u w:val="single"/>
         </w:rPr>
-        <w:t>{受伤职工}</w:t>
+        <w:t>{{</w:t>
+      </w:r>
+      <w:r>
+        <w:rPr>
+          <w:rFonts w:hAnsi="宋体" w:cs="宋体" w:hint="eastAsia"/>
+          <w:sz w:val="30"/>
+          <w:szCs w:val="30"/>
+          <w:u w:val="single"/>
+        </w:rPr>
+        <w:t>受伤职工</w:t>
+      </w:r>
+      <w:r>
+        <w:rPr>
+          <w:rFonts w:hAnsi="宋体" w:cs="宋体" w:hint="eastAsia"/>
+          <w:sz w:val="30"/>
+          <w:szCs w:val="30"/>
+          <w:u w:val="single"/>
+        </w:rPr>
+        <w:t>}}</w:t>
       </w:r>
       <w:r>
         <w:rPr>
@@ -864,7 +1190,25 @@
           <w:szCs w:val="30"/>
           <w:u w:val="single"/>
         </w:rPr>
-        <w:t>{受伤职工}</w:t>
+        <w:t>{{</w:t>
+      </w:r>
+      <w:r>
+        <w:rPr>
+          <w:rFonts w:hAnsi="宋体" w:cs="宋体" w:hint="eastAsia"/>
+          <w:sz w:val="30"/>
+          <w:szCs w:val="30"/>
+          <w:u w:val="single"/>
+        </w:rPr>
+        <w:t>受伤职工</w:t>
+      </w:r>
+      <w:r>
+        <w:rPr>
+          <w:rFonts w:hAnsi="宋体" w:cs="宋体" w:hint="eastAsia"/>
+          <w:sz w:val="30"/>
+          <w:szCs w:val="30"/>
+          <w:u w:val="single"/>
+        </w:rPr>
+        <w:t>}}</w:t>
       </w:r>
       <w:r>
         <w:rPr>
@@ -903,7 +1247,25 @@
           <w:szCs w:val="30"/>
           <w:u w:val="single"/>
         </w:rPr>
-        <w:t>{受伤职工}</w:t>
+        <w:t>{{</w:t>
+      </w:r>
+      <w:r>
+        <w:rPr>
+          <w:rFonts w:hAnsi="宋体" w:cs="宋体" w:hint="eastAsia"/>
+          <w:sz w:val="30"/>
+          <w:szCs w:val="30"/>
+          <w:u w:val="single"/>
+        </w:rPr>
+        <w:t>受伤职工</w:t>
+      </w:r>
+      <w:r>
+        <w:rPr>
+          <w:rFonts w:hAnsi="宋体" w:cs="宋体" w:hint="eastAsia"/>
+          <w:sz w:val="30"/>
+          <w:szCs w:val="30"/>
+          <w:u w:val="single"/>
+        </w:rPr>
+        <w:t>}}</w:t>
       </w:r>
       <w:r>
         <w:rPr>
@@ -1131,7 +1493,25 @@
           <w:szCs w:val="30"/>
           <w:u w:val="single"/>
         </w:rPr>
-        <w:t>{受伤职工}</w:t>
+        <w:t>{{</w:t>
+      </w:r>
+      <w:r>
+        <w:rPr>
+          <w:rFonts w:hAnsi="宋体" w:cs="宋体" w:hint="eastAsia"/>
+          <w:sz w:val="30"/>
+          <w:szCs w:val="30"/>
+          <w:u w:val="single"/>
+        </w:rPr>
+        <w:t>受伤职工</w:t>
+      </w:r>
+      <w:r>
+        <w:rPr>
+          <w:rFonts w:hAnsi="宋体" w:cs="宋体" w:hint="eastAsia"/>
+          <w:sz w:val="30"/>
+          <w:szCs w:val="30"/>
+          <w:u w:val="single"/>
+        </w:rPr>
+        <w:t>}}</w:t>
       </w:r>
       <w:r>
         <w:rPr>
@@ -1170,7 +1550,25 @@
           <w:szCs w:val="30"/>
           <w:u w:val="single"/>
         </w:rPr>
-        <w:t>{受伤职工}</w:t>
+        <w:t>{{</w:t>
+      </w:r>
+      <w:r>
+        <w:rPr>
+          <w:rFonts w:hAnsi="宋体" w:cs="宋体" w:hint="eastAsia"/>
+          <w:sz w:val="30"/>
+          <w:szCs w:val="30"/>
+          <w:u w:val="single"/>
+        </w:rPr>
+        <w:t>受伤职工</w:t>
+      </w:r>
+      <w:r>
+        <w:rPr>
+          <w:rFonts w:hAnsi="宋体" w:cs="宋体" w:hint="eastAsia"/>
+          <w:sz w:val="30"/>
+          <w:szCs w:val="30"/>
+          <w:u w:val="single"/>
+        </w:rPr>
+        <w:t>}}</w:t>
       </w:r>
       <w:r>
         <w:rPr>
@@ -1251,7 +1649,25 @@
           <w:szCs w:val="30"/>
           <w:u w:val="single"/>
         </w:rPr>
-        <w:t>{受伤职工}</w:t>
+        <w:t>{{</w:t>
+      </w:r>
+      <w:r>
+        <w:rPr>
+          <w:rFonts w:hAnsi="宋体" w:cs="宋体" w:hint="eastAsia"/>
+          <w:sz w:val="30"/>
+          <w:szCs w:val="30"/>
+          <w:u w:val="single"/>
+        </w:rPr>
+        <w:t>受伤职工</w:t>
+      </w:r>
+      <w:r>
+        <w:rPr>
+          <w:rFonts w:hAnsi="宋体" w:cs="宋体" w:hint="eastAsia"/>
+          <w:sz w:val="30"/>
+          <w:szCs w:val="30"/>
+          <w:u w:val="single"/>
+        </w:rPr>
+        <w:t>}}</w:t>
       </w:r>
       <w:r>
         <w:rPr>
@@ -1312,7 +1728,25 @@
           <w:szCs w:val="30"/>
           <w:u w:val="single"/>
         </w:rPr>
-        <w:t>{受伤职工}</w:t>
+        <w:t>{{</w:t>
+      </w:r>
+      <w:r>
+        <w:rPr>
+          <w:rFonts w:hAnsi="宋体" w:cs="宋体" w:hint="eastAsia"/>
+          <w:sz w:val="30"/>
+          <w:szCs w:val="30"/>
+          <w:u w:val="single"/>
+        </w:rPr>
+        <w:t>受伤职工</w:t>
+      </w:r>
+      <w:r>
+        <w:rPr>
+          <w:rFonts w:hAnsi="宋体" w:cs="宋体" w:hint="eastAsia"/>
+          <w:sz w:val="30"/>
+          <w:szCs w:val="30"/>
+          <w:u w:val="single"/>
+        </w:rPr>
+        <w:t>}}</w:t>
       </w:r>
       <w:r>
         <w:rPr>
@@ -1372,7 +1806,25 @@
           <w:szCs w:val="30"/>
           <w:u w:val="single"/>
         </w:rPr>
-        <w:t>{受伤职工}</w:t>
+        <w:t>{{</w:t>
+      </w:r>
+      <w:r>
+        <w:rPr>
+          <w:rFonts w:hAnsi="宋体" w:cs="宋体" w:hint="eastAsia"/>
+          <w:sz w:val="30"/>
+          <w:szCs w:val="30"/>
+          <w:u w:val="single"/>
+        </w:rPr>
+        <w:t>受伤职工</w:t>
+      </w:r>
+      <w:r>
+        <w:rPr>
+          <w:rFonts w:hAnsi="宋体" w:cs="宋体" w:hint="eastAsia"/>
+          <w:sz w:val="30"/>
+          <w:szCs w:val="30"/>
+          <w:u w:val="single"/>
+        </w:rPr>
+        <w:t>}}</w:t>
       </w:r>
       <w:r>
         <w:rPr>
@@ -1432,7 +1884,25 @@
           <w:szCs w:val="30"/>
           <w:u w:val="single"/>
         </w:rPr>
-        <w:t>{受伤职工}</w:t>
+        <w:t>{{</w:t>
+      </w:r>
+      <w:r>
+        <w:rPr>
+          <w:rFonts w:hAnsi="宋体" w:cs="宋体" w:hint="eastAsia"/>
+          <w:sz w:val="30"/>
+          <w:szCs w:val="30"/>
+          <w:u w:val="single"/>
+        </w:rPr>
+        <w:t>受伤职工</w:t>
+      </w:r>
+      <w:r>
+        <w:rPr>
+          <w:rFonts w:hAnsi="宋体" w:cs="宋体" w:hint="eastAsia"/>
+          <w:sz w:val="30"/>
+          <w:szCs w:val="30"/>
+          <w:u w:val="single"/>
+        </w:rPr>
+        <w:t>}}</w:t>
       </w:r>
       <w:r>
         <w:rPr>
@@ -1471,7 +1941,25 @@
           <w:szCs w:val="30"/>
           <w:u w:val="single"/>
         </w:rPr>
-        <w:t>{受伤职工}</w:t>
+        <w:t>{{</w:t>
+      </w:r>
+      <w:r>
+        <w:rPr>
+          <w:rFonts w:hAnsi="宋体" w:cs="宋体" w:hint="eastAsia"/>
+          <w:sz w:val="30"/>
+          <w:szCs w:val="30"/>
+          <w:u w:val="single"/>
+        </w:rPr>
+        <w:t>受伤职工</w:t>
+      </w:r>
+      <w:r>
+        <w:rPr>
+          <w:rFonts w:hAnsi="宋体" w:cs="宋体" w:hint="eastAsia"/>
+          <w:sz w:val="30"/>
+          <w:szCs w:val="30"/>
+          <w:u w:val="single"/>
+        </w:rPr>
+        <w:t>}}</w:t>
       </w:r>
       <w:r>
         <w:rPr>
@@ -1510,7 +1998,25 @@
           <w:szCs w:val="30"/>
           <w:u w:val="single"/>
         </w:rPr>
-        <w:t>{受伤职工}</w:t>
+        <w:t>{{</w:t>
+      </w:r>
+      <w:r>
+        <w:rPr>
+          <w:rFonts w:hAnsi="宋体" w:cs="宋体" w:hint="eastAsia"/>
+          <w:sz w:val="30"/>
+          <w:szCs w:val="30"/>
+          <w:u w:val="single"/>
+        </w:rPr>
+        <w:t>受伤职工</w:t>
+      </w:r>
+      <w:r>
+        <w:rPr>
+          <w:rFonts w:hAnsi="宋体" w:cs="宋体" w:hint="eastAsia"/>
+          <w:sz w:val="30"/>
+          <w:szCs w:val="30"/>
+          <w:u w:val="single"/>
+        </w:rPr>
+        <w:t>}}</w:t>
       </w:r>
       <w:r>
         <w:rPr>
@@ -1528,7 +2034,25 @@
           <w:szCs w:val="30"/>
           <w:u w:val="single"/>
         </w:rPr>
-        <w:t>{受伤职工}</w:t>
+        <w:t>{{</w:t>
+      </w:r>
+      <w:r>
+        <w:rPr>
+          <w:rFonts w:hAnsi="宋体" w:cs="宋体" w:hint="eastAsia"/>
+          <w:sz w:val="30"/>
+          <w:szCs w:val="30"/>
+          <w:u w:val="single"/>
+        </w:rPr>
+        <w:t>受伤职工</w:t>
+      </w:r>
+      <w:r>
+        <w:rPr>
+          <w:rFonts w:hAnsi="宋体" w:cs="宋体" w:hint="eastAsia"/>
+          <w:sz w:val="30"/>
+          <w:szCs w:val="30"/>
+          <w:u w:val="single"/>
+        </w:rPr>
+        <w:t>}}</w:t>
       </w:r>
       <w:r>
         <w:rPr>
@@ -1589,7 +2113,25 @@
           <w:szCs w:val="30"/>
           <w:u w:val="single"/>
         </w:rPr>
-        <w:t>{受伤职工}</w:t>
+        <w:t>{{</w:t>
+      </w:r>
+      <w:r>
+        <w:rPr>
+          <w:rFonts w:hAnsi="宋体" w:cs="宋体" w:hint="eastAsia"/>
+          <w:sz w:val="30"/>
+          <w:szCs w:val="30"/>
+          <w:u w:val="single"/>
+        </w:rPr>
+        <w:t>受伤职工</w:t>
+      </w:r>
+      <w:r>
+        <w:rPr>
+          <w:rFonts w:hAnsi="宋体" w:cs="宋体" w:hint="eastAsia"/>
+          <w:sz w:val="30"/>
+          <w:szCs w:val="30"/>
+          <w:u w:val="single"/>
+        </w:rPr>
+        <w:t>}}</w:t>
       </w:r>
       <w:r>
         <w:rPr>
@@ -1692,7 +2234,25 @@
           <w:szCs w:val="30"/>
           <w:u w:val="single"/>
         </w:rPr>
-        <w:t>{受伤职工}</w:t>
+        <w:t>{{</w:t>
+      </w:r>
+      <w:r>
+        <w:rPr>
+          <w:rFonts w:hAnsi="宋体" w:cs="宋体" w:hint="eastAsia"/>
+          <w:sz w:val="30"/>
+          <w:szCs w:val="30"/>
+          <w:u w:val="single"/>
+        </w:rPr>
+        <w:t>受伤职工</w:t>
+      </w:r>
+      <w:r>
+        <w:rPr>
+          <w:rFonts w:hAnsi="宋体" w:cs="宋体" w:hint="eastAsia"/>
+          <w:sz w:val="30"/>
+          <w:szCs w:val="30"/>
+          <w:u w:val="single"/>
+        </w:rPr>
+        <w:t>}}</w:t>
       </w:r>
       <w:r>
         <w:rPr>
@@ -2652,7 +3212,7 @@
 </file>
 
 <file path=customXml/itemProps1.xml><?xml version="1.0" encoding="utf-8"?>
-<ds:datastoreItem xmlns:ds="http://schemas.openxmlformats.org/officeDocument/2006/customXml" ds:itemID="{916F97BB-F9EC-4357-9289-B91E5D5EE695}">
+<ds:datastoreItem xmlns:ds="http://schemas.openxmlformats.org/officeDocument/2006/customXml" ds:itemID="{70EC6646-B8D9-4DA8-A217-4DA51A93F1F6}">
   <ds:schemaRefs>
     <ds:schemaRef ds:uri="http://schemas.openxmlformats.org/officeDocument/2006/bibliography"/>
   </ds:schemaRefs>
